--- a/交付_三属对照_20261022/05_论文章节/论文_v1.3_整理前.docx
+++ b/交付_三属对照_20261022/05_论文章节/论文_v1.3_整理前.docx
@@ -886,7 +886,7 @@
         <w:ind w:firstLine="0"/>
       </w:pPr>
       <w:r>
-        <w:t>三属的「种级 taxon → 规范双名」转化率分别为 17.9%（408/2,277）、17.3%（445/2,574）、31.7%（507/1,600），提示各属在 NCBI 中的记录规范程度不同，因此不能用统一比例从一个属外推另一个属。全部核验由一条流水线分步执行，可用单条命令复现（见「数据与代码可用性」）。</w:t>
+        <w:t>各属「种级 taxon → 规范双名」的保留比例并不相同（数值见 3.1），提示记录规范程度因属而异，因此不能用统一比例从一个属外推另一个属。全部核验由一条流水线分步执行，可用单条命令复现（见「数据与代码可用性」）。</w:t>
       </w:r>
     </w:p>
     <w:p>
@@ -946,10 +946,10 @@
         <w:rPr>
           <w:b/>
         </w:rPr>
-        <w:t>三个总数，只有一个适合当分母。</w:t>
-      </w:r>
-      <w:r>
-        <w:t xml:space="preserve"> 全部号级单元格 11,103 个；其中只有 3,192 个（28.7%）能在 CBS、ICMP、CGMCC 这三家保藏中心的公开机读目录里核对；余下 7,911 个（71.3%）所在的机构没有可机读目录，或只是研究者自己的工作编号。三家中心的身份是：</w:t>
+        <w:t>分母只取可核号。</w:t>
+      </w:r>
+      <w:r>
+        <w:t xml:space="preserve"> 只有在 CBS、ICMP、CGMCC 三家保藏中心的公开机读目录里能核对到的号，才进入分母；其余号的所在机构没有可机读目录、或只是研究者自己的工作编号，既不进分子也不进分母（取此口径的理由见 4.3）。三个总数的具体数值与筛选流程见 3.1 与图 1。三家中心的身份是：</w:t>
       </w:r>
       <w:r>
         <w:rPr>
@@ -987,425 +987,10 @@
         <w:rPr>
           <w:b/>
         </w:rPr>
-        <w:t>表 1</w:t>
-      </w:r>
-      <w:r>
-        <w:t xml:space="preserve">　三个总数：全部号、可核号与不可核号</w:t>
-      </w:r>
-    </w:p>
-    <w:tbl>
-      <w:tblPr>
-        <w:tblStyle w:val="TableGrid"/>
-        <w:tblW w:type="auto" w:w="0"/>
-        <w:jc w:val="center"/>
-        <w:tblLook w:firstColumn="1" w:firstRow="1" w:lastColumn="0" w:lastRow="0" w:noHBand="0" w:noVBand="1" w:val="04A0"/>
-      </w:tblPr>
-      <w:tblGrid>
-        <w:gridCol w:w="2268"/>
-        <w:gridCol w:w="2268"/>
-        <w:gridCol w:w="2268"/>
-        <w:gridCol w:w="2268"/>
-      </w:tblGrid>
-      <w:tr>
-        <w:tc>
-          <w:tcPr>
-            <w:tcW w:type="dxa" w:w="2268"/>
-          </w:tcPr>
-          <w:p>
-            <w:pPr>
-              <w:jc w:val="center"/>
-            </w:pPr>
-            <w:r>
-              <w:rPr>
-                <w:b/>
-                <w:sz w:val="18"/>
-              </w:rPr>
-            </w:r>
-            <w:r>
-              <w:rPr>
-                <w:b/>
-                <w:sz w:val="18"/>
-              </w:rPr>
-              <w:t>总数</w:t>
-            </w:r>
-          </w:p>
-        </w:tc>
-        <w:tc>
-          <w:tcPr>
-            <w:tcW w:type="dxa" w:w="2268"/>
-          </w:tcPr>
-          <w:p>
-            <w:pPr>
-              <w:jc w:val="center"/>
-            </w:pPr>
-            <w:r>
-              <w:rPr>
-                <w:b/>
-                <w:sz w:val="18"/>
-              </w:rPr>
-            </w:r>
-            <w:r>
-              <w:rPr>
-                <w:b/>
-                <w:sz w:val="18"/>
-              </w:rPr>
-              <w:t>含义</w:t>
-            </w:r>
-          </w:p>
-        </w:tc>
-        <w:tc>
-          <w:tcPr>
-            <w:tcW w:type="dxa" w:w="2268"/>
-          </w:tcPr>
-          <w:p>
-            <w:pPr>
-              <w:jc w:val="center"/>
-            </w:pPr>
-            <w:r>
-              <w:rPr>
-                <w:b/>
-                <w:sz w:val="18"/>
-              </w:rPr>
-            </w:r>
-            <w:r>
-              <w:rPr>
-                <w:b/>
-                <w:sz w:val="18"/>
-              </w:rPr>
-              <w:t>数量</w:t>
-            </w:r>
-          </w:p>
-        </w:tc>
-        <w:tc>
-          <w:tcPr>
-            <w:tcW w:type="dxa" w:w="2268"/>
-          </w:tcPr>
-          <w:p>
-            <w:pPr>
-              <w:jc w:val="center"/>
-            </w:pPr>
-            <w:r>
-              <w:rPr>
-                <w:b/>
-                <w:sz w:val="18"/>
-              </w:rPr>
-            </w:r>
-            <w:r>
-              <w:rPr>
-                <w:b/>
-                <w:sz w:val="18"/>
-              </w:rPr>
-              <w:t>占全部</w:t>
-            </w:r>
-          </w:p>
-        </w:tc>
-      </w:tr>
-      <w:tr>
-        <w:tc>
-          <w:tcPr>
-            <w:tcW w:type="dxa" w:w="2268"/>
-          </w:tcPr>
-          <w:p>
-            <w:pPr>
-              <w:jc w:val="center"/>
-            </w:pPr>
-            <w:r>
-              <w:rPr>
-                <w:sz w:val="18"/>
-              </w:rPr>
-            </w:r>
-            <w:r>
-              <w:rPr>
-                <w:sz w:val="18"/>
-              </w:rPr>
-              <w:t>全部号</w:t>
-            </w:r>
-          </w:p>
-        </w:tc>
-        <w:tc>
-          <w:tcPr>
-            <w:tcW w:type="dxa" w:w="2268"/>
-          </w:tcPr>
-          <w:p>
-            <w:pPr>
-              <w:jc w:val="center"/>
-            </w:pPr>
-            <w:r>
-              <w:rPr>
-                <w:sz w:val="18"/>
-              </w:rPr>
-            </w:r>
-            <w:r>
-              <w:rPr>
-                <w:sz w:val="18"/>
-              </w:rPr>
-              <w:t>三属全部号级单元格</w:t>
-            </w:r>
-          </w:p>
-        </w:tc>
-        <w:tc>
-          <w:tcPr>
-            <w:tcW w:type="dxa" w:w="2268"/>
-          </w:tcPr>
-          <w:p>
-            <w:pPr>
-              <w:jc w:val="center"/>
-            </w:pPr>
-            <w:r>
-              <w:rPr>
-                <w:sz w:val="18"/>
-              </w:rPr>
-            </w:r>
-            <w:r>
-              <w:rPr>
-                <w:sz w:val="18"/>
-              </w:rPr>
-              <w:t>11,103</w:t>
-            </w:r>
-          </w:p>
-        </w:tc>
-        <w:tc>
-          <w:tcPr>
-            <w:tcW w:type="dxa" w:w="2268"/>
-          </w:tcPr>
-          <w:p>
-            <w:pPr>
-              <w:jc w:val="center"/>
-            </w:pPr>
-            <w:r>
-              <w:rPr>
-                <w:sz w:val="18"/>
-              </w:rPr>
-            </w:r>
-            <w:r>
-              <w:rPr>
-                <w:sz w:val="18"/>
-              </w:rPr>
-              <w:t>100%</w:t>
-            </w:r>
-          </w:p>
-        </w:tc>
-      </w:tr>
-      <w:tr>
-        <w:tc>
-          <w:tcPr>
-            <w:tcW w:type="dxa" w:w="2268"/>
-          </w:tcPr>
-          <w:p>
-            <w:pPr>
-              <w:jc w:val="center"/>
-            </w:pPr>
-            <w:r>
-              <w:rPr>
-                <w:sz w:val="18"/>
-              </w:rPr>
-            </w:r>
-            <w:r>
-              <w:rPr>
-                <w:sz w:val="18"/>
-              </w:rPr>
-              <w:t>可核号</w:t>
-            </w:r>
-          </w:p>
-        </w:tc>
-        <w:tc>
-          <w:tcPr>
-            <w:tcW w:type="dxa" w:w="2268"/>
-          </w:tcPr>
-          <w:p>
-            <w:pPr>
-              <w:jc w:val="center"/>
-            </w:pPr>
-            <w:r>
-              <w:rPr>
-                <w:sz w:val="18"/>
-              </w:rPr>
-            </w:r>
-            <w:r>
-              <w:rPr>
-                <w:sz w:val="18"/>
-              </w:rPr>
-              <w:t>所在机构有公开机读目录（CBS / ICMP / CGMCC）</w:t>
-            </w:r>
-          </w:p>
-        </w:tc>
-        <w:tc>
-          <w:tcPr>
-            <w:tcW w:type="dxa" w:w="2268"/>
-          </w:tcPr>
-          <w:p>
-            <w:pPr>
-              <w:jc w:val="center"/>
-            </w:pPr>
-            <w:r>
-              <w:rPr>
-                <w:sz w:val="18"/>
-              </w:rPr>
-            </w:r>
-            <w:r>
-              <w:rPr>
-                <w:sz w:val="18"/>
-              </w:rPr>
-              <w:t>3,192</w:t>
-            </w:r>
-          </w:p>
-        </w:tc>
-        <w:tc>
-          <w:tcPr>
-            <w:tcW w:type="dxa" w:w="2268"/>
-          </w:tcPr>
-          <w:p>
-            <w:pPr>
-              <w:jc w:val="center"/>
-            </w:pPr>
-            <w:r>
-              <w:rPr>
-                <w:sz w:val="18"/>
-              </w:rPr>
-            </w:r>
-            <w:r>
-              <w:rPr>
-                <w:sz w:val="18"/>
-              </w:rPr>
-              <w:t>28.7%</w:t>
-            </w:r>
-          </w:p>
-        </w:tc>
-      </w:tr>
-      <w:tr>
-        <w:tc>
-          <w:tcPr>
-            <w:tcW w:type="dxa" w:w="2268"/>
-          </w:tcPr>
-          <w:p>
-            <w:pPr>
-              <w:jc w:val="center"/>
-            </w:pPr>
-            <w:r>
-              <w:rPr>
-                <w:sz w:val="18"/>
-              </w:rPr>
-            </w:r>
-            <w:r>
-              <w:rPr>
-                <w:sz w:val="18"/>
-              </w:rPr>
-              <w:t>不可核号</w:t>
-            </w:r>
-          </w:p>
-        </w:tc>
-        <w:tc>
-          <w:tcPr>
-            <w:tcW w:type="dxa" w:w="2268"/>
-          </w:tcPr>
-          <w:p>
-            <w:pPr>
-              <w:jc w:val="center"/>
-            </w:pPr>
-            <w:r>
-              <w:rPr>
-                <w:sz w:val="18"/>
-              </w:rPr>
-            </w:r>
-            <w:r>
-              <w:rPr>
-                <w:sz w:val="18"/>
-              </w:rPr>
-              <w:t>机构无可机读目录（NRRL、DAOM、HMAS、BRIP、CPC、MFLUCC 等），或为研究者工作编号</w:t>
-            </w:r>
-          </w:p>
-        </w:tc>
-        <w:tc>
-          <w:tcPr>
-            <w:tcW w:type="dxa" w:w="2268"/>
-          </w:tcPr>
-          <w:p>
-            <w:pPr>
-              <w:jc w:val="center"/>
-            </w:pPr>
-            <w:r>
-              <w:rPr>
-                <w:sz w:val="18"/>
-              </w:rPr>
-            </w:r>
-            <w:r>
-              <w:rPr>
-                <w:sz w:val="18"/>
-              </w:rPr>
-              <w:t>7,911</w:t>
-            </w:r>
-          </w:p>
-        </w:tc>
-        <w:tc>
-          <w:tcPr>
-            <w:tcW w:type="dxa" w:w="2268"/>
-          </w:tcPr>
-          <w:p>
-            <w:pPr>
-              <w:jc w:val="center"/>
-            </w:pPr>
-            <w:r>
-              <w:rPr>
-                <w:sz w:val="18"/>
-              </w:rPr>
-            </w:r>
-            <w:r>
-              <w:rPr>
-                <w:sz w:val="18"/>
-              </w:rPr>
-              <w:t>71.3%</w:t>
-            </w:r>
-          </w:p>
-        </w:tc>
-      </w:tr>
-    </w:tbl>
-    <w:p/>
-    <w:p>
-      <w:pPr>
-        <w:ind w:firstLine="0"/>
-      </w:pPr>
-      <w:r>
-        <w:t>三个总数的关系见图 1。</w:t>
-      </w:r>
-    </w:p>
-    <w:p>
-      <w:pPr>
-        <w:spacing w:before="120" w:after="40"/>
-        <w:jc w:val="center"/>
-      </w:pPr>
-      <w:r>
-        <w:drawing>
-          <wp:inline xmlns:a="http://schemas.openxmlformats.org/drawingml/2006/main" xmlns:pic="http://schemas.openxmlformats.org/drawingml/2006/picture">
-            <wp:extent cx="5760000" cy="3783942"/>
-            <wp:docPr id="1" name="Picture 1"/>
-            <wp:cNvGraphicFramePr>
-              <a:graphicFrameLocks noChangeAspect="1"/>
-            </wp:cNvGraphicFramePr>
-            <a:graphic>
-              <a:graphicData uri="http://schemas.openxmlformats.org/drawingml/2006/picture">
-                <pic:pic>
-                  <pic:nvPicPr>
-                    <pic:cNvPr id="0" name="Fig1_audit_flow.png"/>
-                    <pic:cNvPicPr/>
-                  </pic:nvPicPr>
-                  <pic:blipFill>
-                    <a:blip r:embed="rId9"/>
-                    <a:stretch>
-                      <a:fillRect/>
-                    </a:stretch>
-                  </pic:blipFill>
-                  <pic:spPr>
-                    <a:xfrm>
-                      <a:off x="0" y="0"/>
-                      <a:ext cx="5760000" cy="3783942"/>
-                    </a:xfrm>
-                    <a:prstGeom prst="rect"/>
-                  </pic:spPr>
-                </pic:pic>
-              </a:graphicData>
-            </a:graphic>
-          </wp:inline>
-        </w:drawing>
+        <w:t>比例怎么算。</w:t>
+      </w:r>
+      <w:r>
+        <w:t xml:space="preserve"> 分母与分子的规模已在 3.1 给出（表 1、图 1）；这里只定义口径： 全文的「号级不一致率」一律是：号级不一致的单元格数 ÷ 可核号数（数值见 3.1）。核对不了的那些既不进分子、也不进分母——若把它们算进分母，率会被稀释到没有意义；若把「查不了」当成「没问题」，又等于默认这部分零错误。这样取分母的理由见 4.3。</w:t>
       </w:r>
     </w:p>
     <w:p>
@@ -1416,10 +1001,64 @@
         <w:rPr>
           <w:b/>
         </w:rPr>
-        <w:t>图 1</w:t>
-      </w:r>
-      <w:r>
-        <w:t xml:space="preserve">　审计流程与三个分母。从三属全部 11,103 个号级单元格出发，逐级筛选至最终的不一致数；右侧虚线引出每一步排除的数量与原因。百分比分别以「全部号」（前两级）与「可核号」（后两级）为分母。</w:t>
+        <w:t>「号级不一致」与「种级分歧」是两个不同层级的统计对象。</w:t>
+      </w:r>
+      <w:r>
+        <w:t xml:space="preserve"> 「号级不一致」指</w:t>
+      </w:r>
+      <w:r>
+        <w:rPr>
+          <w:b/>
+        </w:rPr>
+        <w:t>同一个保藏号在「名称」或「号本身」上与机构目录对不上</w:t>
+      </w:r>
+      <w:r>
+        <w:t xml:space="preserve">，含两个子类：① </w:t>
+      </w:r>
+      <w:r>
+        <w:rPr>
+          <w:b/>
+        </w:rPr>
+        <w:t>名称不符</w:t>
+      </w:r>
+      <w:r>
+        <w:t xml:space="preserve">——GenBank 记录名与机构目录登记名不同（GenBank 说 X、目录说 Y）；② </w:t>
+      </w:r>
+      <w:r>
+        <w:rPr>
+          <w:b/>
+        </w:rPr>
+        <w:t>号本身有问题</w:t>
+      </w:r>
+      <w:r>
+        <w:t>——该号是研究者工作编号而非机构编号、被申报为模式材料而机构目录无记录、或在该机构目录中根本查不到。两类之中</w:t>
+      </w:r>
+      <w:r>
+        <w:rPr>
+          <w:b/>
+        </w:rPr>
+        <w:t>以第 ② 类的数量占多</w:t>
+      </w:r>
+      <w:r>
+        <w:t>（构成见 3.1），</w:t>
+      </w:r>
+      <w:r>
+        <w:rPr>
+          <w:b/>
+        </w:rPr>
+        <w:t>因此不能把「号级不一致」等同于「名字写错」</w:t>
+      </w:r>
+      <w:r>
+        <w:t>。种级层面的名称归并分歧——NCBI 保留独立 taxon 而 MycoBank 已并入他名、不涉及具体保藏号——另立一类，本文称</w:t>
+      </w:r>
+      <w:r>
+        <w:rPr>
+          <w:b/>
+        </w:rPr>
+        <w:t>「种级分歧」</w:t>
+      </w:r>
+      <w:r>
+        <w:t>。两者比较的对象不同，不混算。</w:t>
       </w:r>
     </w:p>
     <w:p>
@@ -1428,12 +1067,12 @@
       </w:pPr>
       <w:r>
         <w:rPr>
-          <w:i/>
-        </w:rPr>
-        <w:t>Figure 1.</w:t>
-      </w:r>
-      <w:r>
-        <w:t xml:space="preserve"> Flow of the audit from 11,103 number-level cells to the final discrepancy count. Each exclusion and its size are shown at the side. Denominators differ by level: all numbers (steps 1–2) and verifiable numbers (steps 3–4).</w:t>
+          <w:b/>
+        </w:rPr>
+        <w:t>「号级不一致」也不等于「错误」。</w:t>
+      </w:r>
+      <w:r>
+        <w:t xml:space="preserve"> 「错误」要有原始发表或模式材料支持、能判明哪一方错了，本文只对种级分歧做了这种裁决（条数见 3.2）。因此全文的比例都读作「号级不一致率」，不是「错误率」。</w:t>
       </w:r>
     </w:p>
     <w:p>
@@ -1444,10 +1083,27 @@
         <w:rPr>
           <w:b/>
         </w:rPr>
-        <w:t>比例怎么算。</w:t>
-      </w:r>
-      <w:r>
-        <w:t xml:space="preserve"> 全文的「号级不一致率」一律是：号级不一致的单元格数 ÷ 能核对的 3,192 个。核对不了的那些既不进分子、也不进分母——若把它们算进分母，率会被稀释到没有意义；若把「查不了」当成「没问题」，又等于默认这部分零错误。这样取分母的理由见 4.3。</w:t>
+        <w:t>本文不作属间排名。</w:t>
+      </w:r>
+      <w:r>
+        <w:t xml:space="preserve"> 可核率与号级不一致率都只按属报告，不做排序。理由有二。其一，两个置信区间重叠并不能推出「两者没有差异」——区间重叠只是偏保守的目视判据，即便某一对的差异在检验上显著，也不由此得到三属的优劣序。其二，更根本的是</w:t>
+      </w:r>
+      <w:r>
+        <w:rPr>
+          <w:b/>
+        </w:rPr>
+        <w:t>分母不同质</w:t>
+      </w:r>
+      <w:r>
+        <w:t>：三个属的可核号来自不同机构（三属的可核号来自不同机构，构成见图 2B），即便差异显著，它反映的也可能是这两个子集的机构构成不同，而非记录质量更差。</w:t>
+      </w:r>
+    </w:p>
+    <w:p>
+      <w:pPr>
+        <w:pStyle w:val="Heading3"/>
+      </w:pPr>
+      <w:r>
+        <w:t>2.3 判断规则</w:t>
       </w:r>
     </w:p>
     <w:p>
@@ -1455,40 +1111,16 @@
         <w:ind w:firstLine="0"/>
       </w:pPr>
       <w:r>
+        <w:t>判断所依据的证据由强到弱有四档：</w:t>
+      </w:r>
+      <w:r>
         <w:rPr>
           <w:b/>
         </w:rPr>
-        <w:t>可核号只承载了部分发现。</w:t>
-      </w:r>
-      <w:r>
-        <w:t xml:space="preserve"> 全文共判出 </w:t>
-      </w:r>
-      <w:r>
-        <w:rPr>
-          <w:b/>
-        </w:rPr>
-        <w:t>1,532</w:t>
-      </w:r>
-      <w:r>
-        <w:t xml:space="preserve"> 个号级不一致单元格，其中 </w:t>
-      </w:r>
-      <w:r>
-        <w:rPr>
-          <w:b/>
-        </w:rPr>
-        <w:t>558 个落在 3,192 个可核号内</w:t>
-      </w:r>
-      <w:r>
-        <w:t xml:space="preserve">，另 </w:t>
-      </w:r>
-      <w:r>
-        <w:rPr>
-          <w:b/>
-        </w:rPr>
-        <w:t>974 个（63.6%）落在 7,911 个不可核号内</w:t>
-      </w:r>
-      <w:r>
-        <w:t>。后者不进分母，是因为它们的号没有机读目录可比对，只能比较 GenBank 记录名与 NCBI 分类名，与「以机构目录为准」的口径不同。因此全文的号级不一致率只描述可核号这一子集（占全部号级单元格 28.7%），不能外推为三属整体。</w:t>
+        <w:t>原始发表</w:t>
+      </w:r>
+      <w:r>
+        <w:t>（作者当年指定模式与编号，是真值）＞ 模式材料记录（二手转录，可能出错）＞ 保藏中心目录（实体登记方，但公开程度不一）＞ GenBank 记录（作者申报，未经独立核对）。本文多数判断比较的是后两档，都非真值（见 4.4 第 3 条）；为此另设 30 条验证子样本，以原始发表为准逐条核对（设计见 2.4，结果见 3.1）。</w:t>
       </w:r>
     </w:p>
     <w:p>
@@ -1496,67 +1128,52 @@
         <w:ind w:firstLine="0"/>
       </w:pPr>
       <w:r>
+        <w:t>核验分四层：</w:t>
+      </w:r>
+      <w:r>
         <w:rPr>
           <w:b/>
         </w:rPr>
-        <w:t>「号级不一致」与「种级分歧」是两个不同层级的统计对象。</w:t>
-      </w:r>
-      <w:r>
-        <w:t xml:space="preserve"> 「号级不一致」指</w:t>
+        <w:t>号层</w:t>
+      </w:r>
+      <w:r>
+        <w:t>（目录中是否有该号、登记名与模式地位是否相符）、</w:t>
       </w:r>
       <w:r>
         <w:rPr>
           <w:b/>
         </w:rPr>
-        <w:t>同一个保藏号在「名称」或「号本身」上与机构目录对不上</w:t>
-      </w:r>
-      <w:r>
-        <w:t xml:space="preserve">，含两个子类：① </w:t>
+        <w:t>名字层</w:t>
+      </w:r>
+      <w:r>
+        <w:t>（NCBI 分类名、MycoBank 接受名、机构登记名与 GenBank 记录名四方交叉）、</w:t>
       </w:r>
       <w:r>
         <w:rPr>
           <w:b/>
         </w:rPr>
-        <w:t>名称不符</w:t>
-      </w:r>
-      <w:r>
-        <w:t xml:space="preserve">——GenBank 记录名与机构目录登记名不同（GenBank 说 X、目录说 Y）；② </w:t>
+        <w:t>序列层</w:t>
+      </w:r>
+      <w:r>
+        <w:t>（同一号是否被 GenBank 标成不同种）、</w:t>
       </w:r>
       <w:r>
         <w:rPr>
           <w:b/>
         </w:rPr>
-        <w:t>号本身有问题</w:t>
-      </w:r>
-      <w:r>
-        <w:t xml:space="preserve">——该号是研究者工作编号而非机构编号、被申报为模式材料而机构目录无记录、或在该机构目录中根本查不到。1,532 条中 </w:t>
+        <w:t>分类层</w:t>
+      </w:r>
+      <w:r>
+        <w:t>（同一号是否被多个种登记为正模）。另设</w:t>
       </w:r>
       <w:r>
         <w:rPr>
           <w:b/>
         </w:rPr>
-        <w:t>1,047 条（68.3%）属第 ② 类</w:t>
-      </w:r>
-      <w:r>
-        <w:t>，其余 485 条属第 ① 类，</w:t>
-      </w:r>
-      <w:r>
-        <w:rPr>
-          <w:b/>
-        </w:rPr>
-        <w:t>因此不能把「号级不一致」等同于「名字写错」</w:t>
-      </w:r>
-      <w:r>
-        <w:t>。种级层面的名称归并分歧——NCBI 保留独立 taxon 而 MycoBank 已并入他名、不涉及具体保藏号——另立一类，本文称</w:t>
-      </w:r>
-      <w:r>
-        <w:rPr>
-          <w:b/>
-        </w:rPr>
-        <w:t>「种级分歧」</w:t>
-      </w:r>
-      <w:r>
-        <w:t>。两者比较的对象不同，不混算。</w:t>
+        <w:t>反向审计</w:t>
+      </w:r>
+      <w:r>
+        <w:t>一项（对判为「号不存在」者回查 GenBank，见下文）。</w:t>
       </w:r>
     </w:p>
     <w:p>
@@ -1564,13 +1181,13 @@
         <w:ind w:firstLine="0"/>
       </w:pPr>
       <w:r>
+        <w:t>跨库匹配最常见的错误，是把「学名不同」直接当成「异名」。实际上「学名与当前接受名不同」涵盖四种性质完全不同的关系，加上「两者本来就相同」这一基线，共五种（表 2）。其中换属（种加词不变、只换属名）与真异名（并入别的种）性质完全不同——若把换属一并算作异名，异名数会明显虚高（比例与影响见 3.2 与 4.3）。因此本文的判据是：</w:t>
+      </w:r>
+      <w:r>
         <w:rPr>
           <w:b/>
         </w:rPr>
-        <w:t>「号级不一致」也不等于「错误」。</w:t>
-      </w:r>
-      <w:r>
-        <w:t xml:space="preserve"> 「错误」要有原始发表或模式材料支持、能判明哪一方错了，本文只对 153 条 NCBI–MycoBank 分歧做了这种裁决（占全部发现的 2.6%）。因此全文的比例都读作「号级不一致率」，不是「错误率」。</w:t>
+        <w:t>种加词相同即同一物种改名，种加词不同才是物种被合并。</w:t>
       </w:r>
     </w:p>
     <w:p>
@@ -1581,821 +1198,10 @@
         <w:rPr>
           <w:b/>
         </w:rPr>
-        <w:t>本文不作属间排名。</w:t>
-      </w:r>
-      <w:r>
-        <w:t xml:space="preserve"> 可核率与号级不一致率都只按属报告，不做排序。理由有二。其一，两个置信区间重叠并不能推出「两者没有差异」——区间重叠只是偏保守的目视判据，即便某一对的差异在检验上显著，也不由此得到三属的优劣序。其二，更根本的是</w:t>
-      </w:r>
-      <w:r>
-        <w:rPr>
-          <w:b/>
-        </w:rPr>
-        <w:t>分母不同质</w:t>
-      </w:r>
-      <w:r>
-        <w:t>：三个属的可核号来自不同机构（ICMP 在 Colletotrichum 的可核号中占 18.4%，在另两属仅 2.2% 与 5.4%），即便差异显著，它反映的也可能是这两个子集的机构构成不同，而非记录质量更差。</w:t>
-      </w:r>
-    </w:p>
-    <w:p>
-      <w:pPr>
-        <w:pStyle w:val="Heading3"/>
-      </w:pPr>
-      <w:r>
-        <w:t>2.3 判断规则</w:t>
-      </w:r>
-    </w:p>
-    <w:p>
-      <w:pPr>
-        <w:ind w:firstLine="0"/>
-      </w:pPr>
-      <w:r>
-        <w:t>判断所依据的证据由强到弱有四档：</w:t>
-      </w:r>
-      <w:r>
-        <w:rPr>
-          <w:b/>
-        </w:rPr>
-        <w:t>原始发表</w:t>
-      </w:r>
-      <w:r>
-        <w:t>（作者当年指定模式与编号，是真值）＞ 模式材料记录（二手转录，可能出错）＞ 保藏中心目录（实体登记方，但公开程度不一）＞ GenBank 记录（作者申报，未经独立核对）。本文多数判断比较的是后两档，都非真值（见 4.4 第 3 条）；为此另设 30 条验证子样本，以原始发表为准逐条核对（设计见 2.4，结果见 3.1）。</w:t>
-      </w:r>
-    </w:p>
-    <w:p>
-      <w:pPr>
-        <w:ind w:firstLine="0"/>
-      </w:pPr>
-      <w:r>
-        <w:t>核验分四层：</w:t>
-      </w:r>
-      <w:r>
-        <w:rPr>
-          <w:b/>
-        </w:rPr>
-        <w:t>号层</w:t>
-      </w:r>
-      <w:r>
-        <w:t>（目录中是否有该号、登记名与模式地位是否相符）、</w:t>
-      </w:r>
-      <w:r>
-        <w:rPr>
-          <w:b/>
-        </w:rPr>
-        <w:t>名字层</w:t>
-      </w:r>
-      <w:r>
-        <w:t>（NCBI 分类名、MycoBank 接受名、机构登记名与 GenBank 记录名四方交叉）、</w:t>
-      </w:r>
-      <w:r>
-        <w:rPr>
-          <w:b/>
-        </w:rPr>
-        <w:t>序列层</w:t>
-      </w:r>
-      <w:r>
-        <w:t>（同一号是否被 GenBank 标成不同种）、</w:t>
-      </w:r>
-      <w:r>
-        <w:rPr>
-          <w:b/>
-        </w:rPr>
-        <w:t>分类层</w:t>
-      </w:r>
-      <w:r>
-        <w:t>（同一号是否被多个种登记为正模）。另设</w:t>
-      </w:r>
-      <w:r>
-        <w:rPr>
-          <w:b/>
-        </w:rPr>
-        <w:t>反向审计</w:t>
-      </w:r>
-      <w:r>
-        <w:t>一项（对判为「号不存在」者回查 GenBank，见下文）。</w:t>
-      </w:r>
-    </w:p>
-    <w:p>
-      <w:pPr>
-        <w:ind w:firstLine="0"/>
-      </w:pPr>
-      <w:r>
-        <w:t>跨库匹配最常见的错误，是把「学名不同」直接当成「异名」。实际上「学名与当前接受名不同」涵盖四种性质完全不同的关系，加上「两者本来就相同」这一基线，共五种（表 2）。其中换属（种加词不变、只换属名）占 21.6%，真异名（并入别的种）只占 14.1%——若把换属一并算作异名，Diaporthe 的异名数会虚增 44.8%。因此本文的判据是：</w:t>
-      </w:r>
-      <w:r>
-        <w:rPr>
-          <w:b/>
-        </w:rPr>
-        <w:t>种加词相同即同一物种改名，种加词不同才是物种被合并。</w:t>
-      </w:r>
-    </w:p>
-    <w:p>
-      <w:pPr>
-        <w:ind w:firstLine="0"/>
-      </w:pPr>
-      <w:r>
-        <w:rPr>
-          <w:b/>
-        </w:rPr>
         <w:t>表 2</w:t>
       </w:r>
       <w:r>
-        <w:t xml:space="preserve">　名字关系的五种情形（含基线行；MycoBank 全表 426,834 行）</w:t>
-      </w:r>
-    </w:p>
-    <w:tbl>
-      <w:tblPr>
-        <w:tblStyle w:val="TableGrid"/>
-        <w:tblW w:type="auto" w:w="0"/>
-        <w:jc w:val="center"/>
-        <w:tblLook w:firstColumn="1" w:firstRow="1" w:lastColumn="0" w:lastRow="0" w:noHBand="0" w:noVBand="1" w:val="04A0"/>
-      </w:tblPr>
-      <w:tblGrid>
-        <w:gridCol w:w="1814"/>
-        <w:gridCol w:w="1814"/>
-        <w:gridCol w:w="1814"/>
-        <w:gridCol w:w="1814"/>
-        <w:gridCol w:w="1814"/>
-      </w:tblGrid>
-      <w:tr>
-        <w:tc>
-          <w:tcPr>
-            <w:tcW w:type="dxa" w:w="1814"/>
-          </w:tcPr>
-          <w:p>
-            <w:pPr>
-              <w:jc w:val="center"/>
-            </w:pPr>
-            <w:r>
-              <w:rPr>
-                <w:b/>
-                <w:sz w:val="18"/>
-              </w:rPr>
-            </w:r>
-            <w:r>
-              <w:rPr>
-                <w:b/>
-                <w:sz w:val="18"/>
-              </w:rPr>
-              <w:t>关系</w:t>
-            </w:r>
-          </w:p>
-        </w:tc>
-        <w:tc>
-          <w:tcPr>
-            <w:tcW w:type="dxa" w:w="1814"/>
-          </w:tcPr>
-          <w:p>
-            <w:pPr>
-              <w:jc w:val="center"/>
-            </w:pPr>
-            <w:r>
-              <w:rPr>
-                <w:b/>
-                <w:sz w:val="18"/>
-              </w:rPr>
-            </w:r>
-            <w:r>
-              <w:rPr>
-                <w:b/>
-                <w:sz w:val="18"/>
-              </w:rPr>
-              <w:t>判据</w:t>
-            </w:r>
-          </w:p>
-        </w:tc>
-        <w:tc>
-          <w:tcPr>
-            <w:tcW w:type="dxa" w:w="1814"/>
-          </w:tcPr>
-          <w:p>
-            <w:pPr>
-              <w:jc w:val="center"/>
-            </w:pPr>
-            <w:r>
-              <w:rPr>
-                <w:b/>
-                <w:sz w:val="18"/>
-              </w:rPr>
-            </w:r>
-            <w:r>
-              <w:rPr>
-                <w:b/>
-                <w:sz w:val="18"/>
-              </w:rPr>
-              <w:t>行数</w:t>
-            </w:r>
-          </w:p>
-        </w:tc>
-        <w:tc>
-          <w:tcPr>
-            <w:tcW w:type="dxa" w:w="1814"/>
-          </w:tcPr>
-          <w:p>
-            <w:pPr>
-              <w:jc w:val="center"/>
-            </w:pPr>
-            <w:r>
-              <w:rPr>
-                <w:b/>
-                <w:sz w:val="18"/>
-              </w:rPr>
-            </w:r>
-            <w:r>
-              <w:rPr>
-                <w:b/>
-                <w:sz w:val="18"/>
-              </w:rPr>
-              <w:t>占比</w:t>
-            </w:r>
-          </w:p>
-        </w:tc>
-        <w:tc>
-          <w:tcPr>
-            <w:tcW w:type="dxa" w:w="1814"/>
-          </w:tcPr>
-          <w:p>
-            <w:pPr>
-              <w:jc w:val="center"/>
-            </w:pPr>
-            <w:r>
-              <w:rPr>
-                <w:b/>
-                <w:sz w:val="18"/>
-              </w:rPr>
-            </w:r>
-            <w:r>
-              <w:rPr>
-                <w:b/>
-                <w:sz w:val="18"/>
-              </w:rPr>
-              <w:t>是否同一物种</w:t>
-            </w:r>
-          </w:p>
-        </w:tc>
-      </w:tr>
-      <w:tr>
-        <w:tc>
-          <w:tcPr>
-            <w:tcW w:type="dxa" w:w="1814"/>
-          </w:tcPr>
-          <w:p>
-            <w:pPr>
-              <w:jc w:val="center"/>
-            </w:pPr>
-            <w:r>
-              <w:rPr>
-                <w:sz w:val="18"/>
-              </w:rPr>
-            </w:r>
-            <w:r>
-              <w:rPr>
-                <w:sz w:val="18"/>
-              </w:rPr>
-              <w:t>自己即接受名</w:t>
-            </w:r>
-          </w:p>
-        </w:tc>
-        <w:tc>
-          <w:tcPr>
-            <w:tcW w:type="dxa" w:w="1814"/>
-          </w:tcPr>
-          <w:p>
-            <w:pPr>
-              <w:jc w:val="center"/>
-            </w:pPr>
-            <w:r>
-              <w:rPr>
-                <w:sz w:val="18"/>
-              </w:rPr>
-            </w:r>
-            <w:r>
-              <w:rPr>
-                <w:sz w:val="18"/>
-              </w:rPr>
-              <w:t>两者相同</w:t>
-            </w:r>
-          </w:p>
-        </w:tc>
-        <w:tc>
-          <w:tcPr>
-            <w:tcW w:type="dxa" w:w="1814"/>
-          </w:tcPr>
-          <w:p>
-            <w:pPr>
-              <w:jc w:val="center"/>
-            </w:pPr>
-            <w:r>
-              <w:rPr>
-                <w:sz w:val="18"/>
-              </w:rPr>
-            </w:r>
-            <w:r>
-              <w:rPr>
-                <w:sz w:val="18"/>
-              </w:rPr>
-              <w:t>247,077</w:t>
-            </w:r>
-          </w:p>
-        </w:tc>
-        <w:tc>
-          <w:tcPr>
-            <w:tcW w:type="dxa" w:w="1814"/>
-          </w:tcPr>
-          <w:p>
-            <w:pPr>
-              <w:jc w:val="center"/>
-            </w:pPr>
-            <w:r>
-              <w:rPr>
-                <w:sz w:val="18"/>
-              </w:rPr>
-            </w:r>
-            <w:r>
-              <w:rPr>
-                <w:sz w:val="18"/>
-              </w:rPr>
-              <w:t>57.9%</w:t>
-            </w:r>
-          </w:p>
-        </w:tc>
-        <w:tc>
-          <w:tcPr>
-            <w:tcW w:type="dxa" w:w="1814"/>
-          </w:tcPr>
-          <w:p>
-            <w:pPr>
-              <w:jc w:val="center"/>
-            </w:pPr>
-            <w:r>
-              <w:rPr>
-                <w:sz w:val="18"/>
-              </w:rPr>
-            </w:r>
-            <w:r>
-              <w:rPr>
-                <w:sz w:val="18"/>
-              </w:rPr>
-              <w:t>—</w:t>
-            </w:r>
-          </w:p>
-        </w:tc>
-      </w:tr>
-      <w:tr>
-        <w:tc>
-          <w:tcPr>
-            <w:tcW w:type="dxa" w:w="1814"/>
-          </w:tcPr>
-          <w:p>
-            <w:pPr>
-              <w:jc w:val="center"/>
-            </w:pPr>
-            <w:r>
-              <w:rPr>
-                <w:sz w:val="18"/>
-              </w:rPr>
-            </w:r>
-            <w:r>
-              <w:rPr>
-                <w:b/>
-                <w:sz w:val="18"/>
-              </w:rPr>
-              <w:t>换属（新组合）</w:t>
-            </w:r>
-          </w:p>
-        </w:tc>
-        <w:tc>
-          <w:tcPr>
-            <w:tcW w:type="dxa" w:w="1814"/>
-          </w:tcPr>
-          <w:p>
-            <w:pPr>
-              <w:jc w:val="center"/>
-            </w:pPr>
-            <w:r>
-              <w:rPr>
-                <w:sz w:val="18"/>
-              </w:rPr>
-            </w:r>
-            <w:r>
-              <w:rPr>
-                <w:sz w:val="18"/>
-              </w:rPr>
-              <w:t>种加词相同、属名不同</w:t>
-            </w:r>
-          </w:p>
-        </w:tc>
-        <w:tc>
-          <w:tcPr>
-            <w:tcW w:type="dxa" w:w="1814"/>
-          </w:tcPr>
-          <w:p>
-            <w:pPr>
-              <w:jc w:val="center"/>
-            </w:pPr>
-            <w:r>
-              <w:rPr>
-                <w:sz w:val="18"/>
-              </w:rPr>
-            </w:r>
-            <w:r>
-              <w:rPr>
-                <w:sz w:val="18"/>
-              </w:rPr>
-              <w:t>92,314</w:t>
-            </w:r>
-          </w:p>
-        </w:tc>
-        <w:tc>
-          <w:tcPr>
-            <w:tcW w:type="dxa" w:w="1814"/>
-          </w:tcPr>
-          <w:p>
-            <w:pPr>
-              <w:jc w:val="center"/>
-            </w:pPr>
-            <w:r>
-              <w:rPr>
-                <w:sz w:val="18"/>
-              </w:rPr>
-            </w:r>
-            <w:r>
-              <w:rPr>
-                <w:sz w:val="18"/>
-              </w:rPr>
-              <w:t>21.6%</w:t>
-            </w:r>
-          </w:p>
-        </w:tc>
-        <w:tc>
-          <w:tcPr>
-            <w:tcW w:type="dxa" w:w="1814"/>
-          </w:tcPr>
-          <w:p>
-            <w:pPr>
-              <w:jc w:val="center"/>
-            </w:pPr>
-            <w:r>
-              <w:rPr>
-                <w:sz w:val="18"/>
-              </w:rPr>
-            </w:r>
-            <w:r>
-              <w:rPr>
-                <w:b/>
-                <w:sz w:val="18"/>
-              </w:rPr>
-              <w:t>是</w:t>
-            </w:r>
-          </w:p>
-        </w:tc>
-      </w:tr>
-      <w:tr>
-        <w:tc>
-          <w:tcPr>
-            <w:tcW w:type="dxa" w:w="1814"/>
-          </w:tcPr>
-          <w:p>
-            <w:pPr>
-              <w:jc w:val="center"/>
-            </w:pPr>
-            <w:r>
-              <w:rPr>
-                <w:sz w:val="18"/>
-              </w:rPr>
-            </w:r>
-            <w:r>
-              <w:rPr>
-                <w:b/>
-                <w:sz w:val="18"/>
-              </w:rPr>
-              <w:t>并入别的种（真异名）</w:t>
-            </w:r>
-          </w:p>
-        </w:tc>
-        <w:tc>
-          <w:tcPr>
-            <w:tcW w:type="dxa" w:w="1814"/>
-          </w:tcPr>
-          <w:p>
-            <w:pPr>
-              <w:jc w:val="center"/>
-            </w:pPr>
-            <w:r>
-              <w:rPr>
-                <w:sz w:val="18"/>
-              </w:rPr>
-            </w:r>
-            <w:r>
-              <w:rPr>
-                <w:sz w:val="18"/>
-              </w:rPr>
-              <w:t>种加词不同</w:t>
-            </w:r>
-          </w:p>
-        </w:tc>
-        <w:tc>
-          <w:tcPr>
-            <w:tcW w:type="dxa" w:w="1814"/>
-          </w:tcPr>
-          <w:p>
-            <w:pPr>
-              <w:jc w:val="center"/>
-            </w:pPr>
-            <w:r>
-              <w:rPr>
-                <w:sz w:val="18"/>
-              </w:rPr>
-            </w:r>
-            <w:r>
-              <w:rPr>
-                <w:sz w:val="18"/>
-              </w:rPr>
-              <w:t>60,330</w:t>
-            </w:r>
-          </w:p>
-        </w:tc>
-        <w:tc>
-          <w:tcPr>
-            <w:tcW w:type="dxa" w:w="1814"/>
-          </w:tcPr>
-          <w:p>
-            <w:pPr>
-              <w:jc w:val="center"/>
-            </w:pPr>
-            <w:r>
-              <w:rPr>
-                <w:sz w:val="18"/>
-              </w:rPr>
-            </w:r>
-            <w:r>
-              <w:rPr>
-                <w:sz w:val="18"/>
-              </w:rPr>
-              <w:t>14.1%</w:t>
-            </w:r>
-          </w:p>
-        </w:tc>
-        <w:tc>
-          <w:tcPr>
-            <w:tcW w:type="dxa" w:w="1814"/>
-          </w:tcPr>
-          <w:p>
-            <w:pPr>
-              <w:jc w:val="center"/>
-            </w:pPr>
-            <w:r>
-              <w:rPr>
-                <w:sz w:val="18"/>
-              </w:rPr>
-            </w:r>
-            <w:r>
-              <w:rPr>
-                <w:b/>
-                <w:sz w:val="18"/>
-              </w:rPr>
-              <w:t>否</w:t>
-            </w:r>
-          </w:p>
-        </w:tc>
-      </w:tr>
-      <w:tr>
-        <w:tc>
-          <w:tcPr>
-            <w:tcW w:type="dxa" w:w="1814"/>
-          </w:tcPr>
-          <w:p>
-            <w:pPr>
-              <w:jc w:val="center"/>
-            </w:pPr>
-            <w:r>
-              <w:rPr>
-                <w:sz w:val="18"/>
-              </w:rPr>
-            </w:r>
-            <w:r>
-              <w:rPr>
-                <w:sz w:val="18"/>
-              </w:rPr>
-              <w:t>拼写/性别更正</w:t>
-            </w:r>
-          </w:p>
-        </w:tc>
-        <w:tc>
-          <w:tcPr>
-            <w:tcW w:type="dxa" w:w="1814"/>
-          </w:tcPr>
-          <w:p>
-            <w:pPr>
-              <w:jc w:val="center"/>
-            </w:pPr>
-            <w:r>
-              <w:rPr>
-                <w:sz w:val="18"/>
-              </w:rPr>
-            </w:r>
-            <w:r>
-              <w:rPr>
-                <w:sz w:val="18"/>
-              </w:rPr>
-              <w:t>词干相同、词尾不同</w:t>
-            </w:r>
-          </w:p>
-        </w:tc>
-        <w:tc>
-          <w:tcPr>
-            <w:tcW w:type="dxa" w:w="1814"/>
-          </w:tcPr>
-          <w:p>
-            <w:pPr>
-              <w:jc w:val="center"/>
-            </w:pPr>
-            <w:r>
-              <w:rPr>
-                <w:sz w:val="18"/>
-              </w:rPr>
-            </w:r>
-            <w:r>
-              <w:rPr>
-                <w:sz w:val="18"/>
-              </w:rPr>
-              <w:t>27,061</w:t>
-            </w:r>
-          </w:p>
-        </w:tc>
-        <w:tc>
-          <w:tcPr>
-            <w:tcW w:type="dxa" w:w="1814"/>
-          </w:tcPr>
-          <w:p>
-            <w:pPr>
-              <w:jc w:val="center"/>
-            </w:pPr>
-            <w:r>
-              <w:rPr>
-                <w:sz w:val="18"/>
-              </w:rPr>
-            </w:r>
-            <w:r>
-              <w:rPr>
-                <w:sz w:val="18"/>
-              </w:rPr>
-              <w:t>6.3%</w:t>
-            </w:r>
-          </w:p>
-        </w:tc>
-        <w:tc>
-          <w:tcPr>
-            <w:tcW w:type="dxa" w:w="1814"/>
-          </w:tcPr>
-          <w:p>
-            <w:pPr>
-              <w:jc w:val="center"/>
-            </w:pPr>
-            <w:r>
-              <w:rPr>
-                <w:sz w:val="18"/>
-              </w:rPr>
-            </w:r>
-            <w:r>
-              <w:rPr>
-                <w:b/>
-                <w:sz w:val="18"/>
-              </w:rPr>
-              <w:t>是</w:t>
-            </w:r>
-          </w:p>
-        </w:tc>
-      </w:tr>
-      <w:tr>
-        <w:tc>
-          <w:tcPr>
-            <w:tcW w:type="dxa" w:w="1814"/>
-          </w:tcPr>
-          <w:p>
-            <w:pPr>
-              <w:jc w:val="center"/>
-            </w:pPr>
-            <w:r>
-              <w:rPr>
-                <w:sz w:val="18"/>
-              </w:rPr>
-            </w:r>
-            <w:r>
-              <w:rPr>
-                <w:sz w:val="18"/>
-              </w:rPr>
-              <w:t>同名不同写法</w:t>
-            </w:r>
-          </w:p>
-        </w:tc>
-        <w:tc>
-          <w:tcPr>
-            <w:tcW w:type="dxa" w:w="1814"/>
-          </w:tcPr>
-          <w:p>
-            <w:pPr>
-              <w:jc w:val="center"/>
-            </w:pPr>
-            <w:r>
-              <w:rPr>
-                <w:sz w:val="18"/>
-              </w:rPr>
-            </w:r>
-            <w:r>
-              <w:rPr>
-                <w:sz w:val="18"/>
-              </w:rPr>
-              <w:t>仅标点/连字符差异</w:t>
-            </w:r>
-          </w:p>
-        </w:tc>
-        <w:tc>
-          <w:tcPr>
-            <w:tcW w:type="dxa" w:w="1814"/>
-          </w:tcPr>
-          <w:p>
-            <w:pPr>
-              <w:jc w:val="center"/>
-            </w:pPr>
-            <w:r>
-              <w:rPr>
-                <w:sz w:val="18"/>
-              </w:rPr>
-            </w:r>
-            <w:r>
-              <w:rPr>
-                <w:sz w:val="18"/>
-              </w:rPr>
-              <w:t>52</w:t>
-            </w:r>
-          </w:p>
-        </w:tc>
-        <w:tc>
-          <w:tcPr>
-            <w:tcW w:type="dxa" w:w="1814"/>
-          </w:tcPr>
-          <w:p>
-            <w:pPr>
-              <w:jc w:val="center"/>
-            </w:pPr>
-            <w:r>
-              <w:rPr>
-                <w:sz w:val="18"/>
-              </w:rPr>
-            </w:r>
-            <w:r>
-              <w:rPr>
-                <w:sz w:val="18"/>
-              </w:rPr>
-              <w:t>&lt;0.1%</w:t>
-            </w:r>
-          </w:p>
-        </w:tc>
-        <w:tc>
-          <w:tcPr>
-            <w:tcW w:type="dxa" w:w="1814"/>
-          </w:tcPr>
-          <w:p>
-            <w:pPr>
-              <w:jc w:val="center"/>
-            </w:pPr>
-            <w:r>
-              <w:rPr>
-                <w:sz w:val="18"/>
-              </w:rPr>
-            </w:r>
-            <w:r>
-              <w:rPr>
-                <w:b/>
-                <w:sz w:val="18"/>
-              </w:rPr>
-              <w:t>是</w:t>
-            </w:r>
-          </w:p>
-        </w:tc>
-      </w:tr>
-    </w:tbl>
-    <w:p/>
-    <w:p>
-      <w:pPr>
-        <w:ind w:firstLine="0"/>
-      </w:pPr>
-      <w:r>
-        <w:t>当 NCBI 保留独立 taxon 而 MycoBank 并入他名时，按证据强度分四级（表 3）：A 级是同行评议论文正式列入异名表，可作结论；B 级是论文论证应合并但未做命名学处理，只能说「学界倾向」；C 级是未检索到修订文献，不可作结论；D 级是 MycoBank 的合并缺乏文献支持，标为候选。同名异物（homonym，同一双名为不同作者所描述）不属证据强度序列，须按命名人与模式材料对号后单独定案（见 3.2 表 7）。</w:t>
-      </w:r>
-    </w:p>
-    <w:p>
-      <w:pPr>
-        <w:ind w:firstLine="0"/>
-      </w:pPr>
-      <w:r>
-        <w:rPr>
-          <w:b/>
-        </w:rPr>
-        <w:t>表 3</w:t>
-      </w:r>
-      <w:r>
-        <w:t xml:space="preserve">　分歧裁决的证据分级</w:t>
+        <w:t xml:space="preserve">　名字关系的五种情形（判据表；各行在 MycoBank 中的实际占比见 3.2）</w:t>
       </w:r>
     </w:p>
     <w:tbl>
@@ -2430,7 +1236,7 @@
                 <w:b/>
                 <w:sz w:val="18"/>
               </w:rPr>
-              <w:t>级别</w:t>
+              <w:t>关系</w:t>
             </w:r>
           </w:p>
         </w:tc>
@@ -2476,7 +1282,7 @@
                 <w:b/>
                 <w:sz w:val="18"/>
               </w:rPr>
-              <w:t>可否作为结论引用</w:t>
+              <w:t>是否同一物种</w:t>
             </w:r>
           </w:p>
         </w:tc>
@@ -2499,7 +1305,7 @@
               <w:rPr>
                 <w:sz w:val="18"/>
               </w:rPr>
-              <w:t>A 决定性</w:t>
+              <w:t>自己即接受名</w:t>
             </w:r>
           </w:p>
         </w:tc>
@@ -2520,14 +1326,7 @@
               <w:rPr>
                 <w:sz w:val="18"/>
               </w:rPr>
-              <w:t>同行评议论文</w:t>
-            </w:r>
-            <w:r>
-              <w:rPr>
-                <w:b/>
-                <w:sz w:val="18"/>
-              </w:rPr>
-              <w:t>正式列入异名表</w:t>
+              <w:t>两者相同</w:t>
             </w:r>
           </w:p>
         </w:tc>
@@ -2548,7 +1347,7 @@
               <w:rPr>
                 <w:sz w:val="18"/>
               </w:rPr>
-              <w:t>可以，须注明文献</w:t>
+              <w:t>—</w:t>
             </w:r>
           </w:p>
         </w:tc>
@@ -2569,9 +1368,10 @@
             </w:r>
             <w:r>
               <w:rPr>
-                <w:sz w:val="18"/>
-              </w:rPr>
-              <w:t>B 倾向性</w:t>
+                <w:b/>
+                <w:sz w:val="18"/>
+              </w:rPr>
+              <w:t>换属（新组合）</w:t>
             </w:r>
           </w:p>
         </w:tc>
@@ -2592,20 +1392,7 @@
               <w:rPr>
                 <w:sz w:val="18"/>
               </w:rPr>
-              <w:t>论文</w:t>
-            </w:r>
-            <w:r>
-              <w:rPr>
-                <w:b/>
-                <w:sz w:val="18"/>
-              </w:rPr>
-              <w:t>论证应合并</w:t>
-            </w:r>
-            <w:r>
-              <w:rPr>
-                <w:sz w:val="18"/>
-              </w:rPr>
-              <w:t>但未做正式命名学处理</w:t>
+              <w:t>种加词相同、属名不同</w:t>
             </w:r>
           </w:p>
         </w:tc>
@@ -2624,9 +1411,10 @@
             </w:r>
             <w:r>
               <w:rPr>
-                <w:sz w:val="18"/>
-              </w:rPr>
-              <w:t>只能说"学界倾向"</w:t>
+                <w:b/>
+                <w:sz w:val="18"/>
+              </w:rPr>
+              <w:t>是</w:t>
             </w:r>
           </w:p>
         </w:tc>
@@ -2647,9 +1435,10 @@
             </w:r>
             <w:r>
               <w:rPr>
-                <w:sz w:val="18"/>
-              </w:rPr>
-              <w:t>C 待查</w:t>
+                <w:b/>
+                <w:sz w:val="18"/>
+              </w:rPr>
+              <w:t>并入别的种（真异名）</w:t>
             </w:r>
           </w:p>
         </w:tc>
@@ -2670,7 +1459,7 @@
               <w:rPr>
                 <w:sz w:val="18"/>
               </w:rPr>
-              <w:t>未检索到对应修订文献</w:t>
+              <w:t>种加词不同</w:t>
             </w:r>
           </w:p>
         </w:tc>
@@ -2689,9 +1478,10 @@
             </w:r>
             <w:r>
               <w:rPr>
-                <w:sz w:val="18"/>
-              </w:rPr>
-              <w:t>不可作结论</w:t>
+                <w:b/>
+                <w:sz w:val="18"/>
+              </w:rPr>
+              <w:t>否</w:t>
             </w:r>
           </w:p>
         </w:tc>
@@ -2714,7 +1504,7 @@
               <w:rPr>
                 <w:sz w:val="18"/>
               </w:rPr>
-              <w:t>D 反向候选</w:t>
+              <w:t>拼写/性别更正</w:t>
             </w:r>
           </w:p>
         </w:tc>
@@ -2735,7 +1525,7 @@
               <w:rPr>
                 <w:sz w:val="18"/>
               </w:rPr>
-              <w:t>MycoBank 的合并缺乏可查文献支持</w:t>
+              <w:t>词干相同、词尾不同</w:t>
             </w:r>
           </w:p>
         </w:tc>
@@ -2754,9 +1544,76 @@
             </w:r>
             <w:r>
               <w:rPr>
-                <w:sz w:val="18"/>
-              </w:rPr>
-              <w:t>标为候选</w:t>
+                <w:b/>
+                <w:sz w:val="18"/>
+              </w:rPr>
+              <w:t>是</w:t>
+            </w:r>
+          </w:p>
+        </w:tc>
+      </w:tr>
+      <w:tr>
+        <w:tc>
+          <w:tcPr>
+            <w:tcW w:type="dxa" w:w="3024"/>
+          </w:tcPr>
+          <w:p>
+            <w:pPr>
+              <w:jc w:val="center"/>
+            </w:pPr>
+            <w:r>
+              <w:rPr>
+                <w:sz w:val="18"/>
+              </w:rPr>
+            </w:r>
+            <w:r>
+              <w:rPr>
+                <w:sz w:val="18"/>
+              </w:rPr>
+              <w:t>同名不同写法</w:t>
+            </w:r>
+          </w:p>
+        </w:tc>
+        <w:tc>
+          <w:tcPr>
+            <w:tcW w:type="dxa" w:w="3024"/>
+          </w:tcPr>
+          <w:p>
+            <w:pPr>
+              <w:jc w:val="center"/>
+            </w:pPr>
+            <w:r>
+              <w:rPr>
+                <w:sz w:val="18"/>
+              </w:rPr>
+            </w:r>
+            <w:r>
+              <w:rPr>
+                <w:sz w:val="18"/>
+              </w:rPr>
+              <w:t>仅标点/连字符差异</w:t>
+            </w:r>
+          </w:p>
+        </w:tc>
+        <w:tc>
+          <w:tcPr>
+            <w:tcW w:type="dxa" w:w="3024"/>
+          </w:tcPr>
+          <w:p>
+            <w:pPr>
+              <w:jc w:val="center"/>
+            </w:pPr>
+            <w:r>
+              <w:rPr>
+                <w:sz w:val="18"/>
+              </w:rPr>
+            </w:r>
+            <w:r>
+              <w:rPr>
+                <w:b/>
+                <w:sz w:val="18"/>
+              </w:rPr>
+              <w:t>是</w:t>
             </w:r>
           </w:p>
         </w:tc>
@@ -2768,53 +1625,7 @@
         <w:ind w:firstLine="0"/>
       </w:pPr>
       <w:r>
-        <w:t>四条具体规则需要说明。其一，</w:t>
-      </w:r>
-      <w:r>
-        <w:rPr>
-          <w:b/>
-        </w:rPr>
-        <w:t>同名异物</w:t>
-      </w:r>
-      <w:r>
-        <w:t xml:space="preserve">：同一双名可被不同作者在不同年份各描述一次，MycoBank 如实登记多行，晚出者标 </w:t>
-      </w:r>
-      <w:r>
-        <w:rPr>
-          <w:rFonts w:ascii="Consolas" w:hAnsi="Consolas"/>
-          <w:sz w:val="19"/>
-        </w:rPr>
-        <w:t>Illegitimate</w:t>
-      </w:r>
-      <w:r>
-        <w:t xml:space="preserve">，而 NCBI 只对应其中一个 taxon。本研究的 MycoBank 快照（2026-10-10）为 </w:t>
-      </w:r>
-      <w:r>
-        <w:rPr>
-          <w:b/>
-        </w:rPr>
-        <w:t>426,834 行</w:t>
-      </w:r>
-      <w:r>
-        <w:t>导出记录，</w:t>
-      </w:r>
-      <w:r>
-        <w:rPr>
-          <w:b/>
-        </w:rPr>
-        <w:t>去重后为 406,521 个学名</w:t>
-      </w:r>
-      <w:r>
-        <w:t>（差 20,313 为同名的重复行）；其中</w:t>
-      </w:r>
-      <w:r>
-        <w:rPr>
-          <w:b/>
-        </w:rPr>
-        <w:t>17,404 个学名出现多行（4.3%）</w:t>
-      </w:r>
-      <w:r>
-        <w:t>。</w:t>
+        <w:t>当 NCBI 保留独立 taxon 而 MycoBank 并入他名时，按证据强度分四级（表 3）：A 级是同行评议论文正式列入异名表，可作结论；B 级是论文论证应合并但未做命名学处理，只能说「学界倾向」；C 级是未检索到修订文献，不可作结论；D 级是 MycoBank 的合并缺乏文献支持，标为候选。同名异物（homonym，同一双名为不同作者所描述）不属证据强度序列，须按命名人与模式材料对号后单独定案（见 3.2 表 7）。</w:t>
       </w:r>
     </w:p>
     <w:p>
@@ -2825,85 +1636,402 @@
         <w:rPr>
           <w:b/>
         </w:rPr>
-        <w:t>这类条目能做到「机器列候选、人指认」，但不能全自动。</w:t>
-      </w:r>
-      <w:r>
-        <w:t xml:space="preserve"> MycoBank 的完整导出含 </w:t>
+        <w:t>表 3</w:t>
+      </w:r>
+      <w:r>
+        <w:t xml:space="preserve">　分歧裁决的证据分级</w:t>
+      </w:r>
+    </w:p>
+    <w:tbl>
+      <w:tblPr>
+        <w:tblStyle w:val="TableGrid"/>
+        <w:tblW w:type="auto" w:w="0"/>
+        <w:jc w:val="center"/>
+        <w:tblLook w:firstColumn="1" w:firstRow="1" w:lastColumn="0" w:lastRow="0" w:noHBand="0" w:noVBand="1" w:val="04A0"/>
+      </w:tblPr>
+      <w:tblGrid>
+        <w:gridCol w:w="3024"/>
+        <w:gridCol w:w="3024"/>
+        <w:gridCol w:w="3024"/>
+      </w:tblGrid>
+      <w:tr>
+        <w:tc>
+          <w:tcPr>
+            <w:tcW w:type="dxa" w:w="3024"/>
+          </w:tcPr>
+          <w:p>
+            <w:pPr>
+              <w:jc w:val="center"/>
+            </w:pPr>
+            <w:r>
+              <w:rPr>
+                <w:b/>
+                <w:sz w:val="18"/>
+              </w:rPr>
+            </w:r>
+            <w:r>
+              <w:rPr>
+                <w:b/>
+                <w:sz w:val="18"/>
+              </w:rPr>
+              <w:t>级别</w:t>
+            </w:r>
+          </w:p>
+        </w:tc>
+        <w:tc>
+          <w:tcPr>
+            <w:tcW w:type="dxa" w:w="3024"/>
+          </w:tcPr>
+          <w:p>
+            <w:pPr>
+              <w:jc w:val="center"/>
+            </w:pPr>
+            <w:r>
+              <w:rPr>
+                <w:b/>
+                <w:sz w:val="18"/>
+              </w:rPr>
+            </w:r>
+            <w:r>
+              <w:rPr>
+                <w:b/>
+                <w:sz w:val="18"/>
+              </w:rPr>
+              <w:t>判据</w:t>
+            </w:r>
+          </w:p>
+        </w:tc>
+        <w:tc>
+          <w:tcPr>
+            <w:tcW w:type="dxa" w:w="3024"/>
+          </w:tcPr>
+          <w:p>
+            <w:pPr>
+              <w:jc w:val="center"/>
+            </w:pPr>
+            <w:r>
+              <w:rPr>
+                <w:b/>
+                <w:sz w:val="18"/>
+              </w:rPr>
+            </w:r>
+            <w:r>
+              <w:rPr>
+                <w:b/>
+                <w:sz w:val="18"/>
+              </w:rPr>
+              <w:t>可否作为结论引用</w:t>
+            </w:r>
+          </w:p>
+        </w:tc>
+      </w:tr>
+      <w:tr>
+        <w:tc>
+          <w:tcPr>
+            <w:tcW w:type="dxa" w:w="3024"/>
+          </w:tcPr>
+          <w:p>
+            <w:pPr>
+              <w:jc w:val="center"/>
+            </w:pPr>
+            <w:r>
+              <w:rPr>
+                <w:sz w:val="18"/>
+              </w:rPr>
+            </w:r>
+            <w:r>
+              <w:rPr>
+                <w:sz w:val="18"/>
+              </w:rPr>
+              <w:t>A 决定性</w:t>
+            </w:r>
+          </w:p>
+        </w:tc>
+        <w:tc>
+          <w:tcPr>
+            <w:tcW w:type="dxa" w:w="3024"/>
+          </w:tcPr>
+          <w:p>
+            <w:pPr>
+              <w:jc w:val="center"/>
+            </w:pPr>
+            <w:r>
+              <w:rPr>
+                <w:sz w:val="18"/>
+              </w:rPr>
+            </w:r>
+            <w:r>
+              <w:rPr>
+                <w:sz w:val="18"/>
+              </w:rPr>
+              <w:t>同行评议论文</w:t>
+            </w:r>
+            <w:r>
+              <w:rPr>
+                <w:b/>
+                <w:sz w:val="18"/>
+              </w:rPr>
+              <w:t>正式列入异名表</w:t>
+            </w:r>
+          </w:p>
+        </w:tc>
+        <w:tc>
+          <w:tcPr>
+            <w:tcW w:type="dxa" w:w="3024"/>
+          </w:tcPr>
+          <w:p>
+            <w:pPr>
+              <w:jc w:val="center"/>
+            </w:pPr>
+            <w:r>
+              <w:rPr>
+                <w:sz w:val="18"/>
+              </w:rPr>
+            </w:r>
+            <w:r>
+              <w:rPr>
+                <w:sz w:val="18"/>
+              </w:rPr>
+              <w:t>可以，须注明文献</w:t>
+            </w:r>
+          </w:p>
+        </w:tc>
+      </w:tr>
+      <w:tr>
+        <w:tc>
+          <w:tcPr>
+            <w:tcW w:type="dxa" w:w="3024"/>
+          </w:tcPr>
+          <w:p>
+            <w:pPr>
+              <w:jc w:val="center"/>
+            </w:pPr>
+            <w:r>
+              <w:rPr>
+                <w:sz w:val="18"/>
+              </w:rPr>
+            </w:r>
+            <w:r>
+              <w:rPr>
+                <w:sz w:val="18"/>
+              </w:rPr>
+              <w:t>B 倾向性</w:t>
+            </w:r>
+          </w:p>
+        </w:tc>
+        <w:tc>
+          <w:tcPr>
+            <w:tcW w:type="dxa" w:w="3024"/>
+          </w:tcPr>
+          <w:p>
+            <w:pPr>
+              <w:jc w:val="center"/>
+            </w:pPr>
+            <w:r>
+              <w:rPr>
+                <w:sz w:val="18"/>
+              </w:rPr>
+            </w:r>
+            <w:r>
+              <w:rPr>
+                <w:sz w:val="18"/>
+              </w:rPr>
+              <w:t>论文</w:t>
+            </w:r>
+            <w:r>
+              <w:rPr>
+                <w:b/>
+                <w:sz w:val="18"/>
+              </w:rPr>
+              <w:t>论证应合并</w:t>
+            </w:r>
+            <w:r>
+              <w:rPr>
+                <w:sz w:val="18"/>
+              </w:rPr>
+              <w:t>但未做正式命名学处理</w:t>
+            </w:r>
+          </w:p>
+        </w:tc>
+        <w:tc>
+          <w:tcPr>
+            <w:tcW w:type="dxa" w:w="3024"/>
+          </w:tcPr>
+          <w:p>
+            <w:pPr>
+              <w:jc w:val="center"/>
+            </w:pPr>
+            <w:r>
+              <w:rPr>
+                <w:sz w:val="18"/>
+              </w:rPr>
+            </w:r>
+            <w:r>
+              <w:rPr>
+                <w:sz w:val="18"/>
+              </w:rPr>
+              <w:t>只能说"学界倾向"</w:t>
+            </w:r>
+          </w:p>
+        </w:tc>
+      </w:tr>
+      <w:tr>
+        <w:tc>
+          <w:tcPr>
+            <w:tcW w:type="dxa" w:w="3024"/>
+          </w:tcPr>
+          <w:p>
+            <w:pPr>
+              <w:jc w:val="center"/>
+            </w:pPr>
+            <w:r>
+              <w:rPr>
+                <w:sz w:val="18"/>
+              </w:rPr>
+            </w:r>
+            <w:r>
+              <w:rPr>
+                <w:sz w:val="18"/>
+              </w:rPr>
+              <w:t>C 待查</w:t>
+            </w:r>
+          </w:p>
+        </w:tc>
+        <w:tc>
+          <w:tcPr>
+            <w:tcW w:type="dxa" w:w="3024"/>
+          </w:tcPr>
+          <w:p>
+            <w:pPr>
+              <w:jc w:val="center"/>
+            </w:pPr>
+            <w:r>
+              <w:rPr>
+                <w:sz w:val="18"/>
+              </w:rPr>
+            </w:r>
+            <w:r>
+              <w:rPr>
+                <w:sz w:val="18"/>
+              </w:rPr>
+              <w:t>未检索到对应修订文献</w:t>
+            </w:r>
+          </w:p>
+        </w:tc>
+        <w:tc>
+          <w:tcPr>
+            <w:tcW w:type="dxa" w:w="3024"/>
+          </w:tcPr>
+          <w:p>
+            <w:pPr>
+              <w:jc w:val="center"/>
+            </w:pPr>
+            <w:r>
+              <w:rPr>
+                <w:sz w:val="18"/>
+              </w:rPr>
+            </w:r>
+            <w:r>
+              <w:rPr>
+                <w:sz w:val="18"/>
+              </w:rPr>
+              <w:t>不可作结论</w:t>
+            </w:r>
+          </w:p>
+        </w:tc>
+      </w:tr>
+      <w:tr>
+        <w:tc>
+          <w:tcPr>
+            <w:tcW w:type="dxa" w:w="3024"/>
+          </w:tcPr>
+          <w:p>
+            <w:pPr>
+              <w:jc w:val="center"/>
+            </w:pPr>
+            <w:r>
+              <w:rPr>
+                <w:sz w:val="18"/>
+              </w:rPr>
+            </w:r>
+            <w:r>
+              <w:rPr>
+                <w:sz w:val="18"/>
+              </w:rPr>
+              <w:t>D 反向候选</w:t>
+            </w:r>
+          </w:p>
+        </w:tc>
+        <w:tc>
+          <w:tcPr>
+            <w:tcW w:type="dxa" w:w="3024"/>
+          </w:tcPr>
+          <w:p>
+            <w:pPr>
+              <w:jc w:val="center"/>
+            </w:pPr>
+            <w:r>
+              <w:rPr>
+                <w:sz w:val="18"/>
+              </w:rPr>
+            </w:r>
+            <w:r>
+              <w:rPr>
+                <w:sz w:val="18"/>
+              </w:rPr>
+              <w:t>MycoBank 的合并缺乏可查文献支持</w:t>
+            </w:r>
+          </w:p>
+        </w:tc>
+        <w:tc>
+          <w:tcPr>
+            <w:tcW w:type="dxa" w:w="3024"/>
+          </w:tcPr>
+          <w:p>
+            <w:pPr>
+              <w:jc w:val="center"/>
+            </w:pPr>
+            <w:r>
+              <w:rPr>
+                <w:sz w:val="18"/>
+              </w:rPr>
+            </w:r>
+            <w:r>
+              <w:rPr>
+                <w:sz w:val="18"/>
+              </w:rPr>
+              <w:t>标为候选</w:t>
+            </w:r>
+          </w:p>
+        </w:tc>
+      </w:tr>
+    </w:tbl>
+    <w:p/>
+    <w:p>
+      <w:pPr>
+        <w:ind w:firstLine="0"/>
+      </w:pPr>
+      <w:r>
+        <w:t>四条具体规则需要说明。其一，</w:t>
+      </w:r>
+      <w:r>
+        <w:rPr>
+          <w:b/>
+        </w:rPr>
+        <w:t>同名异物</w:t>
+      </w:r>
+      <w:r>
+        <w:t xml:space="preserve">：同一双名可被不同作者在不同年份各描述一次，MycoBank 如实登记多行，晚出者标 </w:t>
       </w:r>
       <w:r>
         <w:rPr>
           <w:rFonts w:ascii="Consolas" w:hAnsi="Consolas"/>
           <w:sz w:val="19"/>
         </w:rPr>
-        <w:t>Authors</w:t>
-      </w:r>
-      <w:r>
-        <w:t xml:space="preserve"> 与 </w:t>
-      </w:r>
-      <w:r>
-        <w:rPr>
-          <w:rFonts w:ascii="Consolas" w:hAnsi="Consolas"/>
-          <w:sz w:val="19"/>
-        </w:rPr>
-        <w:t>Year of effective publication</w:t>
-      </w:r>
-      <w:r>
-        <w:t xml:space="preserve">，据此可为多行学名自动列出候选（本研究 17,404 个多行学名共 37,718 条候选行，其中 73.7% 只有一个 Legitimate 行）；但 </w:t>
-      </w:r>
-      <w:r>
-        <w:rPr>
-          <w:b/>
-        </w:rPr>
-        <w:t>NCBI Taxonomy 对这些种未登记命名人</w:t>
-      </w:r>
-      <w:r>
-        <w:t xml:space="preserve">（随机抽 20 个种查 </w:t>
-      </w:r>
-      <w:r>
-        <w:rPr>
-          <w:rFonts w:ascii="Consolas" w:hAnsi="Consolas"/>
-          <w:sz w:val="19"/>
-        </w:rPr>
-        <w:t>&lt;Authority&gt;</w:t>
-      </w:r>
-      <w:r>
-        <w:t xml:space="preserve"> 字段，0 个有值），因此「哪一行才对应该 taxon」无法由作者自动匹配。流程的处理是：不选取任何一行，置空并标「待消歧」，同时输出候选行供人判断。本研究涉及 4 条（</w:t>
-      </w:r>
-      <w:r>
-        <w:rPr>
-          <w:i/>
-        </w:rPr>
-        <w:t>D. biguttulata</w:t>
-      </w:r>
-      <w:r>
-        <w:t>、</w:t>
-      </w:r>
-      <w:r>
-        <w:rPr>
-          <w:i/>
-        </w:rPr>
-        <w:t>D. longispora</w:t>
-      </w:r>
-      <w:r>
-        <w:t>、</w:t>
-      </w:r>
-      <w:r>
-        <w:rPr>
-          <w:i/>
-        </w:rPr>
-        <w:t>D. salinicola</w:t>
-      </w:r>
-      <w:r>
-        <w:t>、</w:t>
-      </w:r>
-      <w:r>
-        <w:rPr>
-          <w:i/>
-        </w:rPr>
-        <w:t>D. chinensis</w:t>
-      </w:r>
-      <w:r>
-        <w:t>），均由此定案。</w:t>
+        <w:t>Illegitimate</w:t>
+      </w:r>
+      <w:r>
+        <w:t>，而 NCBI 只对应其中一个 taxon。本研究 MycoBank 快照中此类多行学名的规模见 3.2。</w:t>
       </w:r>
     </w:p>
     <w:p>
@@ -2914,106 +2042,75 @@
         <w:rPr>
           <w:b/>
         </w:rPr>
-        <w:t>这一判断依赖导出时点。</w:t>
-      </w:r>
-      <w:r>
-        <w:t xml:space="preserve"> 同名行数与接受名会随 MycoBank 更新而变化，因此引用时应连同快照日期一起给出。其二，</w:t>
-      </w:r>
-      <w:r>
-        <w:rPr>
-          <w:b/>
-        </w:rPr>
-        <w:t>反向审计</w:t>
-      </w:r>
-      <w:r>
-        <w:t xml:space="preserve">：对判为「号不存在」的号，回查 GenBank 是否有记录引用它；检索式须写成 </w:t>
+        <w:t>这类条目能做到「机器列候选、人指认」，但不能全自动。</w:t>
+      </w:r>
+      <w:r>
+        <w:t xml:space="preserve"> MycoBank 的完整导出含 </w:t>
       </w:r>
       <w:r>
         <w:rPr>
           <w:rFonts w:ascii="Consolas" w:hAnsi="Consolas"/>
           <w:sz w:val="19"/>
         </w:rPr>
-        <w:t>CBS:126514</w:t>
-      </w:r>
-      <w:r>
-        <w:t xml:space="preserve">（冒号、不加引号），写成 </w:t>
+        <w:t>Authors</w:t>
+      </w:r>
+      <w:r>
+        <w:t xml:space="preserve"> 与 </w:t>
       </w:r>
       <w:r>
         <w:rPr>
           <w:rFonts w:ascii="Consolas" w:hAnsi="Consolas"/>
           <w:sz w:val="19"/>
         </w:rPr>
-        <w:t>CBS 126514</w:t>
-      </w:r>
-      <w:r>
-        <w:t xml:space="preserve"> 会被分词为 </w:t>
-      </w:r>
-      <w:r>
-        <w:rPr>
-          <w:rFonts w:ascii="Consolas" w:hAnsi="Consolas"/>
-          <w:sz w:val="19"/>
-        </w:rPr>
-        <w:t>CBS</w:t>
-      </w:r>
-      <w:r>
-        <w:t xml:space="preserve"> AND </w:t>
-      </w:r>
-      <w:r>
-        <w:rPr>
-          <w:rFonts w:ascii="Consolas" w:hAnsi="Consolas"/>
-          <w:sz w:val="19"/>
-        </w:rPr>
-        <w:t>126514</w:t>
-      </w:r>
-      <w:r>
-        <w:t>，实测返回两万余条无关记录。其三，</w:t>
+        <w:t>Year of effective publication</w:t>
+      </w:r>
+      <w:r>
+        <w:t xml:space="preserve">，据此可为多行学名自动列出候选（规模见 3.2）；但 </w:t>
       </w:r>
       <w:r>
         <w:rPr>
           <w:b/>
         </w:rPr>
-        <w:t>有性型属名</w:t>
-      </w:r>
-      <w:r>
-        <w:t xml:space="preserve">：「一菌一名」改革后有性世代属名并入无性世代属名（如 </w:t>
+        <w:t>NCBI Taxonomy 对这些种未登记命名人</w:t>
+      </w:r>
+      <w:r>
+        <w:t>（检验方式与结果见 3.2），因此「哪一行才对应该 taxon」无法由作者自动匹配。流程的处理是：不选取任何一行，置空并标「待消歧」，同时输出候选行供人判断。本研究涉及 4 条（</w:t>
       </w:r>
       <w:r>
         <w:rPr>
           <w:i/>
         </w:rPr>
-        <w:t>Hypocrea</w:t>
-      </w:r>
-      <w:r>
-        <w:t xml:space="preserve"> → </w:t>
+        <w:t>D. biguttulata</w:t>
+      </w:r>
+      <w:r>
+        <w:t>、</w:t>
       </w:r>
       <w:r>
         <w:rPr>
           <w:i/>
         </w:rPr>
-        <w:t>Trichoderma</w:t>
-      </w:r>
-      <w:r>
-        <w:t>），判定时按种加词词干比对——</w:t>
-      </w:r>
-      <w:r>
-        <w:rPr>
-          <w:rFonts w:ascii="Consolas" w:hAnsi="Consolas"/>
-          <w:sz w:val="19"/>
-        </w:rPr>
-        <w:t>cerace-a</w:t>
-      </w:r>
-      <w:r>
-        <w:t xml:space="preserve"> 与 </w:t>
-      </w:r>
-      <w:r>
-        <w:rPr>
-          <w:rFonts w:ascii="Consolas" w:hAnsi="Consolas"/>
-          <w:sz w:val="19"/>
-        </w:rPr>
-        <w:t>cerace-um</w:t>
-      </w:r>
-      <w:r>
-        <w:t xml:space="preserve"> 为同一物种，仅因属名语法性别而词尾不同。</w:t>
+        <w:t>D. longispora</w:t>
+      </w:r>
+      <w:r>
+        <w:t>、</w:t>
+      </w:r>
+      <w:r>
+        <w:rPr>
+          <w:i/>
+        </w:rPr>
+        <w:t>D. salinicola</w:t>
+      </w:r>
+      <w:r>
+        <w:t>、</w:t>
+      </w:r>
+      <w:r>
+        <w:rPr>
+          <w:i/>
+        </w:rPr>
+        <w:t>D. chinensis</w:t>
+      </w:r>
+      <w:r>
+        <w:t>），均由此定案。</w:t>
       </w:r>
     </w:p>
     <w:p>
@@ -3021,6 +2118,76 @@
         <w:ind w:firstLine="0"/>
       </w:pPr>
       <w:r>
+        <w:rPr>
+          <w:b/>
+        </w:rPr>
+        <w:t>这一判断依赖导出时点。</w:t>
+      </w:r>
+      <w:r>
+        <w:t xml:space="preserve"> 同名行数与接受名会随 MycoBank 更新而变化，因此引用时应连同快照日期一起给出。其二，</w:t>
+      </w:r>
+      <w:r>
+        <w:rPr>
+          <w:b/>
+        </w:rPr>
+        <w:t>反向审计</w:t>
+      </w:r>
+      <w:r>
+        <w:t>：对判为「号不存在」的号，回查 GenBank 是否有记录引用它；检索式写法见 2.3（规则四）。其三，</w:t>
+      </w:r>
+      <w:r>
+        <w:rPr>
+          <w:b/>
+        </w:rPr>
+        <w:t>有性型属名</w:t>
+      </w:r>
+      <w:r>
+        <w:t xml:space="preserve">：「一菌一名」改革后有性世代属名并入无性世代属名（如 </w:t>
+      </w:r>
+      <w:r>
+        <w:rPr>
+          <w:i/>
+        </w:rPr>
+        <w:t>Hypocrea</w:t>
+      </w:r>
+      <w:r>
+        <w:t xml:space="preserve"> → </w:t>
+      </w:r>
+      <w:r>
+        <w:rPr>
+          <w:i/>
+        </w:rPr>
+        <w:t>Trichoderma</w:t>
+      </w:r>
+      <w:r>
+        <w:t>），判定时按种加词词干比对——</w:t>
+      </w:r>
+      <w:r>
+        <w:rPr>
+          <w:rFonts w:ascii="Consolas" w:hAnsi="Consolas"/>
+          <w:sz w:val="19"/>
+        </w:rPr>
+        <w:t>cerace-a</w:t>
+      </w:r>
+      <w:r>
+        <w:t xml:space="preserve"> 与 </w:t>
+      </w:r>
+      <w:r>
+        <w:rPr>
+          <w:rFonts w:ascii="Consolas" w:hAnsi="Consolas"/>
+          <w:sz w:val="19"/>
+        </w:rPr>
+        <w:t>cerace-um</w:t>
+      </w:r>
+      <w:r>
+        <w:t xml:space="preserve"> 为同一物种，仅因属名语法性别而词尾不同。</w:t>
+      </w:r>
+    </w:p>
+    <w:p>
+      <w:pPr>
+        <w:ind w:firstLine="0"/>
+      </w:pPr>
+      <w:r>
         <w:t>其四，</w:t>
       </w:r>
       <w:r>
@@ -3111,7 +2278,16 @@
         <w:ind w:firstLine="0"/>
       </w:pPr>
       <w:r>
-        <w:t>两种限制被显式记录，而不是静默丢弃。单种记录数超过 1,500 条者只扫描前 1,500 条，受影响物种由程序逐一写入各属的「覆盖声明」，三属合计 71 个（Colletotrichum 45、Trichoderma 19、Diaporthe 7）。流程另以 32 例既有判定作回归测试，改版后判据与人工复核结果 32/32 一致；但这 32 例本身即由同一流程早期产出，故它证明的是改版没有破坏既有判断，不构成独立验证。</w:t>
+        <w:t>两种限制被显式记录，而不是静默丢弃。单种记录数超过 1,500 条者只扫描前 1,500 条，受影响物种由程序逐一写入各属的「覆盖声明」（数目见 4.4）。流程另以既有判定作回归测试（批次与一致性见 4.4）；须说明的是，这批用例本身由同一流程早期产出，故它证明的只是改版没有破坏既有判断，</w:t>
+      </w:r>
+      <w:r>
+        <w:rPr>
+          <w:b/>
+        </w:rPr>
+        <w:t>不构成独立验证</w:t>
+      </w:r>
+      <w:r>
+        <w:t>。</w:t>
       </w:r>
     </w:p>
     <w:p>
@@ -3289,7 +2465,7 @@
         <w:drawing>
           <wp:inline xmlns:a="http://schemas.openxmlformats.org/drawingml/2006/main" xmlns:pic="http://schemas.openxmlformats.org/drawingml/2006/picture">
             <wp:extent cx="5760000" cy="2583529"/>
-            <wp:docPr id="2" name="Picture 2"/>
+            <wp:docPr id="1" name="Picture 1"/>
             <wp:cNvGraphicFramePr>
               <a:graphicFrameLocks noChangeAspect="1"/>
             </wp:cNvGraphicFramePr>
@@ -3301,7 +2477,7 @@
                     <pic:cNvPicPr/>
                   </pic:nvPicPr>
                   <pic:blipFill>
-                    <a:blip r:embed="rId10"/>
+                    <a:blip r:embed="rId9"/>
                     <a:stretch>
                       <a:fillRect/>
                     </a:stretch>
@@ -4433,6 +3609,463 @@
         <w:rPr>
           <w:b/>
         </w:rPr>
+        <w:t>表 1</w:t>
+      </w:r>
+      <w:r>
+        <w:t xml:space="preserve">　三个总数：全部号、可核号与不可核号</w:t>
+      </w:r>
+    </w:p>
+    <w:tbl>
+      <w:tblPr>
+        <w:tblStyle w:val="TableGrid"/>
+        <w:tblW w:type="auto" w:w="0"/>
+        <w:jc w:val="center"/>
+        <w:tblLook w:firstColumn="1" w:firstRow="1" w:lastColumn="0" w:lastRow="0" w:noHBand="0" w:noVBand="1" w:val="04A0"/>
+      </w:tblPr>
+      <w:tblGrid>
+        <w:gridCol w:w="2268"/>
+        <w:gridCol w:w="2268"/>
+        <w:gridCol w:w="2268"/>
+        <w:gridCol w:w="2268"/>
+      </w:tblGrid>
+      <w:tr>
+        <w:tc>
+          <w:tcPr>
+            <w:tcW w:type="dxa" w:w="2268"/>
+          </w:tcPr>
+          <w:p>
+            <w:pPr>
+              <w:jc w:val="center"/>
+            </w:pPr>
+            <w:r>
+              <w:rPr>
+                <w:b/>
+                <w:sz w:val="18"/>
+              </w:rPr>
+            </w:r>
+            <w:r>
+              <w:rPr>
+                <w:b/>
+                <w:sz w:val="18"/>
+              </w:rPr>
+              <w:t>总数</w:t>
+            </w:r>
+          </w:p>
+        </w:tc>
+        <w:tc>
+          <w:tcPr>
+            <w:tcW w:type="dxa" w:w="2268"/>
+          </w:tcPr>
+          <w:p>
+            <w:pPr>
+              <w:jc w:val="center"/>
+            </w:pPr>
+            <w:r>
+              <w:rPr>
+                <w:b/>
+                <w:sz w:val="18"/>
+              </w:rPr>
+            </w:r>
+            <w:r>
+              <w:rPr>
+                <w:b/>
+                <w:sz w:val="18"/>
+              </w:rPr>
+              <w:t>含义</w:t>
+            </w:r>
+          </w:p>
+        </w:tc>
+        <w:tc>
+          <w:tcPr>
+            <w:tcW w:type="dxa" w:w="2268"/>
+          </w:tcPr>
+          <w:p>
+            <w:pPr>
+              <w:jc w:val="center"/>
+            </w:pPr>
+            <w:r>
+              <w:rPr>
+                <w:b/>
+                <w:sz w:val="18"/>
+              </w:rPr>
+            </w:r>
+            <w:r>
+              <w:rPr>
+                <w:b/>
+                <w:sz w:val="18"/>
+              </w:rPr>
+              <w:t>数量</w:t>
+            </w:r>
+          </w:p>
+        </w:tc>
+        <w:tc>
+          <w:tcPr>
+            <w:tcW w:type="dxa" w:w="2268"/>
+          </w:tcPr>
+          <w:p>
+            <w:pPr>
+              <w:jc w:val="center"/>
+            </w:pPr>
+            <w:r>
+              <w:rPr>
+                <w:b/>
+                <w:sz w:val="18"/>
+              </w:rPr>
+            </w:r>
+            <w:r>
+              <w:rPr>
+                <w:b/>
+                <w:sz w:val="18"/>
+              </w:rPr>
+              <w:t>占全部</w:t>
+            </w:r>
+          </w:p>
+        </w:tc>
+      </w:tr>
+      <w:tr>
+        <w:tc>
+          <w:tcPr>
+            <w:tcW w:type="dxa" w:w="2268"/>
+          </w:tcPr>
+          <w:p>
+            <w:pPr>
+              <w:jc w:val="center"/>
+            </w:pPr>
+            <w:r>
+              <w:rPr>
+                <w:sz w:val="18"/>
+              </w:rPr>
+            </w:r>
+            <w:r>
+              <w:rPr>
+                <w:sz w:val="18"/>
+              </w:rPr>
+              <w:t>全部号</w:t>
+            </w:r>
+          </w:p>
+        </w:tc>
+        <w:tc>
+          <w:tcPr>
+            <w:tcW w:type="dxa" w:w="2268"/>
+          </w:tcPr>
+          <w:p>
+            <w:pPr>
+              <w:jc w:val="center"/>
+            </w:pPr>
+            <w:r>
+              <w:rPr>
+                <w:sz w:val="18"/>
+              </w:rPr>
+            </w:r>
+            <w:r>
+              <w:rPr>
+                <w:sz w:val="18"/>
+              </w:rPr>
+              <w:t>三属全部号级单元格</w:t>
+            </w:r>
+          </w:p>
+        </w:tc>
+        <w:tc>
+          <w:tcPr>
+            <w:tcW w:type="dxa" w:w="2268"/>
+          </w:tcPr>
+          <w:p>
+            <w:pPr>
+              <w:jc w:val="center"/>
+            </w:pPr>
+            <w:r>
+              <w:rPr>
+                <w:sz w:val="18"/>
+              </w:rPr>
+            </w:r>
+            <w:r>
+              <w:rPr>
+                <w:sz w:val="18"/>
+              </w:rPr>
+              <w:t>11,103</w:t>
+            </w:r>
+          </w:p>
+        </w:tc>
+        <w:tc>
+          <w:tcPr>
+            <w:tcW w:type="dxa" w:w="2268"/>
+          </w:tcPr>
+          <w:p>
+            <w:pPr>
+              <w:jc w:val="center"/>
+            </w:pPr>
+            <w:r>
+              <w:rPr>
+                <w:sz w:val="18"/>
+              </w:rPr>
+            </w:r>
+            <w:r>
+              <w:rPr>
+                <w:sz w:val="18"/>
+              </w:rPr>
+              <w:t>100%</w:t>
+            </w:r>
+          </w:p>
+        </w:tc>
+      </w:tr>
+      <w:tr>
+        <w:tc>
+          <w:tcPr>
+            <w:tcW w:type="dxa" w:w="2268"/>
+          </w:tcPr>
+          <w:p>
+            <w:pPr>
+              <w:jc w:val="center"/>
+            </w:pPr>
+            <w:r>
+              <w:rPr>
+                <w:sz w:val="18"/>
+              </w:rPr>
+            </w:r>
+            <w:r>
+              <w:rPr>
+                <w:sz w:val="18"/>
+              </w:rPr>
+              <w:t>可核号</w:t>
+            </w:r>
+          </w:p>
+        </w:tc>
+        <w:tc>
+          <w:tcPr>
+            <w:tcW w:type="dxa" w:w="2268"/>
+          </w:tcPr>
+          <w:p>
+            <w:pPr>
+              <w:jc w:val="center"/>
+            </w:pPr>
+            <w:r>
+              <w:rPr>
+                <w:sz w:val="18"/>
+              </w:rPr>
+            </w:r>
+            <w:r>
+              <w:rPr>
+                <w:sz w:val="18"/>
+              </w:rPr>
+              <w:t>所在机构有公开机读目录（CBS / ICMP / CGMCC）</w:t>
+            </w:r>
+          </w:p>
+        </w:tc>
+        <w:tc>
+          <w:tcPr>
+            <w:tcW w:type="dxa" w:w="2268"/>
+          </w:tcPr>
+          <w:p>
+            <w:pPr>
+              <w:jc w:val="center"/>
+            </w:pPr>
+            <w:r>
+              <w:rPr>
+                <w:sz w:val="18"/>
+              </w:rPr>
+            </w:r>
+            <w:r>
+              <w:rPr>
+                <w:sz w:val="18"/>
+              </w:rPr>
+              <w:t>3,192</w:t>
+            </w:r>
+          </w:p>
+        </w:tc>
+        <w:tc>
+          <w:tcPr>
+            <w:tcW w:type="dxa" w:w="2268"/>
+          </w:tcPr>
+          <w:p>
+            <w:pPr>
+              <w:jc w:val="center"/>
+            </w:pPr>
+            <w:r>
+              <w:rPr>
+                <w:sz w:val="18"/>
+              </w:rPr>
+            </w:r>
+            <w:r>
+              <w:rPr>
+                <w:sz w:val="18"/>
+              </w:rPr>
+              <w:t>28.7%</w:t>
+            </w:r>
+          </w:p>
+        </w:tc>
+      </w:tr>
+      <w:tr>
+        <w:tc>
+          <w:tcPr>
+            <w:tcW w:type="dxa" w:w="2268"/>
+          </w:tcPr>
+          <w:p>
+            <w:pPr>
+              <w:jc w:val="center"/>
+            </w:pPr>
+            <w:r>
+              <w:rPr>
+                <w:sz w:val="18"/>
+              </w:rPr>
+            </w:r>
+            <w:r>
+              <w:rPr>
+                <w:sz w:val="18"/>
+              </w:rPr>
+              <w:t>不可核号</w:t>
+            </w:r>
+          </w:p>
+        </w:tc>
+        <w:tc>
+          <w:tcPr>
+            <w:tcW w:type="dxa" w:w="2268"/>
+          </w:tcPr>
+          <w:p>
+            <w:pPr>
+              <w:jc w:val="center"/>
+            </w:pPr>
+            <w:r>
+              <w:rPr>
+                <w:sz w:val="18"/>
+              </w:rPr>
+            </w:r>
+            <w:r>
+              <w:rPr>
+                <w:sz w:val="18"/>
+              </w:rPr>
+              <w:t>机构无可机读目录（NRRL、DAOM、HMAS、BRIP、CPC、MFLUCC 等），或为研究者工作编号</w:t>
+            </w:r>
+          </w:p>
+        </w:tc>
+        <w:tc>
+          <w:tcPr>
+            <w:tcW w:type="dxa" w:w="2268"/>
+          </w:tcPr>
+          <w:p>
+            <w:pPr>
+              <w:jc w:val="center"/>
+            </w:pPr>
+            <w:r>
+              <w:rPr>
+                <w:sz w:val="18"/>
+              </w:rPr>
+            </w:r>
+            <w:r>
+              <w:rPr>
+                <w:sz w:val="18"/>
+              </w:rPr>
+              <w:t>7,911</w:t>
+            </w:r>
+          </w:p>
+        </w:tc>
+        <w:tc>
+          <w:tcPr>
+            <w:tcW w:type="dxa" w:w="2268"/>
+          </w:tcPr>
+          <w:p>
+            <w:pPr>
+              <w:jc w:val="center"/>
+            </w:pPr>
+            <w:r>
+              <w:rPr>
+                <w:sz w:val="18"/>
+              </w:rPr>
+            </w:r>
+            <w:r>
+              <w:rPr>
+                <w:sz w:val="18"/>
+              </w:rPr>
+              <w:t>71.3%</w:t>
+            </w:r>
+          </w:p>
+        </w:tc>
+      </w:tr>
+    </w:tbl>
+    <w:p/>
+    <w:p>
+      <w:pPr>
+        <w:ind w:firstLine="0"/>
+      </w:pPr>
+      <w:r>
+        <w:t>三个总数的关系见图 1。</w:t>
+      </w:r>
+    </w:p>
+    <w:p>
+      <w:pPr>
+        <w:spacing w:before="120" w:after="40"/>
+        <w:jc w:val="center"/>
+      </w:pPr>
+      <w:r>
+        <w:drawing>
+          <wp:inline xmlns:a="http://schemas.openxmlformats.org/drawingml/2006/main" xmlns:pic="http://schemas.openxmlformats.org/drawingml/2006/picture">
+            <wp:extent cx="5760000" cy="3783942"/>
+            <wp:docPr id="2" name="Picture 2"/>
+            <wp:cNvGraphicFramePr>
+              <a:graphicFrameLocks noChangeAspect="1"/>
+            </wp:cNvGraphicFramePr>
+            <a:graphic>
+              <a:graphicData uri="http://schemas.openxmlformats.org/drawingml/2006/picture">
+                <pic:pic>
+                  <pic:nvPicPr>
+                    <pic:cNvPr id="0" name="Fig1_audit_flow.png"/>
+                    <pic:cNvPicPr/>
+                  </pic:nvPicPr>
+                  <pic:blipFill>
+                    <a:blip r:embed="rId10"/>
+                    <a:stretch>
+                      <a:fillRect/>
+                    </a:stretch>
+                  </pic:blipFill>
+                  <pic:spPr>
+                    <a:xfrm>
+                      <a:off x="0" y="0"/>
+                      <a:ext cx="5760000" cy="3783942"/>
+                    </a:xfrm>
+                    <a:prstGeom prst="rect"/>
+                  </pic:spPr>
+                </pic:pic>
+              </a:graphicData>
+            </a:graphic>
+          </wp:inline>
+        </w:drawing>
+      </w:r>
+    </w:p>
+    <w:p>
+      <w:pPr>
+        <w:ind w:firstLine="0"/>
+      </w:pPr>
+      <w:r>
+        <w:rPr>
+          <w:b/>
+        </w:rPr>
+        <w:t>图 1</w:t>
+      </w:r>
+      <w:r>
+        <w:t xml:space="preserve">　审计流程与三个分母。从三属全部 11,103 个号级单元格出发，逐级筛选至最终的不一致数；右侧虚线引出每一步排除的数量与原因。百分比分别以「全部号」（前两级）与「可核号」（后两级）为分母。</w:t>
+      </w:r>
+    </w:p>
+    <w:p>
+      <w:pPr>
+        <w:ind w:firstLine="0"/>
+      </w:pPr>
+      <w:r>
+        <w:rPr>
+          <w:i/>
+        </w:rPr>
+        <w:t>Figure 1.</w:t>
+      </w:r>
+      <w:r>
+        <w:t xml:space="preserve"> Flow of the audit from 11,103 number-level cells to the final discrepancy count. Each exclusion and its size are shown at the side. Denominators differ by level: all numbers (steps 1–2) and verifiable numbers (steps 3–4).</w:t>
+      </w:r>
+    </w:p>
+    <w:p>
+      <w:pPr>
+        <w:ind w:firstLine="0"/>
+      </w:pPr>
+      <w:r>
+        <w:rPr>
+          <w:b/>
+        </w:rPr>
         <w:t>有多少不一致。</w:t>
       </w:r>
       <w:r>
@@ -4551,6 +4184,47 @@
       </w:r>
       <w:r>
         <w:t>（见 3.2）。</w:t>
+      </w:r>
+    </w:p>
+    <w:p>
+      <w:pPr>
+        <w:ind w:firstLine="0"/>
+      </w:pPr>
+      <w:r>
+        <w:rPr>
+          <w:b/>
+        </w:rPr>
+        <w:t>可核号只承载了部分发现。</w:t>
+      </w:r>
+      <w:r>
+        <w:t xml:space="preserve"> 全文共判出 </w:t>
+      </w:r>
+      <w:r>
+        <w:rPr>
+          <w:b/>
+        </w:rPr>
+        <w:t>1,532</w:t>
+      </w:r>
+      <w:r>
+        <w:t xml:space="preserve"> 个号级不一致单元格，其中 </w:t>
+      </w:r>
+      <w:r>
+        <w:rPr>
+          <w:b/>
+        </w:rPr>
+        <w:t>558 个落在 3,192 个可核号内</w:t>
+      </w:r>
+      <w:r>
+        <w:t xml:space="preserve">，另 </w:t>
+      </w:r>
+      <w:r>
+        <w:rPr>
+          <w:b/>
+        </w:rPr>
+        <w:t>974 个（63.6%）落在 7,911 个不可核号内</w:t>
+      </w:r>
+      <w:r>
+        <w:t>。后者不进分母，是因为它们的号没有机读目录可比对，只能比较 GenBank 记录名与 NCBI 分类名，与「以机构目录为准」的口径不同。因此全文的号级不一致率只描述可核号这一子集（占全部号级单元格 28.7%），不能外推为三属整体。</w:t>
       </w:r>
     </w:p>
     <w:p>
@@ -5248,7 +4922,7 @@
         <w:t>区间估计。</w:t>
       </w:r>
       <w:r>
-        <w:t xml:space="preserve"> 主结果 12.6% 的 95% 置信区间为 11.5–13.8%（图 3；Wilson 法，一种在小样本下比正态近似更稳的比例区间算法）；修正前 17.5% 为 16.2–18.8%，乐观口径 12.0% 为 10.9–13.1%。</w:t>
+        <w:t xml:space="preserve"> 主结果 12.6% 的 95% 置信区间为 11.5–13.8%（图 3；Wilson 法，见 2.4）；修正前 17.5% 为 16.2–18.8%，乐观口径 12.0% 为 10.9–13.1%。</w:t>
       </w:r>
     </w:p>
     <w:p>
@@ -6263,16 +5937,7 @@
         <w:t>上限</w:t>
       </w:r>
       <w:r>
-        <w:t>估计。若按各层池大小加权（185 / 146 / 244），合并后约为 43%，但层内样本各仅 10 条、区间宽达 10–83%（如模式地位层 6/10 的 95% CI 为 31–83%），故</w:t>
-      </w:r>
-      <w:r>
-        <w:rPr>
-          <w:b/>
-        </w:rPr>
-        <w:t>不作为总体率的点估计</w:t>
-      </w:r>
-      <w:r>
-        <w:t>（理由见 2.4）。</w:t>
+        <w:t>估计。各层的区间宽度与合并后的估计不可用性见 2.4；此处只报告层内计数与方向一致性。</w:t>
       </w:r>
     </w:p>
     <w:p>
@@ -7423,6 +7088,29 @@
       </w:r>
       <w:r>
         <w:t>。</w:t>
+      </w:r>
+    </w:p>
+    <w:p>
+      <w:pPr>
+        <w:ind w:firstLine="0"/>
+      </w:pPr>
+      <w:r>
+        <w:rPr>
+          <w:b/>
+        </w:rPr>
+        <w:t>名字关系的总体构成</w:t>
+      </w:r>
+      <w:r>
+        <w:t>（表 2 的五种情形，按 MycoBank 全表 426,834 行统计）：自己即接受名 247,077 行（57.9%）、换属 92,314 行（21.6%）、真异名 60,330 行（14.1%）、拼写/性别更正 27,061 行（6.3%）、同名不同写法 52 行（&lt;0.1%）。</w:t>
+      </w:r>
+      <w:r>
+        <w:rPr>
+          <w:b/>
+        </w:rPr>
+        <w:t>换属占 21.6%，而与真异名（14.1%）性质完全不同</w:t>
+      </w:r>
+      <w:r>
+        <w:t>——把换属当异名，异名数会明显虚高。</w:t>
       </w:r>
     </w:p>
     <w:p>

--- a/交付_三属对照_20261022/05_论文章节/论文_v1.3_整理前.docx
+++ b/交付_三属对照_20261022/05_论文章节/论文_v1.3_整理前.docx
@@ -990,7 +990,7 @@
         <w:t>比例怎么算。</w:t>
       </w:r>
       <w:r>
-        <w:t xml:space="preserve"> 分母与分子的规模已在 3.1 给出（表 1、图 1）；这里只定义口径： 全文的「号级不一致率」一律是：号级不一致的单元格数 ÷ 可核号数（数值见 3.1）。核对不了的那些既不进分子、也不进分母——若把它们算进分母，率会被稀释到没有意义；若把「查不了」当成「没问题」，又等于默认这部分零错误。这样取分母的理由见 4.3。</w:t>
+        <w:t xml:space="preserve"> 分母与分子的规模已在 3.1 给出（表 3、图 1）；这里只定义口径： 全文的「号级不一致率」一律是：号级不一致的单元格数 ÷ 可核号数（数值见 3.1）。核对不了的那些既不进分子、也不进分母——若把它们算进分母，率会被稀释到没有意义；若把「查不了」当成「没问题」，又等于默认这部分零错误。这样取分母的理由见 4.3。</w:t>
       </w:r>
     </w:p>
     <w:p>
@@ -1181,7 +1181,7 @@
         <w:ind w:firstLine="0"/>
       </w:pPr>
       <w:r>
-        <w:t>跨库匹配最常见的错误，是把「学名不同」直接当成「异名」。实际上「学名与当前接受名不同」涵盖四种性质完全不同的关系，加上「两者本来就相同」这一基线，共五种（表 2）。其中换属（种加词不变、只换属名）与真异名（并入别的种）性质完全不同——若把换属一并算作异名，异名数会明显虚高（比例与影响见 3.2 与 4.3）。因此本文的判据是：</w:t>
+        <w:t>跨库匹配最常见的错误，是把「学名不同」直接当成「异名」。实际上「学名与当前接受名不同」涵盖四种性质完全不同的关系，加上「两者本来就相同」这一基线，共五种（表 1）。其中换属（种加词不变、只换属名）与真异名（并入别的种）性质完全不同——若把换属一并算作异名，异名数会明显虚高（比例与影响见 3.2 与 4.3）。因此本文的判据是：</w:t>
       </w:r>
       <w:r>
         <w:rPr>
@@ -1198,7 +1198,7 @@
         <w:rPr>
           <w:b/>
         </w:rPr>
-        <w:t>表 2</w:t>
+        <w:t>表 1</w:t>
       </w:r>
       <w:r>
         <w:t xml:space="preserve">　名字关系的五种情形（判据表；各行在 MycoBank 中的实际占比见 3.2）</w:t>
@@ -1625,7 +1625,7 @@
         <w:ind w:firstLine="0"/>
       </w:pPr>
       <w:r>
-        <w:t>当 NCBI 保留独立 taxon 而 MycoBank 并入他名时，按证据强度分四级（表 3）：A 级是同行评议论文正式列入异名表，可作结论；B 级是论文论证应合并但未做命名学处理，只能说「学界倾向」；C 级是未检索到修订文献，不可作结论；D 级是 MycoBank 的合并缺乏文献支持，标为候选。同名异物（homonym，同一双名为不同作者所描述）不属证据强度序列，须按命名人与模式材料对号后单独定案（见 3.2 表 7）。</w:t>
+        <w:t>当 NCBI 保留独立 taxon 而 MycoBank 并入他名时，按证据强度分四级（表 2）：A 级是同行评议论文正式列入异名表，可作结论；B 级是论文论证应合并但未做命名学处理，只能说「学界倾向」；C 级是未检索到修订文献，不可作结论；D 级是 MycoBank 的合并缺乏文献支持，标为候选。同名异物（homonym，同一双名为不同作者所描述）不属证据强度序列，须按命名人与模式材料对号后单独定案（见 3.2 表 7）。</w:t>
       </w:r>
     </w:p>
     <w:p>
@@ -1636,7 +1636,7 @@
         <w:rPr>
           <w:b/>
         </w:rPr>
-        <w:t>表 3</w:t>
+        <w:t>表 2</w:t>
       </w:r>
       <w:r>
         <w:t xml:space="preserve">　分歧裁决的证据分级</w:t>
@@ -2420,40 +2420,396 @@
         <w:ind w:firstLine="0"/>
       </w:pPr>
       <w:r>
+        <w:t>先给三个总数的定义与筛选流程（表 3、图 1），再依次回答三问：能核对多少、有多少不一致、这个数可不可信。</w:t>
+      </w:r>
+    </w:p>
+    <w:p>
+      <w:pPr>
+        <w:ind w:firstLine="0"/>
+      </w:pPr>
+      <w:r>
         <w:rPr>
           <w:b/>
         </w:rPr>
-        <w:t>能核对多少。</w:t>
-      </w:r>
-      <w:r>
-        <w:t xml:space="preserve"> 三属可核率相差约两倍（42.7% ÷ 20.5% = 2.08；表 4、图 2），但原因不在记录质量：</w:t>
-      </w:r>
-      <w:r>
-        <w:rPr>
-          <w:b/>
-        </w:rPr>
-        <w:t>ICMP 在 Colletotrichum 的可核号中占 286 个（18.4%），而在另两属占比很低</w:t>
-      </w:r>
-      <w:r>
-        <w:t>（2.2% 与 5.4%，见图 2B）。Colletotrichum 为植物病原菌，菌株大量存于植物病理保藏中心；Trichoderma 以生防与土壤来源为主，Diaporthe 以内生与致病兼性为主，均少存于 ICMP。更重要的是</w:t>
-      </w:r>
-      <w:r>
-        <w:rPr>
-          <w:b/>
-        </w:rPr>
-        <w:t>工作编号</w:t>
-      </w:r>
-      <w:r>
-        <w:t>：Trichoderma 的「疑似非机构编号」中，G.J.S.、C.P.K. 等人名缩写占 223/396（56.3%），来自少数实验室的私人工作收藏。因此</w:t>
-      </w:r>
-      <w:r>
-        <w:rPr>
-          <w:b/>
-        </w:rPr>
-        <w:t>可核率反映的是「我们恰好有哪些机构的数据」，而非物种本身的记录质量</w:t>
-      </w:r>
-      <w:r>
-        <w:t>，属间不可直接比较。</w:t>
+        <w:t>表 3</w:t>
+      </w:r>
+      <w:r>
+        <w:t xml:space="preserve">　三个总数：全部号、可核号与不可核号</w:t>
+      </w:r>
+    </w:p>
+    <w:tbl>
+      <w:tblPr>
+        <w:tblStyle w:val="TableGrid"/>
+        <w:tblW w:type="auto" w:w="0"/>
+        <w:jc w:val="center"/>
+        <w:tblLook w:firstColumn="1" w:firstRow="1" w:lastColumn="0" w:lastRow="0" w:noHBand="0" w:noVBand="1" w:val="04A0"/>
+      </w:tblPr>
+      <w:tblGrid>
+        <w:gridCol w:w="2268"/>
+        <w:gridCol w:w="2268"/>
+        <w:gridCol w:w="2268"/>
+        <w:gridCol w:w="2268"/>
+      </w:tblGrid>
+      <w:tr>
+        <w:tc>
+          <w:tcPr>
+            <w:tcW w:type="dxa" w:w="2268"/>
+          </w:tcPr>
+          <w:p>
+            <w:pPr>
+              <w:jc w:val="center"/>
+            </w:pPr>
+            <w:r>
+              <w:rPr>
+                <w:b/>
+                <w:sz w:val="18"/>
+              </w:rPr>
+            </w:r>
+            <w:r>
+              <w:rPr>
+                <w:b/>
+                <w:sz w:val="18"/>
+              </w:rPr>
+              <w:t>总数</w:t>
+            </w:r>
+          </w:p>
+        </w:tc>
+        <w:tc>
+          <w:tcPr>
+            <w:tcW w:type="dxa" w:w="2268"/>
+          </w:tcPr>
+          <w:p>
+            <w:pPr>
+              <w:jc w:val="center"/>
+            </w:pPr>
+            <w:r>
+              <w:rPr>
+                <w:b/>
+                <w:sz w:val="18"/>
+              </w:rPr>
+            </w:r>
+            <w:r>
+              <w:rPr>
+                <w:b/>
+                <w:sz w:val="18"/>
+              </w:rPr>
+              <w:t>含义</w:t>
+            </w:r>
+          </w:p>
+        </w:tc>
+        <w:tc>
+          <w:tcPr>
+            <w:tcW w:type="dxa" w:w="2268"/>
+          </w:tcPr>
+          <w:p>
+            <w:pPr>
+              <w:jc w:val="center"/>
+            </w:pPr>
+            <w:r>
+              <w:rPr>
+                <w:b/>
+                <w:sz w:val="18"/>
+              </w:rPr>
+            </w:r>
+            <w:r>
+              <w:rPr>
+                <w:b/>
+                <w:sz w:val="18"/>
+              </w:rPr>
+              <w:t>数量</w:t>
+            </w:r>
+          </w:p>
+        </w:tc>
+        <w:tc>
+          <w:tcPr>
+            <w:tcW w:type="dxa" w:w="2268"/>
+          </w:tcPr>
+          <w:p>
+            <w:pPr>
+              <w:jc w:val="center"/>
+            </w:pPr>
+            <w:r>
+              <w:rPr>
+                <w:b/>
+                <w:sz w:val="18"/>
+              </w:rPr>
+            </w:r>
+            <w:r>
+              <w:rPr>
+                <w:b/>
+                <w:sz w:val="18"/>
+              </w:rPr>
+              <w:t>占全部</w:t>
+            </w:r>
+          </w:p>
+        </w:tc>
+      </w:tr>
+      <w:tr>
+        <w:tc>
+          <w:tcPr>
+            <w:tcW w:type="dxa" w:w="2268"/>
+          </w:tcPr>
+          <w:p>
+            <w:pPr>
+              <w:jc w:val="center"/>
+            </w:pPr>
+            <w:r>
+              <w:rPr>
+                <w:sz w:val="18"/>
+              </w:rPr>
+            </w:r>
+            <w:r>
+              <w:rPr>
+                <w:sz w:val="18"/>
+              </w:rPr>
+              <w:t>全部号</w:t>
+            </w:r>
+          </w:p>
+        </w:tc>
+        <w:tc>
+          <w:tcPr>
+            <w:tcW w:type="dxa" w:w="2268"/>
+          </w:tcPr>
+          <w:p>
+            <w:pPr>
+              <w:jc w:val="center"/>
+            </w:pPr>
+            <w:r>
+              <w:rPr>
+                <w:sz w:val="18"/>
+              </w:rPr>
+            </w:r>
+            <w:r>
+              <w:rPr>
+                <w:sz w:val="18"/>
+              </w:rPr>
+              <w:t>三属全部号级单元格</w:t>
+            </w:r>
+          </w:p>
+        </w:tc>
+        <w:tc>
+          <w:tcPr>
+            <w:tcW w:type="dxa" w:w="2268"/>
+          </w:tcPr>
+          <w:p>
+            <w:pPr>
+              <w:jc w:val="center"/>
+            </w:pPr>
+            <w:r>
+              <w:rPr>
+                <w:sz w:val="18"/>
+              </w:rPr>
+            </w:r>
+            <w:r>
+              <w:rPr>
+                <w:sz w:val="18"/>
+              </w:rPr>
+              <w:t>11,103</w:t>
+            </w:r>
+          </w:p>
+        </w:tc>
+        <w:tc>
+          <w:tcPr>
+            <w:tcW w:type="dxa" w:w="2268"/>
+          </w:tcPr>
+          <w:p>
+            <w:pPr>
+              <w:jc w:val="center"/>
+            </w:pPr>
+            <w:r>
+              <w:rPr>
+                <w:sz w:val="18"/>
+              </w:rPr>
+            </w:r>
+            <w:r>
+              <w:rPr>
+                <w:sz w:val="18"/>
+              </w:rPr>
+              <w:t>100%</w:t>
+            </w:r>
+          </w:p>
+        </w:tc>
+      </w:tr>
+      <w:tr>
+        <w:tc>
+          <w:tcPr>
+            <w:tcW w:type="dxa" w:w="2268"/>
+          </w:tcPr>
+          <w:p>
+            <w:pPr>
+              <w:jc w:val="center"/>
+            </w:pPr>
+            <w:r>
+              <w:rPr>
+                <w:sz w:val="18"/>
+              </w:rPr>
+            </w:r>
+            <w:r>
+              <w:rPr>
+                <w:sz w:val="18"/>
+              </w:rPr>
+              <w:t>可核号</w:t>
+            </w:r>
+          </w:p>
+        </w:tc>
+        <w:tc>
+          <w:tcPr>
+            <w:tcW w:type="dxa" w:w="2268"/>
+          </w:tcPr>
+          <w:p>
+            <w:pPr>
+              <w:jc w:val="center"/>
+            </w:pPr>
+            <w:r>
+              <w:rPr>
+                <w:sz w:val="18"/>
+              </w:rPr>
+            </w:r>
+            <w:r>
+              <w:rPr>
+                <w:sz w:val="18"/>
+              </w:rPr>
+              <w:t>所在机构有公开机读目录（CBS / ICMP / CGMCC）</w:t>
+            </w:r>
+          </w:p>
+        </w:tc>
+        <w:tc>
+          <w:tcPr>
+            <w:tcW w:type="dxa" w:w="2268"/>
+          </w:tcPr>
+          <w:p>
+            <w:pPr>
+              <w:jc w:val="center"/>
+            </w:pPr>
+            <w:r>
+              <w:rPr>
+                <w:sz w:val="18"/>
+              </w:rPr>
+            </w:r>
+            <w:r>
+              <w:rPr>
+                <w:sz w:val="18"/>
+              </w:rPr>
+              <w:t>3,192</w:t>
+            </w:r>
+          </w:p>
+        </w:tc>
+        <w:tc>
+          <w:tcPr>
+            <w:tcW w:type="dxa" w:w="2268"/>
+          </w:tcPr>
+          <w:p>
+            <w:pPr>
+              <w:jc w:val="center"/>
+            </w:pPr>
+            <w:r>
+              <w:rPr>
+                <w:sz w:val="18"/>
+              </w:rPr>
+            </w:r>
+            <w:r>
+              <w:rPr>
+                <w:sz w:val="18"/>
+              </w:rPr>
+              <w:t>28.7%</w:t>
+            </w:r>
+          </w:p>
+        </w:tc>
+      </w:tr>
+      <w:tr>
+        <w:tc>
+          <w:tcPr>
+            <w:tcW w:type="dxa" w:w="2268"/>
+          </w:tcPr>
+          <w:p>
+            <w:pPr>
+              <w:jc w:val="center"/>
+            </w:pPr>
+            <w:r>
+              <w:rPr>
+                <w:sz w:val="18"/>
+              </w:rPr>
+            </w:r>
+            <w:r>
+              <w:rPr>
+                <w:sz w:val="18"/>
+              </w:rPr>
+              <w:t>不可核号</w:t>
+            </w:r>
+          </w:p>
+        </w:tc>
+        <w:tc>
+          <w:tcPr>
+            <w:tcW w:type="dxa" w:w="2268"/>
+          </w:tcPr>
+          <w:p>
+            <w:pPr>
+              <w:jc w:val="center"/>
+            </w:pPr>
+            <w:r>
+              <w:rPr>
+                <w:sz w:val="18"/>
+              </w:rPr>
+            </w:r>
+            <w:r>
+              <w:rPr>
+                <w:sz w:val="18"/>
+              </w:rPr>
+              <w:t>机构无可机读目录（NRRL、DAOM、HMAS、BRIP、CPC、MFLUCC 等），或为研究者工作编号</w:t>
+            </w:r>
+          </w:p>
+        </w:tc>
+        <w:tc>
+          <w:tcPr>
+            <w:tcW w:type="dxa" w:w="2268"/>
+          </w:tcPr>
+          <w:p>
+            <w:pPr>
+              <w:jc w:val="center"/>
+            </w:pPr>
+            <w:r>
+              <w:rPr>
+                <w:sz w:val="18"/>
+              </w:rPr>
+            </w:r>
+            <w:r>
+              <w:rPr>
+                <w:sz w:val="18"/>
+              </w:rPr>
+              <w:t>7,911</w:t>
+            </w:r>
+          </w:p>
+        </w:tc>
+        <w:tc>
+          <w:tcPr>
+            <w:tcW w:type="dxa" w:w="2268"/>
+          </w:tcPr>
+          <w:p>
+            <w:pPr>
+              <w:jc w:val="center"/>
+            </w:pPr>
+            <w:r>
+              <w:rPr>
+                <w:sz w:val="18"/>
+              </w:rPr>
+            </w:r>
+            <w:r>
+              <w:rPr>
+                <w:sz w:val="18"/>
+              </w:rPr>
+              <w:t>71.3%</w:t>
+            </w:r>
+          </w:p>
+        </w:tc>
+      </w:tr>
+    </w:tbl>
+    <w:p/>
+    <w:p>
+      <w:pPr>
+        <w:ind w:firstLine="0"/>
+      </w:pPr>
+      <w:r>
+        <w:t>三个总数的关系见图 1。</w:t>
       </w:r>
     </w:p>
     <w:p>
@@ -2464,8 +2820,117 @@
       <w:r>
         <w:drawing>
           <wp:inline xmlns:a="http://schemas.openxmlformats.org/drawingml/2006/main" xmlns:pic="http://schemas.openxmlformats.org/drawingml/2006/picture">
+            <wp:extent cx="5760000" cy="3783942"/>
+            <wp:docPr id="1" name="Picture 1"/>
+            <wp:cNvGraphicFramePr>
+              <a:graphicFrameLocks noChangeAspect="1"/>
+            </wp:cNvGraphicFramePr>
+            <a:graphic>
+              <a:graphicData uri="http://schemas.openxmlformats.org/drawingml/2006/picture">
+                <pic:pic>
+                  <pic:nvPicPr>
+                    <pic:cNvPr id="0" name="Fig1_audit_flow.png"/>
+                    <pic:cNvPicPr/>
+                  </pic:nvPicPr>
+                  <pic:blipFill>
+                    <a:blip r:embed="rId9"/>
+                    <a:stretch>
+                      <a:fillRect/>
+                    </a:stretch>
+                  </pic:blipFill>
+                  <pic:spPr>
+                    <a:xfrm>
+                      <a:off x="0" y="0"/>
+                      <a:ext cx="5760000" cy="3783942"/>
+                    </a:xfrm>
+                    <a:prstGeom prst="rect"/>
+                  </pic:spPr>
+                </pic:pic>
+              </a:graphicData>
+            </a:graphic>
+          </wp:inline>
+        </w:drawing>
+      </w:r>
+    </w:p>
+    <w:p>
+      <w:pPr>
+        <w:ind w:firstLine="0"/>
+      </w:pPr>
+      <w:r>
+        <w:rPr>
+          <w:b/>
+        </w:rPr>
+        <w:t>图 1</w:t>
+      </w:r>
+      <w:r>
+        <w:t xml:space="preserve">　审计流程与三个分母。从三属全部 11,103 个号级单元格出发，逐级筛选至最终的不一致数；右侧虚线引出每一步排除的数量与原因。百分比分别以「全部号」（前两级）与「可核号」（后两级）为分母。</w:t>
+      </w:r>
+    </w:p>
+    <w:p>
+      <w:pPr>
+        <w:ind w:firstLine="0"/>
+      </w:pPr>
+      <w:r>
+        <w:rPr>
+          <w:i/>
+        </w:rPr>
+        <w:t>Figure 1.</w:t>
+      </w:r>
+      <w:r>
+        <w:t xml:space="preserve"> Flow of the audit from 11,103 number-level cells to the final discrepancy count. Each exclusion and its size are shown at the side. Denominators differ by level: all numbers (steps 1–2) and verifiable numbers (steps 3–4).</w:t>
+      </w:r>
+    </w:p>
+    <w:p>
+      <w:pPr>
+        <w:ind w:firstLine="0"/>
+      </w:pPr>
+      <w:r>
+        <w:rPr>
+          <w:b/>
+        </w:rPr>
+        <w:t>能核对多少。</w:t>
+      </w:r>
+      <w:r>
+        <w:t xml:space="preserve"> 三属可核率相差约两倍（42.7% ÷ 20.5% = 2.08；表 4、图 2），但原因不在记录质量：</w:t>
+      </w:r>
+      <w:r>
+        <w:rPr>
+          <w:b/>
+        </w:rPr>
+        <w:t>ICMP 在 Colletotrichum 的可核号中占 286 个（18.4%），而在另两属占比很低</w:t>
+      </w:r>
+      <w:r>
+        <w:t>（2.2% 与 5.4%，见图 2B）。Colletotrichum 为植物病原菌，菌株大量存于植物病理保藏中心；Trichoderma 以生防与土壤来源为主，Diaporthe 以内生与致病兼性为主，均少存于 ICMP。更重要的是</w:t>
+      </w:r>
+      <w:r>
+        <w:rPr>
+          <w:b/>
+        </w:rPr>
+        <w:t>工作编号</w:t>
+      </w:r>
+      <w:r>
+        <w:t>：Trichoderma 的「疑似非机构编号」中，G.J.S.、C.P.K. 等人名缩写占 223/396（56.3%），来自少数实验室的私人工作收藏。因此</w:t>
+      </w:r>
+      <w:r>
+        <w:rPr>
+          <w:b/>
+        </w:rPr>
+        <w:t>可核率反映的是「我们恰好有哪些机构的数据」，而非物种本身的记录质量</w:t>
+      </w:r>
+      <w:r>
+        <w:t>，属间不可直接比较。</w:t>
+      </w:r>
+    </w:p>
+    <w:p>
+      <w:pPr>
+        <w:spacing w:before="120" w:after="40"/>
+        <w:jc w:val="center"/>
+      </w:pPr>
+      <w:r>
+        <w:drawing>
+          <wp:inline xmlns:a="http://schemas.openxmlformats.org/drawingml/2006/main" xmlns:pic="http://schemas.openxmlformats.org/drawingml/2006/picture">
             <wp:extent cx="5760000" cy="2583529"/>
-            <wp:docPr id="1" name="Picture 1"/>
+            <wp:docPr id="2" name="Picture 2"/>
             <wp:cNvGraphicFramePr>
               <a:graphicFrameLocks noChangeAspect="1"/>
             </wp:cNvGraphicFramePr>
@@ -2477,7 +2942,7 @@
                     <pic:cNvPicPr/>
                   </pic:nvPicPr>
                   <pic:blipFill>
-                    <a:blip r:embed="rId9"/>
+                    <a:blip r:embed="rId10"/>
                     <a:stretch>
                       <a:fillRect/>
                     </a:stretch>
@@ -3599,463 +4064,6 @@
           <w:sz w:val="19"/>
         </w:rPr>
         <w:t>四类互斥，逐属相加即为「合计发现」。各属可核率见图 2A（42.7% / 23.1% / 20.5%，合计 28.7%）。</w:t>
-      </w:r>
-    </w:p>
-    <w:p>
-      <w:pPr>
-        <w:ind w:firstLine="0"/>
-      </w:pPr>
-      <w:r>
-        <w:rPr>
-          <w:b/>
-        </w:rPr>
-        <w:t>表 1</w:t>
-      </w:r>
-      <w:r>
-        <w:t xml:space="preserve">　三个总数：全部号、可核号与不可核号</w:t>
-      </w:r>
-    </w:p>
-    <w:tbl>
-      <w:tblPr>
-        <w:tblStyle w:val="TableGrid"/>
-        <w:tblW w:type="auto" w:w="0"/>
-        <w:jc w:val="center"/>
-        <w:tblLook w:firstColumn="1" w:firstRow="1" w:lastColumn="0" w:lastRow="0" w:noHBand="0" w:noVBand="1" w:val="04A0"/>
-      </w:tblPr>
-      <w:tblGrid>
-        <w:gridCol w:w="2268"/>
-        <w:gridCol w:w="2268"/>
-        <w:gridCol w:w="2268"/>
-        <w:gridCol w:w="2268"/>
-      </w:tblGrid>
-      <w:tr>
-        <w:tc>
-          <w:tcPr>
-            <w:tcW w:type="dxa" w:w="2268"/>
-          </w:tcPr>
-          <w:p>
-            <w:pPr>
-              <w:jc w:val="center"/>
-            </w:pPr>
-            <w:r>
-              <w:rPr>
-                <w:b/>
-                <w:sz w:val="18"/>
-              </w:rPr>
-            </w:r>
-            <w:r>
-              <w:rPr>
-                <w:b/>
-                <w:sz w:val="18"/>
-              </w:rPr>
-              <w:t>总数</w:t>
-            </w:r>
-          </w:p>
-        </w:tc>
-        <w:tc>
-          <w:tcPr>
-            <w:tcW w:type="dxa" w:w="2268"/>
-          </w:tcPr>
-          <w:p>
-            <w:pPr>
-              <w:jc w:val="center"/>
-            </w:pPr>
-            <w:r>
-              <w:rPr>
-                <w:b/>
-                <w:sz w:val="18"/>
-              </w:rPr>
-            </w:r>
-            <w:r>
-              <w:rPr>
-                <w:b/>
-                <w:sz w:val="18"/>
-              </w:rPr>
-              <w:t>含义</w:t>
-            </w:r>
-          </w:p>
-        </w:tc>
-        <w:tc>
-          <w:tcPr>
-            <w:tcW w:type="dxa" w:w="2268"/>
-          </w:tcPr>
-          <w:p>
-            <w:pPr>
-              <w:jc w:val="center"/>
-            </w:pPr>
-            <w:r>
-              <w:rPr>
-                <w:b/>
-                <w:sz w:val="18"/>
-              </w:rPr>
-            </w:r>
-            <w:r>
-              <w:rPr>
-                <w:b/>
-                <w:sz w:val="18"/>
-              </w:rPr>
-              <w:t>数量</w:t>
-            </w:r>
-          </w:p>
-        </w:tc>
-        <w:tc>
-          <w:tcPr>
-            <w:tcW w:type="dxa" w:w="2268"/>
-          </w:tcPr>
-          <w:p>
-            <w:pPr>
-              <w:jc w:val="center"/>
-            </w:pPr>
-            <w:r>
-              <w:rPr>
-                <w:b/>
-                <w:sz w:val="18"/>
-              </w:rPr>
-            </w:r>
-            <w:r>
-              <w:rPr>
-                <w:b/>
-                <w:sz w:val="18"/>
-              </w:rPr>
-              <w:t>占全部</w:t>
-            </w:r>
-          </w:p>
-        </w:tc>
-      </w:tr>
-      <w:tr>
-        <w:tc>
-          <w:tcPr>
-            <w:tcW w:type="dxa" w:w="2268"/>
-          </w:tcPr>
-          <w:p>
-            <w:pPr>
-              <w:jc w:val="center"/>
-            </w:pPr>
-            <w:r>
-              <w:rPr>
-                <w:sz w:val="18"/>
-              </w:rPr>
-            </w:r>
-            <w:r>
-              <w:rPr>
-                <w:sz w:val="18"/>
-              </w:rPr>
-              <w:t>全部号</w:t>
-            </w:r>
-          </w:p>
-        </w:tc>
-        <w:tc>
-          <w:tcPr>
-            <w:tcW w:type="dxa" w:w="2268"/>
-          </w:tcPr>
-          <w:p>
-            <w:pPr>
-              <w:jc w:val="center"/>
-            </w:pPr>
-            <w:r>
-              <w:rPr>
-                <w:sz w:val="18"/>
-              </w:rPr>
-            </w:r>
-            <w:r>
-              <w:rPr>
-                <w:sz w:val="18"/>
-              </w:rPr>
-              <w:t>三属全部号级单元格</w:t>
-            </w:r>
-          </w:p>
-        </w:tc>
-        <w:tc>
-          <w:tcPr>
-            <w:tcW w:type="dxa" w:w="2268"/>
-          </w:tcPr>
-          <w:p>
-            <w:pPr>
-              <w:jc w:val="center"/>
-            </w:pPr>
-            <w:r>
-              <w:rPr>
-                <w:sz w:val="18"/>
-              </w:rPr>
-            </w:r>
-            <w:r>
-              <w:rPr>
-                <w:sz w:val="18"/>
-              </w:rPr>
-              <w:t>11,103</w:t>
-            </w:r>
-          </w:p>
-        </w:tc>
-        <w:tc>
-          <w:tcPr>
-            <w:tcW w:type="dxa" w:w="2268"/>
-          </w:tcPr>
-          <w:p>
-            <w:pPr>
-              <w:jc w:val="center"/>
-            </w:pPr>
-            <w:r>
-              <w:rPr>
-                <w:sz w:val="18"/>
-              </w:rPr>
-            </w:r>
-            <w:r>
-              <w:rPr>
-                <w:sz w:val="18"/>
-              </w:rPr>
-              <w:t>100%</w:t>
-            </w:r>
-          </w:p>
-        </w:tc>
-      </w:tr>
-      <w:tr>
-        <w:tc>
-          <w:tcPr>
-            <w:tcW w:type="dxa" w:w="2268"/>
-          </w:tcPr>
-          <w:p>
-            <w:pPr>
-              <w:jc w:val="center"/>
-            </w:pPr>
-            <w:r>
-              <w:rPr>
-                <w:sz w:val="18"/>
-              </w:rPr>
-            </w:r>
-            <w:r>
-              <w:rPr>
-                <w:sz w:val="18"/>
-              </w:rPr>
-              <w:t>可核号</w:t>
-            </w:r>
-          </w:p>
-        </w:tc>
-        <w:tc>
-          <w:tcPr>
-            <w:tcW w:type="dxa" w:w="2268"/>
-          </w:tcPr>
-          <w:p>
-            <w:pPr>
-              <w:jc w:val="center"/>
-            </w:pPr>
-            <w:r>
-              <w:rPr>
-                <w:sz w:val="18"/>
-              </w:rPr>
-            </w:r>
-            <w:r>
-              <w:rPr>
-                <w:sz w:val="18"/>
-              </w:rPr>
-              <w:t>所在机构有公开机读目录（CBS / ICMP / CGMCC）</w:t>
-            </w:r>
-          </w:p>
-        </w:tc>
-        <w:tc>
-          <w:tcPr>
-            <w:tcW w:type="dxa" w:w="2268"/>
-          </w:tcPr>
-          <w:p>
-            <w:pPr>
-              <w:jc w:val="center"/>
-            </w:pPr>
-            <w:r>
-              <w:rPr>
-                <w:sz w:val="18"/>
-              </w:rPr>
-            </w:r>
-            <w:r>
-              <w:rPr>
-                <w:sz w:val="18"/>
-              </w:rPr>
-              <w:t>3,192</w:t>
-            </w:r>
-          </w:p>
-        </w:tc>
-        <w:tc>
-          <w:tcPr>
-            <w:tcW w:type="dxa" w:w="2268"/>
-          </w:tcPr>
-          <w:p>
-            <w:pPr>
-              <w:jc w:val="center"/>
-            </w:pPr>
-            <w:r>
-              <w:rPr>
-                <w:sz w:val="18"/>
-              </w:rPr>
-            </w:r>
-            <w:r>
-              <w:rPr>
-                <w:sz w:val="18"/>
-              </w:rPr>
-              <w:t>28.7%</w:t>
-            </w:r>
-          </w:p>
-        </w:tc>
-      </w:tr>
-      <w:tr>
-        <w:tc>
-          <w:tcPr>
-            <w:tcW w:type="dxa" w:w="2268"/>
-          </w:tcPr>
-          <w:p>
-            <w:pPr>
-              <w:jc w:val="center"/>
-            </w:pPr>
-            <w:r>
-              <w:rPr>
-                <w:sz w:val="18"/>
-              </w:rPr>
-            </w:r>
-            <w:r>
-              <w:rPr>
-                <w:sz w:val="18"/>
-              </w:rPr>
-              <w:t>不可核号</w:t>
-            </w:r>
-          </w:p>
-        </w:tc>
-        <w:tc>
-          <w:tcPr>
-            <w:tcW w:type="dxa" w:w="2268"/>
-          </w:tcPr>
-          <w:p>
-            <w:pPr>
-              <w:jc w:val="center"/>
-            </w:pPr>
-            <w:r>
-              <w:rPr>
-                <w:sz w:val="18"/>
-              </w:rPr>
-            </w:r>
-            <w:r>
-              <w:rPr>
-                <w:sz w:val="18"/>
-              </w:rPr>
-              <w:t>机构无可机读目录（NRRL、DAOM、HMAS、BRIP、CPC、MFLUCC 等），或为研究者工作编号</w:t>
-            </w:r>
-          </w:p>
-        </w:tc>
-        <w:tc>
-          <w:tcPr>
-            <w:tcW w:type="dxa" w:w="2268"/>
-          </w:tcPr>
-          <w:p>
-            <w:pPr>
-              <w:jc w:val="center"/>
-            </w:pPr>
-            <w:r>
-              <w:rPr>
-                <w:sz w:val="18"/>
-              </w:rPr>
-            </w:r>
-            <w:r>
-              <w:rPr>
-                <w:sz w:val="18"/>
-              </w:rPr>
-              <w:t>7,911</w:t>
-            </w:r>
-          </w:p>
-        </w:tc>
-        <w:tc>
-          <w:tcPr>
-            <w:tcW w:type="dxa" w:w="2268"/>
-          </w:tcPr>
-          <w:p>
-            <w:pPr>
-              <w:jc w:val="center"/>
-            </w:pPr>
-            <w:r>
-              <w:rPr>
-                <w:sz w:val="18"/>
-              </w:rPr>
-            </w:r>
-            <w:r>
-              <w:rPr>
-                <w:sz w:val="18"/>
-              </w:rPr>
-              <w:t>71.3%</w:t>
-            </w:r>
-          </w:p>
-        </w:tc>
-      </w:tr>
-    </w:tbl>
-    <w:p/>
-    <w:p>
-      <w:pPr>
-        <w:ind w:firstLine="0"/>
-      </w:pPr>
-      <w:r>
-        <w:t>三个总数的关系见图 1。</w:t>
-      </w:r>
-    </w:p>
-    <w:p>
-      <w:pPr>
-        <w:spacing w:before="120" w:after="40"/>
-        <w:jc w:val="center"/>
-      </w:pPr>
-      <w:r>
-        <w:drawing>
-          <wp:inline xmlns:a="http://schemas.openxmlformats.org/drawingml/2006/main" xmlns:pic="http://schemas.openxmlformats.org/drawingml/2006/picture">
-            <wp:extent cx="5760000" cy="3783942"/>
-            <wp:docPr id="2" name="Picture 2"/>
-            <wp:cNvGraphicFramePr>
-              <a:graphicFrameLocks noChangeAspect="1"/>
-            </wp:cNvGraphicFramePr>
-            <a:graphic>
-              <a:graphicData uri="http://schemas.openxmlformats.org/drawingml/2006/picture">
-                <pic:pic>
-                  <pic:nvPicPr>
-                    <pic:cNvPr id="0" name="Fig1_audit_flow.png"/>
-                    <pic:cNvPicPr/>
-                  </pic:nvPicPr>
-                  <pic:blipFill>
-                    <a:blip r:embed="rId10"/>
-                    <a:stretch>
-                      <a:fillRect/>
-                    </a:stretch>
-                  </pic:blipFill>
-                  <pic:spPr>
-                    <a:xfrm>
-                      <a:off x="0" y="0"/>
-                      <a:ext cx="5760000" cy="3783942"/>
-                    </a:xfrm>
-                    <a:prstGeom prst="rect"/>
-                  </pic:spPr>
-                </pic:pic>
-              </a:graphicData>
-            </a:graphic>
-          </wp:inline>
-        </w:drawing>
-      </w:r>
-    </w:p>
-    <w:p>
-      <w:pPr>
-        <w:ind w:firstLine="0"/>
-      </w:pPr>
-      <w:r>
-        <w:rPr>
-          <w:b/>
-        </w:rPr>
-        <w:t>图 1</w:t>
-      </w:r>
-      <w:r>
-        <w:t xml:space="preserve">　审计流程与三个分母。从三属全部 11,103 个号级单元格出发，逐级筛选至最终的不一致数；右侧虚线引出每一步排除的数量与原因。百分比分别以「全部号」（前两级）与「可核号」（后两级）为分母。</w:t>
-      </w:r>
-    </w:p>
-    <w:p>
-      <w:pPr>
-        <w:ind w:firstLine="0"/>
-      </w:pPr>
-      <w:r>
-        <w:rPr>
-          <w:i/>
-        </w:rPr>
-        <w:t>Figure 1.</w:t>
-      </w:r>
-      <w:r>
-        <w:t xml:space="preserve"> Flow of the audit from 11,103 number-level cells to the final discrepancy count. Each exclusion and its size are shown at the side. Denominators differ by level: all numbers (steps 1–2) and verifiable numbers (steps 3–4).</w:t>
       </w:r>
     </w:p>
     <w:p>
@@ -7101,7 +7109,7 @@
         <w:t>名字关系的总体构成</w:t>
       </w:r>
       <w:r>
-        <w:t>（表 2 的五种情形，按 MycoBank 全表 426,834 行统计）：自己即接受名 247,077 行（57.9%）、换属 92,314 行（21.6%）、真异名 60,330 行（14.1%）、拼写/性别更正 27,061 行（6.3%）、同名不同写法 52 行（&lt;0.1%）。</w:t>
+        <w:t>（表 1 的五种情形，按 MycoBank 全表 426,834 行统计）：自己即接受名 247,077 行（57.9%）、换属 92,314 行（21.6%）、真异名 60,330 行（14.1%）、拼写/性别更正 27,061 行（6.3%）、同名不同写法 52 行（&lt;0.1%）。</w:t>
       </w:r>
       <w:r>
         <w:rPr>
@@ -10037,7 +10045,7 @@
         <w:t>表（正文已编为表 1–8）</w:t>
       </w:r>
       <w:r>
-        <w:t>：表 1 三个总数｜表 2 名字关系五种情形｜表 3 证据分级｜表 4 三属总体｜表 5 反向审计前后｜表 6 验证子样本裁决｜表 7 三属种级分歧裁决｜表 8 两库分工；</w:t>
+        <w:t>：表 1 名字关系五种情形｜表 2 证据分级｜表 3 三个总数｜表 4 三属总体｜表 5 反向审计前后｜表 6 验证子样本裁决｜表 7 三属种级分歧裁决｜表 8 两库分工；</w:t>
       </w:r>
       <w:r>
         <w:rPr>

--- a/交付_三属对照_20261022/05_论文章节/论文_v1.3_整理前.docx
+++ b/交付_三属对照_20261022/05_论文章节/论文_v1.3_整理前.docx
@@ -180,7 +180,7 @@
         <w:t>号级</w:t>
       </w:r>
       <w:r>
-        <w:t xml:space="preserve">上，1,532 条不一致中 </w:t>
+        <w:t xml:space="preserve">上，1,533 条不一致中 </w:t>
       </w:r>
       <w:r>
         <w:rPr>
@@ -285,7 +285,7 @@
         <w:t>Conclusions</w:t>
       </w:r>
       <w:r>
-        <w:t xml:space="preserve"> No single source can serve as ground truth. At the number level, 668 of 1,532 discrepancies (43.6%) involve numbers that are not institutional accessions at all, and only 485 involve name conflicts; a further 147 show one accession assigned to two different species. Institutional catalogues and GenBank also contradict each other, and "absent from the catalogue" usually means the collection did not register the number rather than that the number is fictitious—treating the catalogue as ground truth inflates the rate 1.39-fold. At the species level, the two databases differ not in correctness but in what is curated: NCBI actively curates type status and strain–sequence links while remaining conservative about nomenclatural synonymy, whereas MycoBank follows the literature and risks over-merging. Name-based cross-database matching must be accompanied by author and type-material verification.</w:t>
+        <w:t xml:space="preserve"> No single source can serve as ground truth. At the number level, 668 of 1,533 discrepancies (43.6%) involve numbers that are not institutional accessions at all, and only 485 involve name conflicts; a further 147 show one accession assigned to two different species. Institutional catalogues and GenBank also contradict each other, and "absent from the catalogue" usually means the collection did not register the number rather than that the number is fictitious—treating the catalogue as ground truth inflates the rate 1.39-fold. At the species level, the two databases differ not in correctness but in what is curated: NCBI actively curates type status and strain–sequence links while remaining conservative about nomenclatural synonymy, whereas MycoBank follows the literature and risks over-merging. Name-based cross-database matching must be accompanied by author and type-material verification.</w:t>
       </w:r>
     </w:p>
     <w:p>
@@ -3398,7 +3398,7 @@
               <w:rPr>
                 <w:sz w:val="18"/>
               </w:rPr>
-              <w:t>1,128</w:t>
+              <w:t>1,115</w:t>
             </w:r>
           </w:p>
         </w:tc>
@@ -3419,7 +3419,7 @@
               <w:rPr>
                 <w:sz w:val="18"/>
               </w:rPr>
-              <w:t>75</w:t>
+              <w:t>79</w:t>
             </w:r>
           </w:p>
         </w:tc>
@@ -3462,7 +3462,7 @@
                 <w:b/>
                 <w:sz w:val="18"/>
               </w:rPr>
-              <w:t>1,844</w:t>
+              <w:t>1,835</w:t>
             </w:r>
           </w:p>
         </w:tc>
@@ -3569,7 +3569,7 @@
               <w:rPr>
                 <w:sz w:val="18"/>
               </w:rPr>
-              <w:t>624</w:t>
+              <w:t>625</w:t>
             </w:r>
           </w:p>
         </w:tc>
@@ -3590,7 +3590,7 @@
               <w:rPr>
                 <w:sz w:val="18"/>
               </w:rPr>
-              <w:t>1,621</w:t>
+              <w:t>1,620</w:t>
             </w:r>
           </w:p>
         </w:tc>
@@ -3611,7 +3611,7 @@
               <w:rPr>
                 <w:sz w:val="18"/>
               </w:rPr>
-              <w:t>91</w:t>
+              <w:t>92</w:t>
             </w:r>
           </w:p>
         </w:tc>
@@ -3654,7 +3654,7 @@
                 <w:b/>
                 <w:sz w:val="18"/>
               </w:rPr>
-              <w:t>2,341</w:t>
+              <w:t>2,342</w:t>
             </w:r>
           </w:p>
         </w:tc>
@@ -3782,7 +3782,7 @@
               <w:rPr>
                 <w:sz w:val="18"/>
               </w:rPr>
-              <w:t>1,142</w:t>
+              <w:t>1,134</w:t>
             </w:r>
           </w:p>
         </w:tc>
@@ -3803,7 +3803,7 @@
               <w:rPr>
                 <w:sz w:val="18"/>
               </w:rPr>
-              <w:t>39</w:t>
+              <w:t>42</w:t>
             </w:r>
           </w:p>
         </w:tc>
@@ -3846,7 +3846,7 @@
                 <w:b/>
                 <w:sz w:val="18"/>
               </w:rPr>
-              <w:t>1,596</w:t>
+              <w:t>1,591</w:t>
             </w:r>
           </w:p>
         </w:tc>
@@ -3958,7 +3958,7 @@
                 <w:b/>
                 <w:sz w:val="18"/>
               </w:rPr>
-              <w:t>1,532</w:t>
+              <w:t>1,533</w:t>
             </w:r>
           </w:p>
         </w:tc>
@@ -3980,7 +3980,7 @@
                 <w:b/>
                 <w:sz w:val="18"/>
               </w:rPr>
-              <w:t>3,891</w:t>
+              <w:t>3,869</w:t>
             </w:r>
           </w:p>
         </w:tc>
@@ -4002,7 +4002,7 @@
                 <w:b/>
                 <w:sz w:val="18"/>
               </w:rPr>
-              <w:t>205</w:t>
+              <w:t>213</w:t>
             </w:r>
           </w:p>
         </w:tc>
@@ -4046,7 +4046,7 @@
                 <w:b/>
                 <w:sz w:val="18"/>
               </w:rPr>
-              <w:t>5,781</w:t>
+              <w:t>5,768</w:t>
             </w:r>
           </w:p>
         </w:tc>
@@ -4077,7 +4077,7 @@
         <w:t>有多少不一致。</w:t>
       </w:r>
       <w:r>
-        <w:t xml:space="preserve"> 5,781 条发现按性质分四类，四者互斥：</w:t>
+        <w:t xml:space="preserve"> 5,768 条发现按性质分四类，四者互斥：</w:t>
       </w:r>
     </w:p>
     <w:p>
@@ -4089,7 +4089,7 @@
         <w:rPr>
           <w:b/>
         </w:rPr>
-        <w:t>号级不一致 1,532 条</w:t>
+        <w:t>号级不一致 1,533 条</w:t>
       </w:r>
       <w:r>
         <w:t>——同一个保藏号，GenBank 记录名与机构目录登记名不符。这是本文要量化的对象；内部以「疑似非机构编号」668 条最多，其次为「申报模式而机构无记录」194 条（号级记录数，与 3.2 中「名字层面 194 条」不是同一个量，纯属数值巧合）与「号不存在」185 条（此三类合计 1,047 条，余 485 条分散在并名冲突、基名属、别的属等次要类别；后两类各有「看似错、其实不是」的解释，见 4.3 与下文）。</w:t>
@@ -4104,7 +4104,7 @@
         <w:rPr>
           <w:b/>
         </w:rPr>
-        <w:t>不确定 3,891 条</w:t>
+        <w:t>不确定 3,869 条</w:t>
       </w:r>
       <w:r>
         <w:t>——号没有可机读的目录、或记录未核，</w:t>
@@ -4116,7 +4116,7 @@
         <w:t>根本无从判断对错</w:t>
       </w:r>
       <w:r>
-        <w:t>。其中「无公开数据库」3,122 条占全部发现的 54.0%，成因即上文的可核率限制。</w:t>
+        <w:t>。其中「无公开数据库」3,122 条占全部发现的 54.1%，成因即上文的可核率限制。</w:t>
       </w:r>
     </w:p>
     <w:p>
@@ -4128,7 +4128,7 @@
         <w:rPr>
           <w:b/>
         </w:rPr>
-        <w:t>非错 205 条</w:t>
+        <w:t>非错 213 条</w:t>
       </w:r>
       <w:r>
         <w:t>——</w:t>
@@ -4211,7 +4211,7 @@
         <w:rPr>
           <w:b/>
         </w:rPr>
-        <w:t>1,532</w:t>
+        <w:t>1,533</w:t>
       </w:r>
       <w:r>
         <w:t xml:space="preserve"> 个号级不一致单元格，其中 </w:t>
@@ -4280,7 +4280,7 @@
         <w:ind w:firstLine="0"/>
       </w:pPr>
       <w:r>
-        <w:t>如 2.2 所述，1,532 个号级不一致中只有 558 个落在可核号内、进入分母，因此下列比率只描述可核号这一子集。</w:t>
+        <w:t>如 2.2 所述，1,533 个号级不一致中只有 558 个落在可核号内、进入分母，因此下列比率只描述可核号这一子集。</w:t>
       </w:r>
     </w:p>
     <w:p>
@@ -8294,7 +8294,7 @@
         <w:ind w:firstLine="0"/>
       </w:pPr>
       <w:r>
-        <w:t>"无公开数据库"占全部发现的 54.0%，可核率仅 28.7%。这意味着</w:t>
+        <w:t>"无公开数据库"占全部发现的 54.1%，可核率仅 28.7%。这意味着</w:t>
       </w:r>
       <w:r>
         <w:rPr>
@@ -8626,7 +8626,7 @@
         <w:t>不一致的主要形态是「号本身不可核查」，不是「名字写错」。</w:t>
       </w:r>
       <w:r>
-        <w:t xml:space="preserve"> 1,532 条号级不一致中，</w:t>
+        <w:t xml:space="preserve"> 1,533 条号级不一致中，</w:t>
       </w:r>
       <w:r>
         <w:rPr>

--- a/交付_三属对照_20261022/05_论文章节/论文_v1.3_整理前.docx
+++ b/交付_三属对照_20261022/05_论文章节/论文_v1.3_整理前.docx
@@ -180,13 +180,13 @@
         <w:t>号级</w:t>
       </w:r>
       <w:r>
-        <w:t xml:space="preserve">上，1,533 条不一致中 </w:t>
+        <w:t xml:space="preserve">上，1,505 条不一致中 </w:t>
       </w:r>
       <w:r>
         <w:rPr>
           <w:b/>
         </w:rPr>
-        <w:t>668 条（43.6%）的「号」根本不是机构号</w:t>
+        <w:t>668 条（44.4%）的「号」根本不是机构号</w:t>
       </w:r>
       <w:r>
         <w:t>、仅 485 条涉及名称冲突，另有 147 条「一株多名」（同一保藏号被标成两个种）——问题主体是「号不可核查」而非「名字写错」。机构目录与 GenBank 也会互相矛盾，而「目录查不到」多数是机构未收录、并非号不存在——单以目录为真值会把不一致率报成修正值的 1.39 倍。</w:t>
@@ -285,7 +285,7 @@
         <w:t>Conclusions</w:t>
       </w:r>
       <w:r>
-        <w:t xml:space="preserve"> No single source can serve as ground truth. At the number level, 668 of 1,533 discrepancies (43.6%) involve numbers that are not institutional accessions at all, and only 485 involve name conflicts; a further 147 show one accession assigned to two different species. Institutional catalogues and GenBank also contradict each other, and "absent from the catalogue" usually means the collection did not register the number rather than that the number is fictitious—treating the catalogue as ground truth inflates the rate 1.39-fold. At the species level, the two databases differ not in correctness but in what is curated: NCBI actively curates type status and strain–sequence links while remaining conservative about nomenclatural synonymy, whereas MycoBank follows the literature and risks over-merging. Name-based cross-database matching must be accompanied by author and type-material verification.</w:t>
+        <w:t xml:space="preserve"> No single source can serve as ground truth. At the number level, 668 of 1,505 discrepancies (44.4%) involve numbers that are not institutional accessions at all, and only 485 involve name conflicts; a further 147 show one accession assigned to two different species. Institutional catalogues and GenBank also contradict each other, and "absent from the catalogue" usually means the collection did not register the number rather than that the number is fictitious—treating the catalogue as ground truth inflates the rate 1.39-fold. At the species level, the two databases differ not in correctness but in what is curated: NCBI actively curates type status and strain–sequence links while remaining conservative about nomenclatural synonymy, whereas MycoBank follows the literature and risks over-merging. Name-based cross-database matching must be accompanied by author and type-material verification.</w:t>
       </w:r>
     </w:p>
     <w:p>
@@ -3377,7 +3377,7 @@
               <w:rPr>
                 <w:sz w:val="18"/>
               </w:rPr>
-              <w:t>610</w:t>
+              <w:t>603</w:t>
             </w:r>
           </w:p>
         </w:tc>
@@ -3419,7 +3419,7 @@
               <w:rPr>
                 <w:sz w:val="18"/>
               </w:rPr>
-              <w:t>79</w:t>
+              <w:t>86</w:t>
             </w:r>
           </w:p>
         </w:tc>
@@ -3569,7 +3569,7 @@
               <w:rPr>
                 <w:sz w:val="18"/>
               </w:rPr>
-              <w:t>625</w:t>
+              <w:t>605</w:t>
             </w:r>
           </w:p>
         </w:tc>
@@ -3590,7 +3590,7 @@
               <w:rPr>
                 <w:sz w:val="18"/>
               </w:rPr>
-              <w:t>1,620</w:t>
+              <w:t>1,626</w:t>
             </w:r>
           </w:p>
         </w:tc>
@@ -3611,7 +3611,7 @@
               <w:rPr>
                 <w:sz w:val="18"/>
               </w:rPr>
-              <w:t>92</w:t>
+              <w:t>106</w:t>
             </w:r>
           </w:p>
         </w:tc>
@@ -3761,7 +3761,7 @@
               <w:rPr>
                 <w:sz w:val="18"/>
               </w:rPr>
-              <w:t>298</w:t>
+              <w:t>297</w:t>
             </w:r>
           </w:p>
         </w:tc>
@@ -3803,7 +3803,7 @@
               <w:rPr>
                 <w:sz w:val="18"/>
               </w:rPr>
-              <w:t>42</w:t>
+              <w:t>43</w:t>
             </w:r>
           </w:p>
         </w:tc>
@@ -3958,7 +3958,7 @@
                 <w:b/>
                 <w:sz w:val="18"/>
               </w:rPr>
-              <w:t>1,533</w:t>
+              <w:t>1,505</w:t>
             </w:r>
           </w:p>
         </w:tc>
@@ -3980,7 +3980,7 @@
                 <w:b/>
                 <w:sz w:val="18"/>
               </w:rPr>
-              <w:t>3,869</w:t>
+              <w:t>3,875</w:t>
             </w:r>
           </w:p>
         </w:tc>
@@ -4002,7 +4002,7 @@
                 <w:b/>
                 <w:sz w:val="18"/>
               </w:rPr>
-              <w:t>213</w:t>
+              <w:t>235</w:t>
             </w:r>
           </w:p>
         </w:tc>
@@ -4089,7 +4089,7 @@
         <w:rPr>
           <w:b/>
         </w:rPr>
-        <w:t>号级不一致 1,533 条</w:t>
+        <w:t>号级不一致 1,505 条</w:t>
       </w:r>
       <w:r>
         <w:t>——同一个保藏号，GenBank 记录名与机构目录登记名不符。这是本文要量化的对象；内部以「疑似非机构编号」668 条最多，其次为「申报模式而机构无记录」194 条（号级记录数，与 3.2 中「名字层面 194 条」不是同一个量，纯属数值巧合）与「号不存在」185 条（此三类合计 1,047 条，余 485 条分散在并名冲突、基名属、别的属等次要类别；后两类各有「看似错、其实不是」的解释，见 4.3 与下文）。</w:t>
@@ -4104,7 +4104,7 @@
         <w:rPr>
           <w:b/>
         </w:rPr>
-        <w:t>不确定 3,869 条</w:t>
+        <w:t>不确定 3,875 条</w:t>
       </w:r>
       <w:r>
         <w:t>——号没有可机读的目录、或记录未核，</w:t>
@@ -4128,7 +4128,7 @@
         <w:rPr>
           <w:b/>
         </w:rPr>
-        <w:t>非错 213 条</w:t>
+        <w:t>非错 235 条</w:t>
       </w:r>
       <w:r>
         <w:t>——</w:t>
@@ -4211,7 +4211,7 @@
         <w:rPr>
           <w:b/>
         </w:rPr>
-        <w:t>1,533</w:t>
+        <w:t>1,505</w:t>
       </w:r>
       <w:r>
         <w:t xml:space="preserve"> 个号级不一致单元格，其中 </w:t>
@@ -4280,7 +4280,7 @@
         <w:ind w:firstLine="0"/>
       </w:pPr>
       <w:r>
-        <w:t>如 2.2 所述，1,533 个号级不一致中只有 558 个落在可核号内、进入分母，因此下列比率只描述可核号这一子集。</w:t>
+        <w:t>如 2.2 所述，1,505 个号级不一致中只有 558 个落在可核号内、进入分母，因此下列比率只描述可核号这一子集。</w:t>
       </w:r>
     </w:p>
     <w:p>
@@ -8626,13 +8626,13 @@
         <w:t>不一致的主要形态是「号本身不可核查」，不是「名字写错」。</w:t>
       </w:r>
       <w:r>
-        <w:t xml:space="preserve"> 1,533 条号级不一致中，</w:t>
+        <w:t xml:space="preserve"> 1,505 条号级不一致中，</w:t>
       </w:r>
       <w:r>
         <w:rPr>
           <w:b/>
         </w:rPr>
-        <w:t>668 条（43.6%）的「号」根本不是机构号</w:t>
+        <w:t>668 条（44.4%）的「号」根本不是机构号</w:t>
       </w:r>
       <w:r>
         <w:t>、而是研究者工作编号；194 条（12.7%）申报为模式材料而机构目录无记录；185 条（12.1%）在机构目录中查不到；</w:t>

--- a/交付_三属对照_20261022/05_论文章节/论文_v1.3_整理前.docx
+++ b/交付_三属对照_20261022/05_论文章节/论文_v1.3_整理前.docx
@@ -3569,7 +3569,7 @@
               <w:rPr>
                 <w:sz w:val="18"/>
               </w:rPr>
-              <w:t>605</w:t>
+              <w:t>604</w:t>
             </w:r>
           </w:p>
         </w:tc>
@@ -3590,7 +3590,7 @@
               <w:rPr>
                 <w:sz w:val="18"/>
               </w:rPr>
-              <w:t>1,626</w:t>
+              <w:t>1,627</w:t>
             </w:r>
           </w:p>
         </w:tc>
@@ -3958,7 +3958,7 @@
                 <w:b/>
                 <w:sz w:val="18"/>
               </w:rPr>
-              <w:t>1,505</w:t>
+              <w:t>1,504</w:t>
             </w:r>
           </w:p>
         </w:tc>
@@ -3980,7 +3980,7 @@
                 <w:b/>
                 <w:sz w:val="18"/>
               </w:rPr>
-              <w:t>3,875</w:t>
+              <w:t>3,876</w:t>
             </w:r>
           </w:p>
         </w:tc>

--- a/交付_三属对照_20261022/05_论文章节/论文_v1.3_整理前.docx
+++ b/交付_三属对照_20261022/05_论文章节/论文_v1.3_整理前.docx
@@ -180,7 +180,7 @@
         <w:t>号级</w:t>
       </w:r>
       <w:r>
-        <w:t xml:space="preserve">上，1,505 条不一致中 </w:t>
+        <w:t xml:space="preserve">上，1,504 条不一致中 </w:t>
       </w:r>
       <w:r>
         <w:rPr>
@@ -285,7 +285,7 @@
         <w:t>Conclusions</w:t>
       </w:r>
       <w:r>
-        <w:t xml:space="preserve"> No single source can serve as ground truth. At the number level, 668 of 1,505 discrepancies (44.4%) involve numbers that are not institutional accessions at all, and only 485 involve name conflicts; a further 147 show one accession assigned to two different species. Institutional catalogues and GenBank also contradict each other, and "absent from the catalogue" usually means the collection did not register the number rather than that the number is fictitious—treating the catalogue as ground truth inflates the rate 1.39-fold. At the species level, the two databases differ not in correctness but in what is curated: NCBI actively curates type status and strain–sequence links while remaining conservative about nomenclatural synonymy, whereas MycoBank follows the literature and risks over-merging. Name-based cross-database matching must be accompanied by author and type-material verification.</w:t>
+        <w:t xml:space="preserve"> No single source can serve as ground truth. At the number level, 668 of 1,504 discrepancies (44.4%) involve numbers that are not institutional accessions at all, and only 485 involve name conflicts; a further 147 show one accession assigned to two different species. Institutional catalogues and GenBank also contradict each other, and "absent from the catalogue" usually means the collection did not register the number rather than that the number is fictitious—treating the catalogue as ground truth inflates the rate 1.39-fold. At the species level, the two databases differ not in correctness but in what is curated: NCBI actively curates type status and strain–sequence links while remaining conservative about nomenclatural synonymy, whereas MycoBank follows the literature and risks over-merging. Name-based cross-database matching must be accompanied by author and type-material verification.</w:t>
       </w:r>
     </w:p>
     <w:p>
@@ -4089,7 +4089,7 @@
         <w:rPr>
           <w:b/>
         </w:rPr>
-        <w:t>号级不一致 1,505 条</w:t>
+        <w:t>号级不一致 1,504 条</w:t>
       </w:r>
       <w:r>
         <w:t>——同一个保藏号，GenBank 记录名与机构目录登记名不符。这是本文要量化的对象；内部以「疑似非机构编号」668 条最多，其次为「申报模式而机构无记录」194 条（号级记录数，与 3.2 中「名字层面 194 条」不是同一个量，纯属数值巧合）与「号不存在」185 条（此三类合计 1,047 条，余 485 条分散在并名冲突、基名属、别的属等次要类别；后两类各有「看似错、其实不是」的解释，见 4.3 与下文）。</w:t>
@@ -4104,7 +4104,7 @@
         <w:rPr>
           <w:b/>
         </w:rPr>
-        <w:t>不确定 3,875 条</w:t>
+        <w:t>不确定 3,876 条</w:t>
       </w:r>
       <w:r>
         <w:t>——号没有可机读的目录、或记录未核，</w:t>
@@ -4211,7 +4211,7 @@
         <w:rPr>
           <w:b/>
         </w:rPr>
-        <w:t>1,505</w:t>
+        <w:t>1,504</w:t>
       </w:r>
       <w:r>
         <w:t xml:space="preserve"> 个号级不一致单元格，其中 </w:t>
@@ -4280,7 +4280,7 @@
         <w:ind w:firstLine="0"/>
       </w:pPr>
       <w:r>
-        <w:t>如 2.2 所述，1,505 个号级不一致中只有 558 个落在可核号内、进入分母，因此下列比率只描述可核号这一子集。</w:t>
+        <w:t>如 2.2 所述，1,504 个号级不一致中只有 558 个落在可核号内、进入分母，因此下列比率只描述可核号这一子集。</w:t>
       </w:r>
     </w:p>
     <w:p>
@@ -8626,7 +8626,7 @@
         <w:t>不一致的主要形态是「号本身不可核查」，不是「名字写错」。</w:t>
       </w:r>
       <w:r>
-        <w:t xml:space="preserve"> 1,505 条号级不一致中，</w:t>
+        <w:t xml:space="preserve"> 1,504 条号级不一致中，</w:t>
       </w:r>
       <w:r>
         <w:rPr>

--- a/交付_三属对照_20261022/05_论文章节/论文_v1.3_整理前.docx
+++ b/交付_三属对照_20261022/05_论文章节/论文_v1.3_整理前.docx
@@ -94,13 +94,13 @@
         <w:t>结果</w:t>
       </w:r>
       <w:r>
-        <w:t xml:space="preserve">　三属合计 11,103 个号级单元格，其中 3,192 个（28.7%）属 CBS、ICMP、CGMCC 三个有公开机读目录者，可核率因机构覆盖不同而在属间相差约两倍（42.7%–20.5%）。经反向审计修正后，可核号中的号级不一致率为 </w:t>
+        <w:t xml:space="preserve">　三属合计 11,103 个号级单元格，其中 3,040 个（27.4%）属 CBS、ICMP、CGMCC 三个有公开机读目录者，可核率因机构覆盖不同而在属间相差约两倍（40.9%–18.6%）。经反向审计修正后，可核号中的号级不一致率为 </w:t>
       </w:r>
       <w:r>
         <w:rPr>
           <w:b/>
         </w:rPr>
-        <w:t>12.6%</w:t>
+        <w:t>13.3%</w:t>
       </w:r>
       <w:r>
         <w:t xml:space="preserve">（另有 974 条号级不一致落在无可机读目录的号上，不进入该率的分母）。三属共 </w:t>
@@ -109,7 +109,7 @@
         <w:rPr>
           <w:b/>
         </w:rPr>
-        <w:t>153</w:t>
+        <w:t>160</w:t>
       </w:r>
       <w:r>
         <w:t xml:space="preserve"> 条 NCBI–MycoBank 种级分歧，</w:t>
@@ -136,10 +136,10 @@
         <w:rPr>
           <w:b/>
         </w:rPr>
-        <w:t>76.5% 来自 Diaporthe</w:t>
-      </w:r>
-      <w:r>
-        <w:t xml:space="preserve">（117/153），因此「支持 MycoBank」这一方向不能直接外推到另两属。此外另有 </w:t>
+        <w:t>75.0% 来自 Diaporthe</w:t>
+      </w:r>
+      <w:r>
+        <w:t xml:space="preserve">（120/160），因此「支持 MycoBank」这一方向不能直接外推到另两属。此外另有 </w:t>
       </w:r>
       <w:r>
         <w:rPr>
@@ -148,7 +148,7 @@
         <w:t>41 条</w:t>
       </w:r>
       <w:r>
-        <w:t xml:space="preserve">（不计入上述 153 条）经核查为拼写或词尾变体，不构成分歧——即「在 MycoBank 中指向别的名」共 </w:t>
+        <w:t xml:space="preserve">（不计入上述 160 条）经核查为拼写或词尾变体，不构成分歧——即「在 MycoBank 中指向别的名」共 </w:t>
       </w:r>
       <w:r>
         <w:rPr>
@@ -180,7 +180,7 @@
         <w:t>号级</w:t>
       </w:r>
       <w:r>
-        <w:t xml:space="preserve">上，1,504 条不一致中 </w:t>
+        <w:t xml:space="preserve">上，1,505 条不一致中 </w:t>
       </w:r>
       <w:r>
         <w:rPr>
@@ -189,7 +189,7 @@
         <w:t>668 条（44.4%）的「号」根本不是机构号</w:t>
       </w:r>
       <w:r>
-        <w:t>、仅 485 条涉及名称冲突，另有 147 条「一株多名」（同一保藏号被标成两个种）——问题主体是「号不可核查」而非「名字写错」。机构目录与 GenBank 也会互相矛盾，而「目录查不到」多数是机构未收录、并非号不存在——单以目录为真值会把不一致率报成修正值的 1.39 倍。</w:t>
+        <w:t>、仅 455 条涉及名称冲突，另有 147 条「一株多名」（同一保藏号被标成两个种）——问题主体是「号不可核查」而非「名字写错」。机构目录与 GenBank 也会互相矛盾，而「目录查不到」多数是机构未收录、并非号不存在——单以目录为真值会把不一致率报成修正值的 1.39 倍。</w:t>
       </w:r>
       <w:r>
         <w:rPr>
@@ -271,7 +271,7 @@
         <w:t>Results</w:t>
       </w:r>
       <w:r>
-        <w:t xml:space="preserve"> Among 11,103 number-level cells, 3,192 (28.7%) belong to collections with machine-readable catalogues; verifiability differed two-fold among genera (42.7%–20.5%), driven by collection coverage rather than record quality. After the reverse audit, the number-level discrepancy rate among verifiable numbers was 12.6%; a further 974 discrepancies fell on numbers without any machine-readable catalogue and therefore enter neither numerator nor denominator. Of the 153 NCBI–MycoBank species-level conflicts, all were individually examined; 123 could be resolved, 114 in favour of MycoBank, 8 suggesting over-merging by MycoBank, and one showing no conflict; because 76.5% of these conflicts (117/153) come from Diaporthe, this direction should not be extrapolated to the other two genera. A further 41 names, not counted among the 153, proved to be spelling or gender-ending variants (194 name-level mismatches = 153 conflicts + 41 variants). A stratified subsample of 30 findings checked against the protologue required correction in 12 cases (9 of which were catalogue names conflicting with the original publication), showing that the "catalogue as ground truth" assumption does not hold.</w:t>
+        <w:t xml:space="preserve"> Among 11,103 number-level cells, 3,040 (27.4%) belong to collections with machine-readable catalogues; verifiability differed two-fold among genera (40.9%–18.6%), driven by collection coverage rather than record quality. After the reverse audit, the number-level discrepancy rate among verifiable numbers was 13.3%; a further 974 discrepancies fell on numbers without any machine-readable catalogue and therefore enter neither numerator nor denominator. Of the 153 NCBI–MycoBank species-level conflicts, all were individually examined; 123 could be resolved, 114 in favour of MycoBank, 8 suggesting over-merging by MycoBank, and one showing no conflict; because 75.0% of these conflicts (117/153) come from Diaporthe, this direction should not be extrapolated to the other two genera. A further 41 names proved to be spelling or gender-ending variants; 194 names in total point to a different name in MycoBank. A stratified subsample of 30 findings checked against the protologue required correction in 12 cases (9 of which were catalogue names conflicting with the original publication), showing that the "catalogue as ground truth" assumption does not hold.</w:t>
       </w:r>
     </w:p>
     <w:p>
@@ -285,7 +285,7 @@
         <w:t>Conclusions</w:t>
       </w:r>
       <w:r>
-        <w:t xml:space="preserve"> No single source can serve as ground truth. At the number level, 668 of 1,504 discrepancies (44.4%) involve numbers that are not institutional accessions at all, and only 485 involve name conflicts; a further 147 show one accession assigned to two different species. Institutional catalogues and GenBank also contradict each other, and "absent from the catalogue" usually means the collection did not register the number rather than that the number is fictitious—treating the catalogue as ground truth inflates the rate 1.39-fold. At the species level, the two databases differ not in correctness but in what is curated: NCBI actively curates type status and strain–sequence links while remaining conservative about nomenclatural synonymy, whereas MycoBank follows the literature and risks over-merging. Name-based cross-database matching must be accompanied by author and type-material verification.</w:t>
+        <w:t xml:space="preserve"> No single source can serve as ground truth. At the number level, 668 of 1,505 discrepancies (44.4%) involve numbers that are not institutional accessions at all, and only 455 involve name conflicts; a further 147 show one accession assigned to two different species. Institutional catalogues and GenBank also contradict each other, and "absent from the catalogue" usually means the collection did not register the number rather than that the number is fictitious—treating the catalogue as ground truth inflates the rate 1.39-fold. At the species level, the two databases differ not in correctness but in what is curated: NCBI actively curates type status and strain–sequence links while remaining conservative about nomenclatural synonymy, whereas MycoBank follows the literature and risks over-merging. Name-based cross-database matching must be accompanied by author and type-material verification.</w:t>
       </w:r>
     </w:p>
     <w:p>
@@ -716,7 +716,7 @@
         <w:t>可核率与分母口径</w:t>
       </w:r>
       <w:r>
-        <w:t>，处理「多数记录根本无从核对」这一他们未面对的情形（本文占 71.3%）。③ 比较</w:t>
+        <w:t>，处理「多数记录根本无从核对」这一他们未面对的情形（本文占 72.6%）。③ 比较</w:t>
       </w:r>
       <w:r>
         <w:rPr>
@@ -2690,7 +2690,7 @@
               <w:rPr>
                 <w:sz w:val="18"/>
               </w:rPr>
-              <w:t>3,192</w:t>
+              <w:t>3,040</w:t>
             </w:r>
           </w:p>
         </w:tc>
@@ -2711,7 +2711,7 @@
               <w:rPr>
                 <w:sz w:val="18"/>
               </w:rPr>
-              <w:t>28.7%</w:t>
+              <w:t>27.4%</w:t>
             </w:r>
           </w:p>
         </w:tc>
@@ -2776,7 +2776,7 @@
               <w:rPr>
                 <w:sz w:val="18"/>
               </w:rPr>
-              <w:t>7,911</w:t>
+              <w:t>8,063</w:t>
             </w:r>
           </w:p>
         </w:tc>
@@ -2797,7 +2797,7 @@
               <w:rPr>
                 <w:sz w:val="18"/>
               </w:rPr>
-              <w:t>71.3%</w:t>
+              <w:t>72.6%</w:t>
             </w:r>
           </w:p>
         </w:tc>
@@ -2891,7 +2891,7 @@
         <w:t>能核对多少。</w:t>
       </w:r>
       <w:r>
-        <w:t xml:space="preserve"> 三属可核率相差约两倍（42.7% ÷ 20.5% = 2.08；表 4、图 2），但原因不在记录质量：</w:t>
+        <w:t xml:space="preserve"> 三属可核率相差约两倍（40.9% ÷ 18.6% = 2.20；表 4、图 2），但原因不在记录质量：</w:t>
       </w:r>
       <w:r>
         <w:rPr>
@@ -2981,7 +2981,7 @@
         <w:t>A</w:t>
       </w:r>
       <w:r>
-        <w:t xml:space="preserve"> 各属号级单元格按「可核 / 不可核」堆叠（绝对数），柱顶为可核率（42.7%、23.1%、20.5%）。</w:t>
+        <w:t xml:space="preserve"> 各属号级单元格按「可核 / 不可核」堆叠（绝对数），柱顶为可核率（40.9%、22.5%、18.6%）。</w:t>
       </w:r>
       <w:r>
         <w:rPr>
@@ -3356,7 +3356,7 @@
               <w:rPr>
                 <w:sz w:val="18"/>
               </w:rPr>
-              <w:t>1,553</w:t>
+              <w:t>1,487</w:t>
             </w:r>
           </w:p>
         </w:tc>
@@ -3377,7 +3377,7 @@
               <w:rPr>
                 <w:sz w:val="18"/>
               </w:rPr>
-              <w:t>603</w:t>
+              <w:t>604</w:t>
             </w:r>
           </w:p>
         </w:tc>
@@ -3398,7 +3398,7 @@
               <w:rPr>
                 <w:sz w:val="18"/>
               </w:rPr>
-              <w:t>1,115</w:t>
+              <w:t>1,110</w:t>
             </w:r>
           </w:p>
         </w:tc>
@@ -3419,7 +3419,7 @@
               <w:rPr>
                 <w:sz w:val="18"/>
               </w:rPr>
-              <w:t>86</w:t>
+              <w:t>85</w:t>
             </w:r>
           </w:p>
         </w:tc>
@@ -3440,7 +3440,7 @@
               <w:rPr>
                 <w:sz w:val="18"/>
               </w:rPr>
-              <w:t>31</w:t>
+              <w:t>33</w:t>
             </w:r>
           </w:p>
         </w:tc>
@@ -3462,7 +3462,7 @@
                 <w:b/>
                 <w:sz w:val="18"/>
               </w:rPr>
-              <w:t>1,835</w:t>
+              <w:t>1,832</w:t>
             </w:r>
           </w:p>
         </w:tc>
@@ -3548,7 +3548,7 @@
               <w:rPr>
                 <w:sz w:val="18"/>
               </w:rPr>
-              <w:t>970</w:t>
+              <w:t>946</w:t>
             </w:r>
           </w:p>
         </w:tc>
@@ -3590,7 +3590,7 @@
               <w:rPr>
                 <w:sz w:val="18"/>
               </w:rPr>
-              <w:t>1,627</w:t>
+              <w:t>1,626</w:t>
             </w:r>
           </w:p>
         </w:tc>
@@ -3632,7 +3632,7 @@
               <w:rPr>
                 <w:sz w:val="18"/>
               </w:rPr>
-              <w:t>5</w:t>
+              <w:t>7</w:t>
             </w:r>
           </w:p>
         </w:tc>
@@ -3654,7 +3654,7 @@
                 <w:b/>
                 <w:sz w:val="18"/>
               </w:rPr>
-              <w:t>2,342</w:t>
+              <w:t>2,343</w:t>
             </w:r>
           </w:p>
         </w:tc>
@@ -3740,7 +3740,7 @@
               <w:rPr>
                 <w:sz w:val="18"/>
               </w:rPr>
-              <w:t>669</w:t>
+              <w:t>607</w:t>
             </w:r>
           </w:p>
         </w:tc>
@@ -3782,7 +3782,7 @@
               <w:rPr>
                 <w:sz w:val="18"/>
               </w:rPr>
-              <w:t>1,134</w:t>
+              <w:t>1,131</w:t>
             </w:r>
           </w:p>
         </w:tc>
@@ -3803,7 +3803,7 @@
               <w:rPr>
                 <w:sz w:val="18"/>
               </w:rPr>
-              <w:t>43</w:t>
+              <w:t>46</w:t>
             </w:r>
           </w:p>
         </w:tc>
@@ -3824,7 +3824,7 @@
               <w:rPr>
                 <w:sz w:val="18"/>
               </w:rPr>
-              <w:t>117</w:t>
+              <w:t>120</w:t>
             </w:r>
           </w:p>
         </w:tc>
@@ -3846,7 +3846,7 @@
                 <w:b/>
                 <w:sz w:val="18"/>
               </w:rPr>
-              <w:t>1,591</w:t>
+              <w:t>1,594</w:t>
             </w:r>
           </w:p>
         </w:tc>
@@ -3936,7 +3936,7 @@
                 <w:b/>
                 <w:sz w:val="18"/>
               </w:rPr>
-              <w:t>3,192</w:t>
+              <w:t>3,040</w:t>
             </w:r>
           </w:p>
         </w:tc>
@@ -3958,7 +3958,7 @@
                 <w:b/>
                 <w:sz w:val="18"/>
               </w:rPr>
-              <w:t>1,504</w:t>
+              <w:t>1,505</w:t>
             </w:r>
           </w:p>
         </w:tc>
@@ -3980,7 +3980,7 @@
                 <w:b/>
                 <w:sz w:val="18"/>
               </w:rPr>
-              <w:t>3,876</w:t>
+              <w:t>3,867</w:t>
             </w:r>
           </w:p>
         </w:tc>
@@ -4002,7 +4002,7 @@
                 <w:b/>
                 <w:sz w:val="18"/>
               </w:rPr>
-              <w:t>235</w:t>
+              <w:t>237</w:t>
             </w:r>
           </w:p>
         </w:tc>
@@ -4024,7 +4024,7 @@
                 <w:b/>
                 <w:sz w:val="18"/>
               </w:rPr>
-              <w:t>153</w:t>
+              <w:t>160</w:t>
             </w:r>
           </w:p>
         </w:tc>
@@ -4046,7 +4046,7 @@
                 <w:b/>
                 <w:sz w:val="18"/>
               </w:rPr>
-              <w:t>5,768</w:t>
+              <w:t>5,769</w:t>
             </w:r>
           </w:p>
         </w:tc>
@@ -4063,7 +4063,7 @@
           <w:color w:val="444444"/>
           <w:sz w:val="19"/>
         </w:rPr>
-        <w:t>四类互斥，逐属相加即为「合计发现」。各属可核率见图 2A（42.7% / 23.1% / 20.5%，合计 28.7%）。</w:t>
+        <w:t>四类互斥，逐属相加即为「合计发现」。各属可核率见图 2A（40.9% / 22.5% / 18.6%，合计 27.4%）。</w:t>
       </w:r>
     </w:p>
     <w:p>
@@ -4077,7 +4077,7 @@
         <w:t>有多少不一致。</w:t>
       </w:r>
       <w:r>
-        <w:t xml:space="preserve"> 5,768 条发现按性质分四类，四者互斥：</w:t>
+        <w:t xml:space="preserve"> 5,769 条发现按性质分四类，四者互斥：</w:t>
       </w:r>
     </w:p>
     <w:p>
@@ -4089,10 +4089,10 @@
         <w:rPr>
           <w:b/>
         </w:rPr>
-        <w:t>号级不一致 1,504 条</w:t>
-      </w:r>
-      <w:r>
-        <w:t>——同一个保藏号，GenBank 记录名与机构目录登记名不符。这是本文要量化的对象；内部以「疑似非机构编号」668 条最多，其次为「申报模式而机构无记录」194 条（号级记录数，与 3.2 中「名字层面 194 条」不是同一个量，纯属数值巧合）与「号不存在」185 条（此三类合计 1,047 条，余 485 条分散在并名冲突、基名属、别的属等次要类别；后两类各有「看似错、其实不是」的解释，见 4.3 与下文）。</w:t>
+        <w:t>号级不一致 1,505 条</w:t>
+      </w:r>
+      <w:r>
+        <w:t>——同一个保藏号，GenBank 记录名与机构目录登记名不符。这是本文要量化的对象；内部以「疑似非机构编号」668 条最多，其次为「申报模式而机构无记录」194 条（号级记录数，与 3.2 中「名字层面 194 条」不是同一个量，纯属数值巧合）与「号不存在」188 条（此三类合计 1,047 条，余 455 条分散在并名冲突、基名属、别的属等次要类别；后两类各有「看似错、其实不是」的解释，见 4.3 与下文）。</w:t>
       </w:r>
     </w:p>
     <w:p>
@@ -4104,7 +4104,7 @@
         <w:rPr>
           <w:b/>
         </w:rPr>
-        <w:t>不确定 3,876 条</w:t>
+        <w:t>不确定 3,867 条</w:t>
       </w:r>
       <w:r>
         <w:t>——号没有可机读的目录、或记录未核，</w:t>
@@ -4128,7 +4128,7 @@
         <w:rPr>
           <w:b/>
         </w:rPr>
-        <w:t>非错 235 条</w:t>
+        <w:t>非错 237 条</w:t>
       </w:r>
       <w:r>
         <w:t>——</w:t>
@@ -4179,7 +4179,7 @@
         <w:rPr>
           <w:b/>
         </w:rPr>
-        <w:t>种级分歧 153 条</w:t>
+        <w:t>种级分歧 160 条</w:t>
       </w:r>
       <w:r>
         <w:t>——两库对「这个种该不该独立」意见不同，</w:t>
@@ -4211,7 +4211,7 @@
         <w:rPr>
           <w:b/>
         </w:rPr>
-        <w:t>1,504</w:t>
+        <w:t>1,505</w:t>
       </w:r>
       <w:r>
         <w:t xml:space="preserve"> 个号级不一致单元格，其中 </w:t>
@@ -4220,7 +4220,7 @@
         <w:rPr>
           <w:b/>
         </w:rPr>
-        <w:t>558 个落在 3,192 个可核号内</w:t>
+        <w:t>559 个落在 3,040 个可核号内</w:t>
       </w:r>
       <w:r>
         <w:t xml:space="preserve">，另 </w:t>
@@ -4229,10 +4229,10 @@
         <w:rPr>
           <w:b/>
         </w:rPr>
-        <w:t>974 个（63.6%）落在 7,911 个不可核号内</w:t>
-      </w:r>
-      <w:r>
-        <w:t>。后者不进分母，是因为它们的号没有机读目录可比对，只能比较 GenBank 记录名与 NCBI 分类名，与「以机构目录为准」的口径不同。因此全文的号级不一致率只描述可核号这一子集（占全部号级单元格 28.7%），不能外推为三属整体。</w:t>
+        <w:t>974 个（63.6%）落在 8,063 个不可核号内</w:t>
+      </w:r>
+      <w:r>
+        <w:t>。后者不进分母，是因为它们的号没有机读目录可比对，只能比较 GenBank 记录名与 NCBI 分类名，与「以机构目录为准」的口径不同。因此全文的号级不一致率只描述可核号这一子集（占全部号级单元格 27.4%），不能外推为三属整体。</w:t>
       </w:r>
     </w:p>
     <w:p>
@@ -4246,7 +4246,7 @@
         <w:t>率是多少。</w:t>
       </w:r>
       <w:r>
-        <w:t xml:space="preserve"> 号级不一致里最大的一类「号不存在」（185 条）需要单独处理：「号不存在」指「声称用于某个种、但在该机构公开目录里查不到的号」。但</w:t>
+        <w:t xml:space="preserve"> 号级不一致里最大的一类「号不存在」（188 条）需要单独处理：「号不存在」指「声称用于某个种、但在该机构公开目录里查不到的号」。但</w:t>
       </w:r>
       <w:r>
         <w:rPr>
@@ -4263,16 +4263,16 @@
         <w:ind w:firstLine="0"/>
       </w:pPr>
       <w:r>
-        <w:t xml:space="preserve">185 条中 </w:t>
+        <w:t xml:space="preserve">188 条中 </w:t>
       </w:r>
       <w:r>
         <w:rPr>
           <w:b/>
         </w:rPr>
-        <w:t>156 条（84.3%）实为机构未收录</w:t>
-      </w:r>
-      <w:r>
-        <w:t>；20 条属基因组级大记录、未能核对原文；5 条无引用，4 条查询失败。</w:t>
+        <w:t>156 条（83.0%）实为机构未收录</w:t>
+      </w:r>
+      <w:r>
+        <w:t>；21 条属基因组级大记录、未能核对原文；7 条无引用，3 条种名不符，1 条查询失败。</w:t>
       </w:r>
     </w:p>
     <w:p>
@@ -4280,7 +4280,7 @@
         <w:ind w:firstLine="0"/>
       </w:pPr>
       <w:r>
-        <w:t>如 2.2 所述，1,504 个号级不一致中只有 558 个落在可核号内、进入分母，因此下列比率只描述可核号这一子集。</w:t>
+        <w:t>如 2.2 所述，1,505 个号级不一致中只有 559 个落在可核号内、进入分母，因此下列比率只描述可核号这一子集。</w:t>
       </w:r>
     </w:p>
     <w:p>
@@ -4467,7 +4467,7 @@
               <w:rPr>
                 <w:sz w:val="18"/>
               </w:rPr>
-              <w:t>1,553</w:t>
+              <w:t>1,487</w:t>
             </w:r>
           </w:p>
         </w:tc>
@@ -4488,7 +4488,7 @@
               <w:rPr>
                 <w:sz w:val="18"/>
               </w:rPr>
-              <w:t>302（19.4%）</w:t>
+              <w:t>299（20.1%）</w:t>
             </w:r>
           </w:p>
         </w:tc>
@@ -4509,14 +4509,14 @@
               <w:rPr>
                 <w:sz w:val="18"/>
               </w:rPr>
-              <w:t>191（</w:t>
+              <w:t>188（</w:t>
             </w:r>
             <w:r>
               <w:rPr>
                 <w:b/>
                 <w:sz w:val="18"/>
               </w:rPr>
-              <w:t>12.3%</w:t>
+              <w:t>13.3%</w:t>
             </w:r>
             <w:r>
               <w:rPr>
@@ -4543,7 +4543,7 @@
               <w:rPr>
                 <w:sz w:val="18"/>
               </w:rPr>
-              <w:t>180（11.6%）</w:t>
+              <w:t>176（11.8%）</w:t>
             </w:r>
           </w:p>
         </w:tc>
@@ -4587,7 +4587,7 @@
               <w:rPr>
                 <w:sz w:val="18"/>
               </w:rPr>
-              <w:t>970</w:t>
+              <w:t>946</w:t>
             </w:r>
           </w:p>
         </w:tc>
@@ -4608,7 +4608,7 @@
               <w:rPr>
                 <w:sz w:val="18"/>
               </w:rPr>
-              <w:t>174（17.9%）</w:t>
+              <w:t>173（18.3%）</w:t>
             </w:r>
           </w:p>
         </w:tc>
@@ -4629,14 +4629,14 @@
               <w:rPr>
                 <w:sz w:val="18"/>
               </w:rPr>
-              <w:t>142（</w:t>
+              <w:t>141（</w:t>
             </w:r>
             <w:r>
               <w:rPr>
                 <w:b/>
                 <w:sz w:val="18"/>
               </w:rPr>
-              <w:t>14.6%</w:t>
+              <w:t>14.9%</w:t>
             </w:r>
             <w:r>
               <w:rPr>
@@ -4663,7 +4663,7 @@
               <w:rPr>
                 <w:sz w:val="18"/>
               </w:rPr>
-              <w:t>133（13.7%）</w:t>
+              <w:t>132（14.0%）</w:t>
             </w:r>
           </w:p>
         </w:tc>
@@ -4707,7 +4707,7 @@
               <w:rPr>
                 <w:sz w:val="18"/>
               </w:rPr>
-              <w:t>669</w:t>
+              <w:t>607</w:t>
             </w:r>
           </w:p>
         </w:tc>
@@ -4728,7 +4728,7 @@
               <w:rPr>
                 <w:sz w:val="18"/>
               </w:rPr>
-              <w:t>82（12.3%）</w:t>
+              <w:t>87（14.3%）</w:t>
             </w:r>
           </w:p>
         </w:tc>
@@ -4749,14 +4749,14 @@
               <w:rPr>
                 <w:sz w:val="18"/>
               </w:rPr>
-              <w:t>69（</w:t>
+              <w:t>74（</w:t>
             </w:r>
             <w:r>
               <w:rPr>
                 <w:b/>
                 <w:sz w:val="18"/>
               </w:rPr>
-              <w:t>10.3%</w:t>
+              <w:t>12.2%</w:t>
             </w:r>
             <w:r>
               <w:rPr>
@@ -4783,7 +4783,7 @@
               <w:rPr>
                 <w:sz w:val="18"/>
               </w:rPr>
-              <w:t>69（10.3%）</w:t>
+              <w:t>74（12.2%）</w:t>
             </w:r>
           </w:p>
         </w:tc>
@@ -4829,7 +4829,7 @@
                 <w:b/>
                 <w:sz w:val="18"/>
               </w:rPr>
-              <w:t>3,192</w:t>
+              <w:t>3,040</w:t>
             </w:r>
           </w:p>
         </w:tc>
@@ -4851,7 +4851,7 @@
                 <w:b/>
                 <w:sz w:val="18"/>
               </w:rPr>
-              <w:t>558（17.5%）</w:t>
+              <w:t>559（18.4%）</w:t>
             </w:r>
           </w:p>
         </w:tc>
@@ -4873,7 +4873,7 @@
                 <w:b/>
                 <w:sz w:val="18"/>
               </w:rPr>
-              <w:t>402（12.6%）</w:t>
+              <w:t>403（13.3%）</w:t>
             </w:r>
           </w:p>
         </w:tc>
@@ -4895,7 +4895,7 @@
                 <w:b/>
                 <w:sz w:val="18"/>
               </w:rPr>
-              <w:t>382（12.0%）</w:t>
+              <w:t>382（13.3%）</w:t>
             </w:r>
           </w:p>
         </w:tc>
@@ -4913,7 +4913,7 @@
         <w:rPr>
           <w:b/>
         </w:rPr>
-        <w:t>保守口径 12.6%</w:t>
+        <w:t>保守口径 13.3%</w:t>
       </w:r>
       <w:r>
         <w:t xml:space="preserve"> 为主要结果：只把核对确认的 156 条计为「机构未收录」；20 条大记录仍计为「号不存在」。若它们也计为「机构未收录」，则为 12.0%。</w:t>
@@ -4930,7 +4930,7 @@
         <w:t>区间估计。</w:t>
       </w:r>
       <w:r>
-        <w:t xml:space="preserve"> 主结果 12.6% 的 95% 置信区间为 11.5–13.8%（图 3；Wilson 法，见 2.4）；修正前 17.5% 为 16.2–18.8%，乐观口径 12.0% 为 10.9–13.1%。</w:t>
+        <w:t xml:space="preserve"> 主结果 13.3% 的 95% 置信区间为 12.1–14.5%（图 3；Wilson 法，见 2.4）；修正前 18.4% 为 17.1–19.8%，乐观口径 12.0% 为 10.9–13.1%。</w:t>
       </w:r>
     </w:p>
     <w:p>
@@ -4970,10 +4970,10 @@
         <w:rPr>
           <w:b/>
         </w:rPr>
-        <w:t>修正前的 558 条中 28.0% 是假阳性</w:t>
-      </w:r>
-      <w:r>
-        <w:t>（156/558；乐观口径 31.5%），</w:t>
+        <w:t>修正前的 559 条中 27.9% 是假阳性</w:t>
+      </w:r>
+      <w:r>
+        <w:t>（156/559；乐观口径 31.5%），</w:t>
       </w:r>
       <w:r>
         <w:rPr>
@@ -4982,7 +4982,7 @@
         <w:t>单以机构目录为真值会把率报成修正值的 1.39 倍</w:t>
       </w:r>
       <w:r>
-        <w:t>（17.5% ÷ 12.6%；乐观口径 1.46 倍）。</w:t>
+        <w:t>（18.4% ÷ 13.3%；乐观口径 1.46 倍）。</w:t>
       </w:r>
     </w:p>
     <w:p>
@@ -5936,7 +5936,7 @@
         <w:t>偏严</w:t>
       </w:r>
       <w:r>
-        <w:t>，号级不一致率 12.6% 应视为</w:t>
+        <w:t>，号级不一致率 13.3% 应视为</w:t>
       </w:r>
       <w:r>
         <w:rPr>
@@ -5994,7 +5994,7 @@
         <w:t>12 条中有 9 条只改变归因</w:t>
       </w:r>
       <w:r>
-        <w:t>——号级不一致依然存在，只是错的一方由 GenBank 变为机构目录；另 3 条是「号其实存在」，与上文的 156 条同类。因此 12.6% 作为记录间冲突频率不受归因修正影响，但仍可能偏高——它是当前口径下的</w:t>
+        <w:t>——号级不一致依然存在，只是错的一方由 GenBank 变为机构目录；另 3 条是「号其实存在」，与上文的 156 条同类。因此 13.3% 作为记录间冲突频率不受归因修正影响，但仍可能偏高——它是当前口径下的</w:t>
       </w:r>
       <w:r>
         <w:rPr>
@@ -6057,7 +6057,7 @@
         <w:t>图 3</w:t>
       </w:r>
       <w:r>
-        <w:t xml:space="preserve">　三属的号级不一致率与 95% 置信区间。点为各属不一致率，竖线为 Wilson 95% 置信区间，虚线为三属合计率。灰色空心点为反向审计修正前（合计 17.5%），蓝色实心点为修正后保守口径（合计 12.6%）；分母为各属可核号数（1,553 / 970 / 669）。</w:t>
+        <w:t xml:space="preserve">　三属的号级不一致率与 95% 置信区间。点为各属不一致率，竖线为 Wilson 95% 置信区间，虚线为三属合计率。灰色空心点为反向审计修正前（合计 18.4%），蓝色实心点为修正后保守口径（合计 13.3%）；分母为各属可核号数（1,487 / 946 / 607）。</w:t>
       </w:r>
     </w:p>
     <w:p>
@@ -6071,7 +6071,7 @@
         <w:t>Figure 3.</w:t>
       </w:r>
       <w:r>
-        <w:t xml:space="preserve"> Genus-level discrepancy rates with Wilson 95% confidence intervals; dashed lines are the pooled rates. Open grey symbols, before reverse auditing (pooled 17.5%); filled blue symbols, conservative post-correction values (pooled 12.6%). Denominators: 1,553 / 970 / 669 verifiable accessions.</w:t>
+        <w:t xml:space="preserve"> Genus-level discrepancy rates with Wilson 95% confidence intervals; dashed lines are the pooled rates. Open grey symbols, before reverse auditing (pooled 18.4%); filled blue symbols, conservative post-correction values (pooled 13.3%). Denominators: 1,487 / 946 / 607 verifiable accessions.</w:t>
       </w:r>
     </w:p>
     <w:p>
@@ -6093,10 +6093,10 @@
         <w:rPr>
           <w:b/>
         </w:rPr>
-        <w:t>153</w:t>
-      </w:r>
-      <w:r>
-        <w:t xml:space="preserve"> 条种级分歧：Diaporthe 117 条（占该属物种的 23.1%、占全部分歧的 76.5%）、Colletotrichum 31 条、Trichoderma 5 条。</w:t>
+        <w:t>160</w:t>
+      </w:r>
+      <w:r>
+        <w:t xml:space="preserve"> 条种级分歧：Diaporthe 120 条（占该属物种的 22.5%、占全部分歧的 75.0%）、Colletotrichum 31 条、Trichoderma 5 条。</w:t>
       </w:r>
       <w:r>
         <w:rPr>
@@ -6119,7 +6119,7 @@
         <w:t>表 7</w:t>
       </w:r>
       <w:r>
-        <w:t xml:space="preserve">　三属 153 条种级分歧的逐条裁决结果</w:t>
+        <w:t xml:space="preserve">　三属 160 条种级分歧的逐条裁决结果</w:t>
       </w:r>
     </w:p>
     <w:tbl>
@@ -6424,7 +6424,7 @@
               <w:rPr>
                 <w:sz w:val="18"/>
               </w:rPr>
-              <w:t>I 同名异物</w:t>
+              <w:t>I 同名异物（已对号）</w:t>
             </w:r>
           </w:p>
         </w:tc>
@@ -6553,7 +6553,7 @@
               <w:rPr>
                 <w:sz w:val="18"/>
               </w:rPr>
-              <w:t>D 反向候选</w:t>
+              <w:t>H 同名异物（无法对号）</w:t>
             </w:r>
           </w:p>
         </w:tc>
@@ -6574,7 +6574,7 @@
               <w:rPr>
                 <w:sz w:val="18"/>
               </w:rPr>
-              <w:t>1</w:t>
+              <w:t>2</w:t>
             </w:r>
           </w:p>
         </w:tc>
@@ -6595,7 +6595,7 @@
               <w:rPr>
                 <w:sz w:val="18"/>
               </w:rPr>
-              <w:t>7</w:t>
+              <w:t>2</w:t>
             </w:r>
           </w:p>
         </w:tc>
@@ -6616,7 +6616,7 @@
               <w:rPr>
                 <w:sz w:val="18"/>
               </w:rPr>
-              <w:t>0</w:t>
+              <w:t>2</w:t>
             </w:r>
           </w:p>
         </w:tc>
@@ -6638,7 +6638,7 @@
                 <w:b/>
                 <w:sz w:val="18"/>
               </w:rPr>
-              <w:t>8</w:t>
+              <w:t>6</w:t>
             </w:r>
           </w:p>
         </w:tc>
@@ -6659,7 +6659,7 @@
               <w:rPr>
                 <w:sz w:val="18"/>
               </w:rPr>
-              <w:t>MycoBank 的合并缺乏文献支持</w:t>
+              <w:t>同一学名对应两行、指向不同物种；该库未登记命名人，无法判定取哪一行</w:t>
             </w:r>
           </w:p>
         </w:tc>
@@ -6682,7 +6682,7 @@
               <w:rPr>
                 <w:sz w:val="18"/>
               </w:rPr>
-              <w:t>B 倾向性</w:t>
+              <w:t>D 反向候选</w:t>
             </w:r>
           </w:p>
         </w:tc>
@@ -6703,7 +6703,7 @@
               <w:rPr>
                 <w:sz w:val="18"/>
               </w:rPr>
-              <w:t>9</w:t>
+              <w:t>1</w:t>
             </w:r>
           </w:p>
         </w:tc>
@@ -6724,7 +6724,7 @@
               <w:rPr>
                 <w:sz w:val="18"/>
               </w:rPr>
-              <w:t>0</w:t>
+              <w:t>7</w:t>
             </w:r>
           </w:p>
         </w:tc>
@@ -6767,7 +6767,7 @@
                 <w:b/>
                 <w:sz w:val="18"/>
               </w:rPr>
-              <w:t>9</w:t>
+              <w:t>8</w:t>
             </w:r>
           </w:p>
         </w:tc>
@@ -6788,7 +6788,7 @@
               <w:rPr>
                 <w:sz w:val="18"/>
               </w:rPr>
-              <w:t>论文论证应合并、未做正式处理</w:t>
+              <w:t>MycoBank 的合并缺乏文献支持</w:t>
             </w:r>
           </w:p>
         </w:tc>
@@ -6811,7 +6811,7 @@
               <w:rPr>
                 <w:sz w:val="18"/>
               </w:rPr>
-              <w:t>C 待查</w:t>
+              <w:t>B 倾向性</w:t>
             </w:r>
           </w:p>
         </w:tc>
@@ -6853,7 +6853,7 @@
               <w:rPr>
                 <w:sz w:val="18"/>
               </w:rPr>
-              <w:t>11</w:t>
+              <w:t>0</w:t>
             </w:r>
           </w:p>
         </w:tc>
@@ -6874,7 +6874,7 @@
               <w:rPr>
                 <w:sz w:val="18"/>
               </w:rPr>
-              <w:t>1</w:t>
+              <w:t>0</w:t>
             </w:r>
           </w:p>
         </w:tc>
@@ -6896,7 +6896,7 @@
                 <w:b/>
                 <w:sz w:val="18"/>
               </w:rPr>
-              <w:t>21</w:t>
+              <w:t>9</w:t>
             </w:r>
           </w:p>
         </w:tc>
@@ -6917,7 +6917,7 @@
               <w:rPr>
                 <w:sz w:val="18"/>
               </w:rPr>
-              <w:t>未检索到对应修订文献</w:t>
+              <w:t>论文论证应合并、未做正式处理</w:t>
             </w:r>
           </w:p>
         </w:tc>
@@ -6938,10 +6938,9 @@
             </w:r>
             <w:r>
               <w:rPr>
-                <w:b/>
-                <w:sz w:val="18"/>
-              </w:rPr>
-              <w:t>合计</w:t>
+                <w:sz w:val="18"/>
+              </w:rPr>
+              <w:t>C 待查</w:t>
             </w:r>
           </w:p>
         </w:tc>
@@ -6960,10 +6959,9 @@
             </w:r>
             <w:r>
               <w:rPr>
-                <w:b/>
-                <w:sz w:val="18"/>
-              </w:rPr>
-              <w:t>117</w:t>
+                <w:sz w:val="18"/>
+              </w:rPr>
+              <w:t>9</w:t>
             </w:r>
           </w:p>
         </w:tc>
@@ -6982,10 +6980,9 @@
             </w:r>
             <w:r>
               <w:rPr>
-                <w:b/>
-                <w:sz w:val="18"/>
-              </w:rPr>
-              <w:t>31</w:t>
+                <w:sz w:val="18"/>
+              </w:rPr>
+              <w:t>11</w:t>
             </w:r>
           </w:p>
         </w:tc>
@@ -7004,10 +7001,9 @@
             </w:r>
             <w:r>
               <w:rPr>
-                <w:b/>
-                <w:sz w:val="18"/>
-              </w:rPr>
-              <w:t>5</w:t>
+                <w:sz w:val="18"/>
+              </w:rPr>
+              <w:t>1</w:t>
             </w:r>
           </w:p>
         </w:tc>
@@ -7029,7 +7025,7 @@
                 <w:b/>
                 <w:sz w:val="18"/>
               </w:rPr>
-              <w:t>153</w:t>
+              <w:t>21</w:t>
             </w:r>
           </w:p>
         </w:tc>
@@ -7050,6 +7046,268 @@
               <w:rPr>
                 <w:sz w:val="18"/>
               </w:rPr>
+              <w:t>未检索到对应修订文献</w:t>
+            </w:r>
+          </w:p>
+        </w:tc>
+      </w:tr>
+      <w:tr>
+        <w:tc>
+          <w:tcPr>
+            <w:tcW w:type="dxa" w:w="1512"/>
+          </w:tcPr>
+          <w:p>
+            <w:pPr>
+              <w:jc w:val="center"/>
+            </w:pPr>
+            <w:r>
+              <w:rPr>
+                <w:sz w:val="18"/>
+              </w:rPr>
+            </w:r>
+            <w:r>
+              <w:rPr>
+                <w:sz w:val="18"/>
+              </w:rPr>
+              <w:t>T 类型冲突</w:t>
+            </w:r>
+          </w:p>
+        </w:tc>
+        <w:tc>
+          <w:tcPr>
+            <w:tcW w:type="dxa" w:w="1512"/>
+          </w:tcPr>
+          <w:p>
+            <w:pPr>
+              <w:jc w:val="center"/>
+            </w:pPr>
+            <w:r>
+              <w:rPr>
+                <w:sz w:val="18"/>
+              </w:rPr>
+            </w:r>
+            <w:r>
+              <w:rPr>
+                <w:sz w:val="18"/>
+              </w:rPr>
+              <w:t>1</w:t>
+            </w:r>
+          </w:p>
+        </w:tc>
+        <w:tc>
+          <w:tcPr>
+            <w:tcW w:type="dxa" w:w="1512"/>
+          </w:tcPr>
+          <w:p>
+            <w:pPr>
+              <w:jc w:val="center"/>
+            </w:pPr>
+            <w:r>
+              <w:rPr>
+                <w:sz w:val="18"/>
+              </w:rPr>
+            </w:r>
+            <w:r>
+              <w:rPr>
+                <w:sz w:val="18"/>
+              </w:rPr>
+              <w:t>0</w:t>
+            </w:r>
+          </w:p>
+        </w:tc>
+        <w:tc>
+          <w:tcPr>
+            <w:tcW w:type="dxa" w:w="1512"/>
+          </w:tcPr>
+          <w:p>
+            <w:pPr>
+              <w:jc w:val="center"/>
+            </w:pPr>
+            <w:r>
+              <w:rPr>
+                <w:sz w:val="18"/>
+              </w:rPr>
+            </w:r>
+            <w:r>
+              <w:rPr>
+                <w:sz w:val="18"/>
+              </w:rPr>
+              <w:t>0</w:t>
+            </w:r>
+          </w:p>
+        </w:tc>
+        <w:tc>
+          <w:tcPr>
+            <w:tcW w:type="dxa" w:w="1512"/>
+          </w:tcPr>
+          <w:p>
+            <w:pPr>
+              <w:jc w:val="center"/>
+            </w:pPr>
+            <w:r>
+              <w:rPr>
+                <w:sz w:val="18"/>
+              </w:rPr>
+            </w:r>
+            <w:r>
+              <w:rPr>
+                <w:b/>
+                <w:sz w:val="18"/>
+              </w:rPr>
+              <w:t>1</w:t>
+            </w:r>
+          </w:p>
+        </w:tc>
+        <w:tc>
+          <w:tcPr>
+            <w:tcW w:type="dxa" w:w="1512"/>
+          </w:tcPr>
+          <w:p>
+            <w:pPr>
+              <w:jc w:val="center"/>
+            </w:pPr>
+            <w:r>
+              <w:rPr>
+                <w:sz w:val="18"/>
+              </w:rPr>
+            </w:r>
+            <w:r>
+              <w:rPr>
+                <w:sz w:val="18"/>
+              </w:rPr>
+              <w:t>一方标模式、另一方标非模式，正面对撞</w:t>
+            </w:r>
+          </w:p>
+        </w:tc>
+      </w:tr>
+      <w:tr>
+        <w:tc>
+          <w:tcPr>
+            <w:tcW w:type="dxa" w:w="1512"/>
+          </w:tcPr>
+          <w:p>
+            <w:pPr>
+              <w:jc w:val="center"/>
+            </w:pPr>
+            <w:r>
+              <w:rPr>
+                <w:sz w:val="18"/>
+              </w:rPr>
+            </w:r>
+            <w:r>
+              <w:rPr>
+                <w:b/>
+                <w:sz w:val="18"/>
+              </w:rPr>
+              <w:t>合计</w:t>
+            </w:r>
+          </w:p>
+        </w:tc>
+        <w:tc>
+          <w:tcPr>
+            <w:tcW w:type="dxa" w:w="1512"/>
+          </w:tcPr>
+          <w:p>
+            <w:pPr>
+              <w:jc w:val="center"/>
+            </w:pPr>
+            <w:r>
+              <w:rPr>
+                <w:sz w:val="18"/>
+              </w:rPr>
+            </w:r>
+            <w:r>
+              <w:rPr>
+                <w:b/>
+                <w:sz w:val="18"/>
+              </w:rPr>
+              <w:t>120</w:t>
+            </w:r>
+          </w:p>
+        </w:tc>
+        <w:tc>
+          <w:tcPr>
+            <w:tcW w:type="dxa" w:w="1512"/>
+          </w:tcPr>
+          <w:p>
+            <w:pPr>
+              <w:jc w:val="center"/>
+            </w:pPr>
+            <w:r>
+              <w:rPr>
+                <w:sz w:val="18"/>
+              </w:rPr>
+            </w:r>
+            <w:r>
+              <w:rPr>
+                <w:b/>
+                <w:sz w:val="18"/>
+              </w:rPr>
+              <w:t>33</w:t>
+            </w:r>
+          </w:p>
+        </w:tc>
+        <w:tc>
+          <w:tcPr>
+            <w:tcW w:type="dxa" w:w="1512"/>
+          </w:tcPr>
+          <w:p>
+            <w:pPr>
+              <w:jc w:val="center"/>
+            </w:pPr>
+            <w:r>
+              <w:rPr>
+                <w:sz w:val="18"/>
+              </w:rPr>
+            </w:r>
+            <w:r>
+              <w:rPr>
+                <w:b/>
+                <w:sz w:val="18"/>
+              </w:rPr>
+              <w:t>7</w:t>
+            </w:r>
+          </w:p>
+        </w:tc>
+        <w:tc>
+          <w:tcPr>
+            <w:tcW w:type="dxa" w:w="1512"/>
+          </w:tcPr>
+          <w:p>
+            <w:pPr>
+              <w:jc w:val="center"/>
+            </w:pPr>
+            <w:r>
+              <w:rPr>
+                <w:sz w:val="18"/>
+              </w:rPr>
+            </w:r>
+            <w:r>
+              <w:rPr>
+                <w:b/>
+                <w:sz w:val="18"/>
+              </w:rPr>
+              <w:t>160</w:t>
+            </w:r>
+          </w:p>
+        </w:tc>
+        <w:tc>
+          <w:tcPr>
+            <w:tcW w:type="dxa" w:w="1512"/>
+          </w:tcPr>
+          <w:p>
+            <w:pPr>
+              <w:jc w:val="center"/>
+            </w:pPr>
+            <w:r>
+              <w:rPr>
+                <w:sz w:val="18"/>
+              </w:rPr>
+            </w:r>
+            <w:r>
+              <w:rPr>
+                <w:sz w:val="18"/>
+              </w:rPr>
               <w:t>——</w:t>
             </w:r>
           </w:p>
@@ -7135,7 +7393,7 @@
         <w:t>41 条</w:t>
       </w:r>
       <w:r>
-        <w:t>虽在 MycoBank 中指向别的名（与上表 153 条合计 194 条），经核对实为</w:t>
+        <w:t>虽在 MycoBank 中指向别的名（与上表 160 条合计 194 条），经核对实为</w:t>
       </w:r>
       <w:r>
         <w:rPr>
@@ -7258,7 +7516,7 @@
         <w:rPr>
           <w:b/>
         </w:rPr>
-        <w:t>Diaporthe 占全部分歧的 76.5%，其 A 级又集中于同两篇修订</w:t>
+        <w:t>Diaporthe 占全部分歧的 75.0%，其 A 级又集中于同两篇修订</w:t>
       </w:r>
       <w:r>
         <w:t xml:space="preserve">（Pereira &amp; Phillips 2023/2024），而 </w:t>
@@ -8075,7 +8333,7 @@
         <w:t>两万余条</w:t>
       </w:r>
       <w:r>
-        <w:t>无关记录。论文中按「机构代码 + 空格 + 号」（CBS 126514）的规范写法，不要写成 CBS126514 或 CBS-126514——本文 71.3% 的号无法核对，主因之一就是这类非标准写法与机构目录对不上。</w:t>
+        <w:t>无关记录。论文中按「机构代码 + 空格 + 号」（CBS 126514）的规范写法，不要写成 CBS126514 或 CBS-126514——本文 72.6% 的号无法核对，主因之一就是这类非标准写法与机构目录对不上。</w:t>
       </w:r>
     </w:p>
     <w:p>
@@ -8215,7 +8473,7 @@
         <w:rPr>
           <w:b/>
         </w:rPr>
-        <w:t>71.3% 的号无法核对</w:t>
+        <w:t>72.6% 的号无法核对</w:t>
       </w:r>
       <w:r>
         <w:t>，主因不是记录错，而是所在机构没有可机读目录、或作者用了非标准写法。</w:t>
@@ -8294,7 +8552,7 @@
         <w:ind w:firstLine="0"/>
       </w:pPr>
       <w:r>
-        <w:t>"无公开数据库"占全部发现的 54.1%，可核率仅 28.7%。这意味着</w:t>
+        <w:t>"无公开数据库"占全部发现的 54.1%，可核率仅 27.4%。这意味着</w:t>
       </w:r>
       <w:r>
         <w:rPr>
@@ -8317,7 +8575,7 @@
         <w:ind w:firstLine="0"/>
       </w:pPr>
       <w:r>
-        <w:t>同样地，反向审计显示 84.3% 的"号不存在"是假阳性。单一来源判定不仅会把号级不一致率报成修正值的 1.39 倍（保守口径），还会把"机构未收录"误报为"号是编造的"——这是对保藏中心的实质性误伤。</w:t>
+        <w:t>同样地，反向审计显示 83.0% 的"号不存在"是假阳性。单一来源判定不仅会把号级不一致率报成修正值的 1.39 倍（保守口径），还会把"机构未收录"误报为"号是编造的"——这是对保藏中心的实质性误伤。</w:t>
       </w:r>
     </w:p>
     <w:p>
@@ -8492,7 +8750,7 @@
         <w:t>不能外推到其他属。</w:t>
       </w:r>
       <w:r>
-        <w:t xml:space="preserve"> 只审计了 Colletotrichum、Trichoderma、Diaporthe 三个属。三者可核率相差约两倍（42.7% ÷ 20.5% = 2.08），而这一差异来自机构覆盖而非属本身的记录质量，因此本文的率不能套到别的属上。</w:t>
+        <w:t xml:space="preserve"> 只审计了 Colletotrichum、Trichoderma、Diaporthe 三个属。三者可核率相差约两倍（40.9% ÷ 18.6% = 2.20），而这一差异来自机构覆盖而非属本身的记录质量，因此本文的率不能套到别的属上。</w:t>
       </w:r>
     </w:p>
     <w:p>
@@ -8504,7 +8762,7 @@
         <w:rPr>
           <w:b/>
         </w:rPr>
-        <w:t>71.3% 的号无法核对。</w:t>
+        <w:t>72.6% 的号无法核对。</w:t>
       </w:r>
       <w:r>
         <w:t xml:space="preserve"> 只覆盖 CBS / ICMP / CGMCC 三家有公开机读目录的保藏中心。NRRL、DAOM、CPC、MFLUCC 等机构的号，只能比对 GenBank 记录名与 NCBI 分类名，</w:t>
@@ -8531,7 +8789,7 @@
         <w:t>判定的是「记录冲突」，不是「物种真相」。</w:t>
       </w:r>
       <w:r>
-        <w:t xml:space="preserve"> 机构目录与 GenBank 都不是真值。只有 153 条种级分歧做过逐条文献核查（其中 123 条可定性）；号级不一致</w:t>
+        <w:t xml:space="preserve"> 机构目录与 GenBank 都不是真值。只有 160 条种级分歧做过逐条文献核查（其中 123 条可定性）；号级不一致</w:t>
       </w:r>
       <w:r>
         <w:rPr>
@@ -8626,7 +8884,7 @@
         <w:t>不一致的主要形态是「号本身不可核查」，不是「名字写错」。</w:t>
       </w:r>
       <w:r>
-        <w:t xml:space="preserve"> 1,504 条号级不一致中，</w:t>
+        <w:t xml:space="preserve"> 1,505 条号级不一致中，</w:t>
       </w:r>
       <w:r>
         <w:rPr>
@@ -8635,13 +8893,13 @@
         <w:t>668 条（44.4%）的「号」根本不是机构号</w:t>
       </w:r>
       <w:r>
-        <w:t>、而是研究者工作编号；194 条（12.7%）申报为模式材料而机构目录无记录；185 条（12.1%）在机构目录中查不到；</w:t>
+        <w:t>、而是研究者工作编号；194 条（12.9%）申报为模式材料而机构目录无记录；188 条（12.5%）在机构目录中查不到；</w:t>
       </w:r>
       <w:r>
         <w:rPr>
           <w:b/>
         </w:rPr>
-        <w:t>仅 485 条（31.7%）涉及名称冲突</w:t>
+        <w:t>仅 455 条（30.2%）涉及名称冲突</w:t>
       </w:r>
       <w:r>
         <w:t xml:space="preserve">。在可核号内另有 </w:t>
@@ -8722,7 +8980,7 @@
         <w:t>44.8%</w:t>
       </w:r>
       <w:r>
-        <w:t>；把 41 条名字变体当成分歧，会把「物种被合并」的数量从 153 虚报成 194（</w:t>
+        <w:t>；把 41 条名字变体当成分歧，会把「物种被合并」的数量从 160 虚报成 201（</w:t>
       </w:r>
       <w:r>
         <w:rPr>
@@ -8746,7 +9004,7 @@
         <w:t>后果之二：按学名匹配会静默出错。</w:t>
       </w:r>
       <w:r>
-        <w:t xml:space="preserve"> 学名层面「在 MycoBank 中指向别的名」共 194 条（＝153 条种级分歧 ＋ 41 条变体），其中 </w:t>
+        <w:t xml:space="preserve"> 学名层面「在 MycoBank 中指向别的名」共 194 条（＝160 条种级分歧 ＋ 41 条变体），其中 </w:t>
       </w:r>
       <w:r>
         <w:rPr>
@@ -8776,7 +9034,7 @@
         <w:rPr>
           <w:b/>
         </w:rPr>
-        <w:t>28.7%</w:t>
+        <w:t>27.4%</w:t>
       </w:r>
       <w:r>
         <w:t xml:space="preserve"> 的号可核，可核号内不一致率 </w:t>
@@ -8785,7 +9043,7 @@
         <w:rPr>
           <w:b/>
         </w:rPr>
-        <w:t>12.6%</w:t>
+        <w:t>13.3%</w:t>
       </w:r>
       <w:r>
         <w:t xml:space="preserve">；以单一目录为真值会把率报高 </w:t>
@@ -8797,16 +9055,16 @@
         <w:t>1.39 倍</w:t>
       </w:r>
       <w:r>
-        <w:t>（17.5% vs 12.6%），并把占「号不存在」</w:t>
+        <w:t>（18.4% vs 13.3%），并把占「号不存在」</w:t>
       </w:r>
       <w:r>
         <w:rPr>
           <w:b/>
         </w:rPr>
-        <w:t>84.3%</w:t>
-      </w:r>
-      <w:r>
-        <w:t xml:space="preserve"> 的 156 个真实号（156/185）冤枉成编造——被误伤的是保藏中心，被高估的是率本身。因此任何「错误率」都必须与可核率、分母同时报告，且读作</w:t>
+        <w:t>83.0%</w:t>
+      </w:r>
+      <w:r>
+        <w:t xml:space="preserve"> 的 156 个真实号（156/188）冤枉成编造——被误伤的是保藏中心，被高估的是率本身。因此任何「错误率」都必须与可核率、分母同时报告，且读作</w:t>
       </w:r>
       <w:r>
         <w:rPr>
@@ -8854,7 +9112,7 @@
           <w:color w:val="444444"/>
           <w:sz w:val="19"/>
         </w:rPr>
-        <w:t>版本 DOI：10.5281/zenodo.23595583</w:t>
+        <w:t>版本 DOI：10.5281/zenodo.23595593</w:t>
       </w:r>
       <w:r>
         <w:rPr>
@@ -8948,7 +9206,7 @@
           <w:color w:val="444444"/>
           <w:sz w:val="19"/>
         </w:rPr>
-        <w:t>v1.2.0（10.5281/zenodo.23595583）</w:t>
+        <w:t>v1.2.0（10.5281/zenodo.23595593）</w:t>
       </w:r>
       <w:r>
         <w:rPr>
@@ -9178,7 +9436,7 @@
         <w:rPr>
           <w:b/>
         </w:rPr>
-        <w:t>种级分歧 153 条总表</w:t>
+        <w:t>种级分歧 160 条总表</w:t>
       </w:r>
       <w:r>
         <w:t>与</w:t>

--- a/交付_三属对照_20261022/05_论文章节/论文_v1.3_整理前.docx
+++ b/交付_三属对照_20261022/05_论文章节/论文_v1.3_整理前.docx
@@ -4423,7 +4423,7 @@
                 <w:b/>
                 <w:sz w:val="18"/>
               </w:rPr>
-              <w:t>乐观口径（含 20 条大记录）</w:t>
+              <w:t>乐观口径（含 21 条大记录）</w:t>
             </w:r>
           </w:p>
         </w:tc>
@@ -4516,7 +4516,7 @@
                 <w:b/>
                 <w:sz w:val="18"/>
               </w:rPr>
-              <w:t>13.3%</w:t>
+              <w:t>12.6%</w:t>
             </w:r>
             <w:r>
               <w:rPr>
@@ -4895,7 +4895,7 @@
                 <w:b/>
                 <w:sz w:val="18"/>
               </w:rPr>
-              <w:t>382（13.3%）</w:t>
+              <w:t>382（12.6%）</w:t>
             </w:r>
           </w:p>
         </w:tc>

--- a/交付_三属对照_20261022/05_论文章节/论文_v1.3_整理前.docx
+++ b/交付_三属对照_20261022/05_论文章节/论文_v1.3_整理前.docx
@@ -4064,6 +4064,817 @@
           <w:sz w:val="19"/>
         </w:rPr>
         <w:t>四类互斥，逐属相加即为「合计发现」。各属可核率见图 2A（40.9% / 22.5% / 18.6%，合计 27.4%）。</w:t>
+      </w:r>
+    </w:p>
+    <w:p>
+      <w:pPr>
+        <w:ind w:firstLine="0"/>
+      </w:pPr>
+      <w:r>
+        <w:rPr>
+          <w:b/>
+        </w:rPr>
+        <w:t>其中：号级不一致的内部构成</w:t>
+      </w:r>
+    </w:p>
+    <w:tbl>
+      <w:tblPr>
+        <w:tblStyle w:val="TableGrid"/>
+        <w:tblW w:type="auto" w:w="0"/>
+        <w:jc w:val="center"/>
+        <w:tblLook w:firstColumn="1" w:firstRow="1" w:lastColumn="0" w:lastRow="0" w:noHBand="0" w:noVBand="1" w:val="04A0"/>
+      </w:tblPr>
+      <w:tblGrid>
+        <w:gridCol w:w="1296"/>
+        <w:gridCol w:w="1296"/>
+        <w:gridCol w:w="1296"/>
+        <w:gridCol w:w="1296"/>
+        <w:gridCol w:w="1296"/>
+        <w:gridCol w:w="1296"/>
+        <w:gridCol w:w="1296"/>
+      </w:tblGrid>
+      <w:tr>
+        <w:tc>
+          <w:tcPr>
+            <w:tcW w:type="dxa" w:w="1296"/>
+          </w:tcPr>
+          <w:p>
+            <w:pPr>
+              <w:jc w:val="center"/>
+            </w:pPr>
+            <w:r>
+              <w:rPr>
+                <w:b/>
+                <w:sz w:val="18"/>
+              </w:rPr>
+            </w:r>
+            <w:r>
+              <w:rPr>
+                <w:b/>
+                <w:sz w:val="18"/>
+              </w:rPr>
+              <w:t>属</w:t>
+            </w:r>
+          </w:p>
+        </w:tc>
+        <w:tc>
+          <w:tcPr>
+            <w:tcW w:type="dxa" w:w="1296"/>
+          </w:tcPr>
+          <w:p>
+            <w:pPr>
+              <w:jc w:val="center"/>
+            </w:pPr>
+            <w:r>
+              <w:rPr>
+                <w:b/>
+                <w:sz w:val="18"/>
+              </w:rPr>
+            </w:r>
+            <w:r>
+              <w:rPr>
+                <w:b/>
+                <w:sz w:val="18"/>
+              </w:rPr>
+              <w:t>疑似非机构编号</w:t>
+            </w:r>
+          </w:p>
+        </w:tc>
+        <w:tc>
+          <w:tcPr>
+            <w:tcW w:type="dxa" w:w="1296"/>
+          </w:tcPr>
+          <w:p>
+            <w:pPr>
+              <w:jc w:val="center"/>
+            </w:pPr>
+            <w:r>
+              <w:rPr>
+                <w:b/>
+                <w:sz w:val="18"/>
+              </w:rPr>
+            </w:r>
+            <w:r>
+              <w:rPr>
+                <w:b/>
+                <w:sz w:val="18"/>
+              </w:rPr>
+              <w:t>申报模式而机构无记录</w:t>
+            </w:r>
+          </w:p>
+        </w:tc>
+        <w:tc>
+          <w:tcPr>
+            <w:tcW w:type="dxa" w:w="1296"/>
+          </w:tcPr>
+          <w:p>
+            <w:pPr>
+              <w:jc w:val="center"/>
+            </w:pPr>
+            <w:r>
+              <w:rPr>
+                <w:b/>
+                <w:sz w:val="18"/>
+              </w:rPr>
+            </w:r>
+            <w:r>
+              <w:rPr>
+                <w:b/>
+                <w:sz w:val="18"/>
+              </w:rPr>
+              <w:t>号不存在</w:t>
+            </w:r>
+          </w:p>
+        </w:tc>
+        <w:tc>
+          <w:tcPr>
+            <w:tcW w:type="dxa" w:w="1296"/>
+          </w:tcPr>
+          <w:p>
+            <w:pPr>
+              <w:jc w:val="center"/>
+            </w:pPr>
+            <w:r>
+              <w:rPr>
+                <w:b/>
+                <w:sz w:val="18"/>
+              </w:rPr>
+            </w:r>
+            <w:r>
+              <w:rPr>
+                <w:b/>
+                <w:sz w:val="18"/>
+              </w:rPr>
+              <w:t>三类小计</w:t>
+            </w:r>
+          </w:p>
+        </w:tc>
+        <w:tc>
+          <w:tcPr>
+            <w:tcW w:type="dxa" w:w="1296"/>
+          </w:tcPr>
+          <w:p>
+            <w:pPr>
+              <w:jc w:val="center"/>
+            </w:pPr>
+            <w:r>
+              <w:rPr>
+                <w:b/>
+                <w:sz w:val="18"/>
+              </w:rPr>
+            </w:r>
+            <w:r>
+              <w:rPr>
+                <w:b/>
+                <w:sz w:val="18"/>
+              </w:rPr>
+              <w:t>其余次要类别</w:t>
+            </w:r>
+          </w:p>
+        </w:tc>
+        <w:tc>
+          <w:tcPr>
+            <w:tcW w:type="dxa" w:w="1296"/>
+          </w:tcPr>
+          <w:p>
+            <w:pPr>
+              <w:jc w:val="center"/>
+            </w:pPr>
+            <w:r>
+              <w:rPr>
+                <w:b/>
+                <w:sz w:val="18"/>
+              </w:rPr>
+            </w:r>
+            <w:r>
+              <w:rPr>
+                <w:b/>
+                <w:sz w:val="18"/>
+              </w:rPr>
+              <w:t>号级不一致</w:t>
+            </w:r>
+          </w:p>
+        </w:tc>
+      </w:tr>
+      <w:tr>
+        <w:tc>
+          <w:tcPr>
+            <w:tcW w:type="dxa" w:w="1296"/>
+          </w:tcPr>
+          <w:p>
+            <w:pPr>
+              <w:jc w:val="center"/>
+            </w:pPr>
+            <w:r>
+              <w:rPr>
+                <w:sz w:val="18"/>
+              </w:rPr>
+            </w:r>
+            <w:r>
+              <w:rPr>
+                <w:sz w:val="18"/>
+              </w:rPr>
+              <w:t>Colletotrichum</w:t>
+            </w:r>
+          </w:p>
+        </w:tc>
+        <w:tc>
+          <w:tcPr>
+            <w:tcW w:type="dxa" w:w="1296"/>
+          </w:tcPr>
+          <w:p>
+            <w:pPr>
+              <w:jc w:val="center"/>
+            </w:pPr>
+            <w:r>
+              <w:rPr>
+                <w:sz w:val="18"/>
+              </w:rPr>
+            </w:r>
+            <w:r>
+              <w:rPr>
+                <w:sz w:val="18"/>
+              </w:rPr>
+              <w:t>134</w:t>
+            </w:r>
+          </w:p>
+        </w:tc>
+        <w:tc>
+          <w:tcPr>
+            <w:tcW w:type="dxa" w:w="1296"/>
+          </w:tcPr>
+          <w:p>
+            <w:pPr>
+              <w:jc w:val="center"/>
+            </w:pPr>
+            <w:r>
+              <w:rPr>
+                <w:sz w:val="18"/>
+              </w:rPr>
+            </w:r>
+            <w:r>
+              <w:rPr>
+                <w:sz w:val="18"/>
+              </w:rPr>
+              <w:t>86</w:t>
+            </w:r>
+          </w:p>
+        </w:tc>
+        <w:tc>
+          <w:tcPr>
+            <w:tcW w:type="dxa" w:w="1296"/>
+          </w:tcPr>
+          <w:p>
+            <w:pPr>
+              <w:jc w:val="center"/>
+            </w:pPr>
+            <w:r>
+              <w:rPr>
+                <w:sz w:val="18"/>
+              </w:rPr>
+            </w:r>
+            <w:r>
+              <w:rPr>
+                <w:sz w:val="18"/>
+              </w:rPr>
+              <w:t>131</w:t>
+            </w:r>
+          </w:p>
+        </w:tc>
+        <w:tc>
+          <w:tcPr>
+            <w:tcW w:type="dxa" w:w="1296"/>
+          </w:tcPr>
+          <w:p>
+            <w:pPr>
+              <w:jc w:val="center"/>
+            </w:pPr>
+            <w:r>
+              <w:rPr>
+                <w:sz w:val="18"/>
+              </w:rPr>
+            </w:r>
+            <w:r>
+              <w:rPr>
+                <w:sz w:val="18"/>
+              </w:rPr>
+              <w:t>351</w:t>
+            </w:r>
+          </w:p>
+        </w:tc>
+        <w:tc>
+          <w:tcPr>
+            <w:tcW w:type="dxa" w:w="1296"/>
+          </w:tcPr>
+          <w:p>
+            <w:pPr>
+              <w:jc w:val="center"/>
+            </w:pPr>
+            <w:r>
+              <w:rPr>
+                <w:sz w:val="18"/>
+              </w:rPr>
+            </w:r>
+            <w:r>
+              <w:rPr>
+                <w:sz w:val="18"/>
+              </w:rPr>
+              <w:t>253</w:t>
+            </w:r>
+          </w:p>
+        </w:tc>
+        <w:tc>
+          <w:tcPr>
+            <w:tcW w:type="dxa" w:w="1296"/>
+          </w:tcPr>
+          <w:p>
+            <w:pPr>
+              <w:jc w:val="center"/>
+            </w:pPr>
+            <w:r>
+              <w:rPr>
+                <w:sz w:val="18"/>
+              </w:rPr>
+            </w:r>
+            <w:r>
+              <w:rPr>
+                <w:b/>
+                <w:sz w:val="18"/>
+              </w:rPr>
+              <w:t>604</w:t>
+            </w:r>
+          </w:p>
+        </w:tc>
+      </w:tr>
+      <w:tr>
+        <w:tc>
+          <w:tcPr>
+            <w:tcW w:type="dxa" w:w="1296"/>
+          </w:tcPr>
+          <w:p>
+            <w:pPr>
+              <w:jc w:val="center"/>
+            </w:pPr>
+            <w:r>
+              <w:rPr>
+                <w:sz w:val="18"/>
+              </w:rPr>
+            </w:r>
+            <w:r>
+              <w:rPr>
+                <w:sz w:val="18"/>
+              </w:rPr>
+              <w:t>Trichoderma</w:t>
+            </w:r>
+          </w:p>
+        </w:tc>
+        <w:tc>
+          <w:tcPr>
+            <w:tcW w:type="dxa" w:w="1296"/>
+          </w:tcPr>
+          <w:p>
+            <w:pPr>
+              <w:jc w:val="center"/>
+            </w:pPr>
+            <w:r>
+              <w:rPr>
+                <w:sz w:val="18"/>
+              </w:rPr>
+            </w:r>
+            <w:r>
+              <w:rPr>
+                <w:sz w:val="18"/>
+              </w:rPr>
+              <w:t>396</w:t>
+            </w:r>
+          </w:p>
+        </w:tc>
+        <w:tc>
+          <w:tcPr>
+            <w:tcW w:type="dxa" w:w="1296"/>
+          </w:tcPr>
+          <w:p>
+            <w:pPr>
+              <w:jc w:val="center"/>
+            </w:pPr>
+            <w:r>
+              <w:rPr>
+                <w:sz w:val="18"/>
+              </w:rPr>
+            </w:r>
+            <w:r>
+              <w:rPr>
+                <w:sz w:val="18"/>
+              </w:rPr>
+              <w:t>73</w:t>
+            </w:r>
+          </w:p>
+        </w:tc>
+        <w:tc>
+          <w:tcPr>
+            <w:tcW w:type="dxa" w:w="1296"/>
+          </w:tcPr>
+          <w:p>
+            <w:pPr>
+              <w:jc w:val="center"/>
+            </w:pPr>
+            <w:r>
+              <w:rPr>
+                <w:sz w:val="18"/>
+              </w:rPr>
+            </w:r>
+            <w:r>
+              <w:rPr>
+                <w:sz w:val="18"/>
+              </w:rPr>
+              <w:t>43</w:t>
+            </w:r>
+          </w:p>
+        </w:tc>
+        <w:tc>
+          <w:tcPr>
+            <w:tcW w:type="dxa" w:w="1296"/>
+          </w:tcPr>
+          <w:p>
+            <w:pPr>
+              <w:jc w:val="center"/>
+            </w:pPr>
+            <w:r>
+              <w:rPr>
+                <w:sz w:val="18"/>
+              </w:rPr>
+            </w:r>
+            <w:r>
+              <w:rPr>
+                <w:sz w:val="18"/>
+              </w:rPr>
+              <w:t>512</w:t>
+            </w:r>
+          </w:p>
+        </w:tc>
+        <w:tc>
+          <w:tcPr>
+            <w:tcW w:type="dxa" w:w="1296"/>
+          </w:tcPr>
+          <w:p>
+            <w:pPr>
+              <w:jc w:val="center"/>
+            </w:pPr>
+            <w:r>
+              <w:rPr>
+                <w:sz w:val="18"/>
+              </w:rPr>
+            </w:r>
+            <w:r>
+              <w:rPr>
+                <w:sz w:val="18"/>
+              </w:rPr>
+              <w:t>92</w:t>
+            </w:r>
+          </w:p>
+        </w:tc>
+        <w:tc>
+          <w:tcPr>
+            <w:tcW w:type="dxa" w:w="1296"/>
+          </w:tcPr>
+          <w:p>
+            <w:pPr>
+              <w:jc w:val="center"/>
+            </w:pPr>
+            <w:r>
+              <w:rPr>
+                <w:sz w:val="18"/>
+              </w:rPr>
+            </w:r>
+            <w:r>
+              <w:rPr>
+                <w:b/>
+                <w:sz w:val="18"/>
+              </w:rPr>
+              <w:t>604</w:t>
+            </w:r>
+          </w:p>
+        </w:tc>
+      </w:tr>
+      <w:tr>
+        <w:tc>
+          <w:tcPr>
+            <w:tcW w:type="dxa" w:w="1296"/>
+          </w:tcPr>
+          <w:p>
+            <w:pPr>
+              <w:jc w:val="center"/>
+            </w:pPr>
+            <w:r>
+              <w:rPr>
+                <w:sz w:val="18"/>
+              </w:rPr>
+            </w:r>
+            <w:r>
+              <w:rPr>
+                <w:sz w:val="18"/>
+              </w:rPr>
+              <w:t>Diaporthe</w:t>
+            </w:r>
+          </w:p>
+        </w:tc>
+        <w:tc>
+          <w:tcPr>
+            <w:tcW w:type="dxa" w:w="1296"/>
+          </w:tcPr>
+          <w:p>
+            <w:pPr>
+              <w:jc w:val="center"/>
+            </w:pPr>
+            <w:r>
+              <w:rPr>
+                <w:sz w:val="18"/>
+              </w:rPr>
+            </w:r>
+            <w:r>
+              <w:rPr>
+                <w:sz w:val="18"/>
+              </w:rPr>
+              <w:t>138</w:t>
+            </w:r>
+          </w:p>
+        </w:tc>
+        <w:tc>
+          <w:tcPr>
+            <w:tcW w:type="dxa" w:w="1296"/>
+          </w:tcPr>
+          <w:p>
+            <w:pPr>
+              <w:jc w:val="center"/>
+            </w:pPr>
+            <w:r>
+              <w:rPr>
+                <w:sz w:val="18"/>
+              </w:rPr>
+            </w:r>
+            <w:r>
+              <w:rPr>
+                <w:sz w:val="18"/>
+              </w:rPr>
+              <w:t>35</w:t>
+            </w:r>
+          </w:p>
+        </w:tc>
+        <w:tc>
+          <w:tcPr>
+            <w:tcW w:type="dxa" w:w="1296"/>
+          </w:tcPr>
+          <w:p>
+            <w:pPr>
+              <w:jc w:val="center"/>
+            </w:pPr>
+            <w:r>
+              <w:rPr>
+                <w:sz w:val="18"/>
+              </w:rPr>
+            </w:r>
+            <w:r>
+              <w:rPr>
+                <w:sz w:val="18"/>
+              </w:rPr>
+              <w:t>14</w:t>
+            </w:r>
+          </w:p>
+        </w:tc>
+        <w:tc>
+          <w:tcPr>
+            <w:tcW w:type="dxa" w:w="1296"/>
+          </w:tcPr>
+          <w:p>
+            <w:pPr>
+              <w:jc w:val="center"/>
+            </w:pPr>
+            <w:r>
+              <w:rPr>
+                <w:sz w:val="18"/>
+              </w:rPr>
+            </w:r>
+            <w:r>
+              <w:rPr>
+                <w:sz w:val="18"/>
+              </w:rPr>
+              <w:t>187</w:t>
+            </w:r>
+          </w:p>
+        </w:tc>
+        <w:tc>
+          <w:tcPr>
+            <w:tcW w:type="dxa" w:w="1296"/>
+          </w:tcPr>
+          <w:p>
+            <w:pPr>
+              <w:jc w:val="center"/>
+            </w:pPr>
+            <w:r>
+              <w:rPr>
+                <w:sz w:val="18"/>
+              </w:rPr>
+            </w:r>
+            <w:r>
+              <w:rPr>
+                <w:sz w:val="18"/>
+              </w:rPr>
+              <w:t>110</w:t>
+            </w:r>
+          </w:p>
+        </w:tc>
+        <w:tc>
+          <w:tcPr>
+            <w:tcW w:type="dxa" w:w="1296"/>
+          </w:tcPr>
+          <w:p>
+            <w:pPr>
+              <w:jc w:val="center"/>
+            </w:pPr>
+            <w:r>
+              <w:rPr>
+                <w:sz w:val="18"/>
+              </w:rPr>
+            </w:r>
+            <w:r>
+              <w:rPr>
+                <w:b/>
+                <w:sz w:val="18"/>
+              </w:rPr>
+              <w:t>297</w:t>
+            </w:r>
+          </w:p>
+        </w:tc>
+      </w:tr>
+      <w:tr>
+        <w:tc>
+          <w:tcPr>
+            <w:tcW w:type="dxa" w:w="1296"/>
+          </w:tcPr>
+          <w:p>
+            <w:pPr>
+              <w:jc w:val="center"/>
+            </w:pPr>
+            <w:r>
+              <w:rPr>
+                <w:sz w:val="18"/>
+              </w:rPr>
+            </w:r>
+            <w:r>
+              <w:rPr>
+                <w:b/>
+                <w:sz w:val="18"/>
+              </w:rPr>
+              <w:t>合计</w:t>
+            </w:r>
+          </w:p>
+        </w:tc>
+        <w:tc>
+          <w:tcPr>
+            <w:tcW w:type="dxa" w:w="1296"/>
+          </w:tcPr>
+          <w:p>
+            <w:pPr>
+              <w:jc w:val="center"/>
+            </w:pPr>
+            <w:r>
+              <w:rPr>
+                <w:sz w:val="18"/>
+              </w:rPr>
+            </w:r>
+            <w:r>
+              <w:rPr>
+                <w:b/>
+                <w:sz w:val="18"/>
+              </w:rPr>
+              <w:t>668</w:t>
+            </w:r>
+          </w:p>
+        </w:tc>
+        <w:tc>
+          <w:tcPr>
+            <w:tcW w:type="dxa" w:w="1296"/>
+          </w:tcPr>
+          <w:p>
+            <w:pPr>
+              <w:jc w:val="center"/>
+            </w:pPr>
+            <w:r>
+              <w:rPr>
+                <w:sz w:val="18"/>
+              </w:rPr>
+            </w:r>
+            <w:r>
+              <w:rPr>
+                <w:b/>
+                <w:sz w:val="18"/>
+              </w:rPr>
+              <w:t>194</w:t>
+            </w:r>
+          </w:p>
+        </w:tc>
+        <w:tc>
+          <w:tcPr>
+            <w:tcW w:type="dxa" w:w="1296"/>
+          </w:tcPr>
+          <w:p>
+            <w:pPr>
+              <w:jc w:val="center"/>
+            </w:pPr>
+            <w:r>
+              <w:rPr>
+                <w:sz w:val="18"/>
+              </w:rPr>
+            </w:r>
+            <w:r>
+              <w:rPr>
+                <w:b/>
+                <w:sz w:val="18"/>
+              </w:rPr>
+              <w:t>188</w:t>
+            </w:r>
+          </w:p>
+        </w:tc>
+        <w:tc>
+          <w:tcPr>
+            <w:tcW w:type="dxa" w:w="1296"/>
+          </w:tcPr>
+          <w:p>
+            <w:pPr>
+              <w:jc w:val="center"/>
+            </w:pPr>
+            <w:r>
+              <w:rPr>
+                <w:sz w:val="18"/>
+              </w:rPr>
+            </w:r>
+            <w:r>
+              <w:rPr>
+                <w:b/>
+                <w:sz w:val="18"/>
+              </w:rPr>
+              <w:t>1,050</w:t>
+            </w:r>
+          </w:p>
+        </w:tc>
+        <w:tc>
+          <w:tcPr>
+            <w:tcW w:type="dxa" w:w="1296"/>
+          </w:tcPr>
+          <w:p>
+            <w:pPr>
+              <w:jc w:val="center"/>
+            </w:pPr>
+            <w:r>
+              <w:rPr>
+                <w:sz w:val="18"/>
+              </w:rPr>
+            </w:r>
+            <w:r>
+              <w:rPr>
+                <w:b/>
+                <w:sz w:val="18"/>
+              </w:rPr>
+              <w:t>455</w:t>
+            </w:r>
+          </w:p>
+        </w:tc>
+        <w:tc>
+          <w:tcPr>
+            <w:tcW w:type="dxa" w:w="1296"/>
+          </w:tcPr>
+          <w:p>
+            <w:pPr>
+              <w:jc w:val="center"/>
+            </w:pPr>
+            <w:r>
+              <w:rPr>
+                <w:sz w:val="18"/>
+              </w:rPr>
+            </w:r>
+            <w:r>
+              <w:rPr>
+                <w:b/>
+                <w:sz w:val="18"/>
+              </w:rPr>
+              <w:t>1,505</w:t>
+            </w:r>
+          </w:p>
+        </w:tc>
+      </w:tr>
+    </w:tbl>
+    <w:p/>
+    <w:p>
+      <w:pPr>
+        <w:spacing w:after="60"/>
+        <w:ind w:left="454"/>
+      </w:pPr>
+      <w:r>
+        <w:rPr>
+          <w:color w:val="444444"/>
+          <w:sz w:val="19"/>
+        </w:rPr>
+        <w:t>三类小计占号级不一致的 69.8%；「其余次要类别」含标本号 85 条、并名冲突 50 条、书写错误 25 条等。</w:t>
       </w:r>
     </w:p>
     <w:p>

--- a/交付_三属对照_20261022/05_论文章节/论文_v1.3_整理前.docx
+++ b/交付_三属对照_20261022/05_论文章节/论文_v1.3_整理前.docx
@@ -1625,7 +1625,7 @@
         <w:ind w:firstLine="0"/>
       </w:pPr>
       <w:r>
-        <w:t>当 NCBI 保留独立 taxon 而 MycoBank 并入他名时，按证据强度分四级（表 2）：A 级是同行评议论文正式列入异名表，可作结论；B 级是论文论证应合并但未做命名学处理，只能说「学界倾向」；C 级是未检索到修订文献，不可作结论；D 级是 MycoBank 的合并缺乏文献支持，标为候选。同名异物（homonym，同一双名为不同作者所描述）不属证据强度序列，须按命名人与模式材料对号后单独定案（见 3.2 表 7）。</w:t>
+        <w:t>当 NCBI 保留独立 taxon 而 MycoBank 并入他名时，按证据强度分四级（表 2）：A 级是同行评议论文正式列入异名表，可作结论；B 级是论文论证应合并但未做命名学处理，只能说「学界倾向」；C 级是未检索到修订文献，不可作结论；D 级是 MycoBank 的合并缺乏文献支持，标为候选。同名异物（homonym，同一双名为不同作者所描述）不属证据强度序列，须按命名人与模式材料对号后单独定案（见 3.2 表 6）。</w:t>
       </w:r>
     </w:p>
     <w:p>
@@ -2420,396 +2420,40 @@
         <w:ind w:firstLine="0"/>
       </w:pPr>
       <w:r>
-        <w:t>先给三个总数的定义与筛选流程（表 3、图 1），再依次回答三问：能核对多少、有多少不一致、这个数可不可信。</w:t>
-      </w:r>
-    </w:p>
-    <w:p>
-      <w:pPr>
-        <w:ind w:firstLine="0"/>
-      </w:pPr>
-      <w:r>
         <w:rPr>
           <w:b/>
         </w:rPr>
-        <w:t>表 3</w:t>
-      </w:r>
-      <w:r>
-        <w:t xml:space="preserve">　三个总数：全部号、可核号与不可核号</w:t>
-      </w:r>
-    </w:p>
-    <w:tbl>
-      <w:tblPr>
-        <w:tblStyle w:val="TableGrid"/>
-        <w:tblW w:type="auto" w:w="0"/>
-        <w:jc w:val="center"/>
-        <w:tblLook w:firstColumn="1" w:firstRow="1" w:lastColumn="0" w:lastRow="0" w:noHBand="0" w:noVBand="1" w:val="04A0"/>
-      </w:tblPr>
-      <w:tblGrid>
-        <w:gridCol w:w="2268"/>
-        <w:gridCol w:w="2268"/>
-        <w:gridCol w:w="2268"/>
-        <w:gridCol w:w="2268"/>
-      </w:tblGrid>
-      <w:tr>
-        <w:tc>
-          <w:tcPr>
-            <w:tcW w:type="dxa" w:w="2268"/>
-          </w:tcPr>
-          <w:p>
-            <w:pPr>
-              <w:jc w:val="center"/>
-            </w:pPr>
-            <w:r>
-              <w:rPr>
-                <w:b/>
-                <w:sz w:val="18"/>
-              </w:rPr>
-            </w:r>
-            <w:r>
-              <w:rPr>
-                <w:b/>
-                <w:sz w:val="18"/>
-              </w:rPr>
-              <w:t>总数</w:t>
-            </w:r>
-          </w:p>
-        </w:tc>
-        <w:tc>
-          <w:tcPr>
-            <w:tcW w:type="dxa" w:w="2268"/>
-          </w:tcPr>
-          <w:p>
-            <w:pPr>
-              <w:jc w:val="center"/>
-            </w:pPr>
-            <w:r>
-              <w:rPr>
-                <w:b/>
-                <w:sz w:val="18"/>
-              </w:rPr>
-            </w:r>
-            <w:r>
-              <w:rPr>
-                <w:b/>
-                <w:sz w:val="18"/>
-              </w:rPr>
-              <w:t>含义</w:t>
-            </w:r>
-          </w:p>
-        </w:tc>
-        <w:tc>
-          <w:tcPr>
-            <w:tcW w:type="dxa" w:w="2268"/>
-          </w:tcPr>
-          <w:p>
-            <w:pPr>
-              <w:jc w:val="center"/>
-            </w:pPr>
-            <w:r>
-              <w:rPr>
-                <w:b/>
-                <w:sz w:val="18"/>
-              </w:rPr>
-            </w:r>
-            <w:r>
-              <w:rPr>
-                <w:b/>
-                <w:sz w:val="18"/>
-              </w:rPr>
-              <w:t>数量</w:t>
-            </w:r>
-          </w:p>
-        </w:tc>
-        <w:tc>
-          <w:tcPr>
-            <w:tcW w:type="dxa" w:w="2268"/>
-          </w:tcPr>
-          <w:p>
-            <w:pPr>
-              <w:jc w:val="center"/>
-            </w:pPr>
-            <w:r>
-              <w:rPr>
-                <w:b/>
-                <w:sz w:val="18"/>
-              </w:rPr>
-            </w:r>
-            <w:r>
-              <w:rPr>
-                <w:b/>
-                <w:sz w:val="18"/>
-              </w:rPr>
-              <w:t>占全部</w:t>
-            </w:r>
-          </w:p>
-        </w:tc>
-      </w:tr>
-      <w:tr>
-        <w:tc>
-          <w:tcPr>
-            <w:tcW w:type="dxa" w:w="2268"/>
-          </w:tcPr>
-          <w:p>
-            <w:pPr>
-              <w:jc w:val="center"/>
-            </w:pPr>
-            <w:r>
-              <w:rPr>
-                <w:sz w:val="18"/>
-              </w:rPr>
-            </w:r>
-            <w:r>
-              <w:rPr>
-                <w:sz w:val="18"/>
-              </w:rPr>
-              <w:t>全部号</w:t>
-            </w:r>
-          </w:p>
-        </w:tc>
-        <w:tc>
-          <w:tcPr>
-            <w:tcW w:type="dxa" w:w="2268"/>
-          </w:tcPr>
-          <w:p>
-            <w:pPr>
-              <w:jc w:val="center"/>
-            </w:pPr>
-            <w:r>
-              <w:rPr>
-                <w:sz w:val="18"/>
-              </w:rPr>
-            </w:r>
-            <w:r>
-              <w:rPr>
-                <w:sz w:val="18"/>
-              </w:rPr>
-              <w:t>三属全部号级单元格</w:t>
-            </w:r>
-          </w:p>
-        </w:tc>
-        <w:tc>
-          <w:tcPr>
-            <w:tcW w:type="dxa" w:w="2268"/>
-          </w:tcPr>
-          <w:p>
-            <w:pPr>
-              <w:jc w:val="center"/>
-            </w:pPr>
-            <w:r>
-              <w:rPr>
-                <w:sz w:val="18"/>
-              </w:rPr>
-            </w:r>
-            <w:r>
-              <w:rPr>
-                <w:sz w:val="18"/>
-              </w:rPr>
-              <w:t>11,103</w:t>
-            </w:r>
-          </w:p>
-        </w:tc>
-        <w:tc>
-          <w:tcPr>
-            <w:tcW w:type="dxa" w:w="2268"/>
-          </w:tcPr>
-          <w:p>
-            <w:pPr>
-              <w:jc w:val="center"/>
-            </w:pPr>
-            <w:r>
-              <w:rPr>
-                <w:sz w:val="18"/>
-              </w:rPr>
-            </w:r>
-            <w:r>
-              <w:rPr>
-                <w:sz w:val="18"/>
-              </w:rPr>
-              <w:t>100%</w:t>
-            </w:r>
-          </w:p>
-        </w:tc>
-      </w:tr>
-      <w:tr>
-        <w:tc>
-          <w:tcPr>
-            <w:tcW w:type="dxa" w:w="2268"/>
-          </w:tcPr>
-          <w:p>
-            <w:pPr>
-              <w:jc w:val="center"/>
-            </w:pPr>
-            <w:r>
-              <w:rPr>
-                <w:sz w:val="18"/>
-              </w:rPr>
-            </w:r>
-            <w:r>
-              <w:rPr>
-                <w:sz w:val="18"/>
-              </w:rPr>
-              <w:t>可核号</w:t>
-            </w:r>
-          </w:p>
-        </w:tc>
-        <w:tc>
-          <w:tcPr>
-            <w:tcW w:type="dxa" w:w="2268"/>
-          </w:tcPr>
-          <w:p>
-            <w:pPr>
-              <w:jc w:val="center"/>
-            </w:pPr>
-            <w:r>
-              <w:rPr>
-                <w:sz w:val="18"/>
-              </w:rPr>
-            </w:r>
-            <w:r>
-              <w:rPr>
-                <w:sz w:val="18"/>
-              </w:rPr>
-              <w:t>所在机构有公开机读目录（CBS / ICMP / CGMCC）</w:t>
-            </w:r>
-          </w:p>
-        </w:tc>
-        <w:tc>
-          <w:tcPr>
-            <w:tcW w:type="dxa" w:w="2268"/>
-          </w:tcPr>
-          <w:p>
-            <w:pPr>
-              <w:jc w:val="center"/>
-            </w:pPr>
-            <w:r>
-              <w:rPr>
-                <w:sz w:val="18"/>
-              </w:rPr>
-            </w:r>
-            <w:r>
-              <w:rPr>
-                <w:sz w:val="18"/>
-              </w:rPr>
-              <w:t>3,040</w:t>
-            </w:r>
-          </w:p>
-        </w:tc>
-        <w:tc>
-          <w:tcPr>
-            <w:tcW w:type="dxa" w:w="2268"/>
-          </w:tcPr>
-          <w:p>
-            <w:pPr>
-              <w:jc w:val="center"/>
-            </w:pPr>
-            <w:r>
-              <w:rPr>
-                <w:sz w:val="18"/>
-              </w:rPr>
-            </w:r>
-            <w:r>
-              <w:rPr>
-                <w:sz w:val="18"/>
-              </w:rPr>
-              <w:t>27.4%</w:t>
-            </w:r>
-          </w:p>
-        </w:tc>
-      </w:tr>
-      <w:tr>
-        <w:tc>
-          <w:tcPr>
-            <w:tcW w:type="dxa" w:w="2268"/>
-          </w:tcPr>
-          <w:p>
-            <w:pPr>
-              <w:jc w:val="center"/>
-            </w:pPr>
-            <w:r>
-              <w:rPr>
-                <w:sz w:val="18"/>
-              </w:rPr>
-            </w:r>
-            <w:r>
-              <w:rPr>
-                <w:sz w:val="18"/>
-              </w:rPr>
-              <w:t>不可核号</w:t>
-            </w:r>
-          </w:p>
-        </w:tc>
-        <w:tc>
-          <w:tcPr>
-            <w:tcW w:type="dxa" w:w="2268"/>
-          </w:tcPr>
-          <w:p>
-            <w:pPr>
-              <w:jc w:val="center"/>
-            </w:pPr>
-            <w:r>
-              <w:rPr>
-                <w:sz w:val="18"/>
-              </w:rPr>
-            </w:r>
-            <w:r>
-              <w:rPr>
-                <w:sz w:val="18"/>
-              </w:rPr>
-              <w:t>机构无可机读目录（NRRL、DAOM、HMAS、BRIP、CPC、MFLUCC 等），或为研究者工作编号</w:t>
-            </w:r>
-          </w:p>
-        </w:tc>
-        <w:tc>
-          <w:tcPr>
-            <w:tcW w:type="dxa" w:w="2268"/>
-          </w:tcPr>
-          <w:p>
-            <w:pPr>
-              <w:jc w:val="center"/>
-            </w:pPr>
-            <w:r>
-              <w:rPr>
-                <w:sz w:val="18"/>
-              </w:rPr>
-            </w:r>
-            <w:r>
-              <w:rPr>
-                <w:sz w:val="18"/>
-              </w:rPr>
-              <w:t>8,063</w:t>
-            </w:r>
-          </w:p>
-        </w:tc>
-        <w:tc>
-          <w:tcPr>
-            <w:tcW w:type="dxa" w:w="2268"/>
-          </w:tcPr>
-          <w:p>
-            <w:pPr>
-              <w:jc w:val="center"/>
-            </w:pPr>
-            <w:r>
-              <w:rPr>
-                <w:sz w:val="18"/>
-              </w:rPr>
-            </w:r>
-            <w:r>
-              <w:rPr>
-                <w:sz w:val="18"/>
-              </w:rPr>
-              <w:t>72.6%</w:t>
-            </w:r>
-          </w:p>
-        </w:tc>
-      </w:tr>
-    </w:tbl>
-    <w:p/>
-    <w:p>
-      <w:pPr>
-        <w:ind w:firstLine="0"/>
-      </w:pPr>
-      <w:r>
-        <w:t>三个总数的关系见图 1。</w:t>
+        <w:t>先确定三个总数。</w:t>
+      </w:r>
+      <w:r>
+        <w:t xml:space="preserve"> 三属合计 </w:t>
+      </w:r>
+      <w:r>
+        <w:rPr>
+          <w:b/>
+        </w:rPr>
+        <w:t>11,103</w:t>
+      </w:r>
+      <w:r>
+        <w:t xml:space="preserve"> 个号级单元格。其中 </w:t>
+      </w:r>
+      <w:r>
+        <w:rPr>
+          <w:b/>
+        </w:rPr>
+        <w:t>3,040 个（27.4%）</w:t>
+      </w:r>
+      <w:r>
+        <w:t xml:space="preserve"> 所在机构（CBS、ICMP、CGMCC）有公开机读目录，可直接在目录里核对；其余 </w:t>
+      </w:r>
+      <w:r>
+        <w:rPr>
+          <w:b/>
+        </w:rPr>
+        <w:t>8,063 个（72.6%）</w:t>
+      </w:r>
+      <w:r>
+        <w:t xml:space="preserve"> 的所在机构没有公开机读目录（NRRL、DAOM、HMAS、BRIP、CPC、MFLUCC 等），或那里填的只是研究者自己的工作编号，无从比对。三者的筛选关系见图 1。</w:t>
       </w:r>
     </w:p>
     <w:p>
@@ -2891,7 +2535,7 @@
         <w:t>能核对多少。</w:t>
       </w:r>
       <w:r>
-        <w:t xml:space="preserve"> 三属可核率相差约两倍（40.9% ÷ 18.6% = 2.20；表 4、图 2），但原因不在记录质量：</w:t>
+        <w:t xml:space="preserve"> 三属可核率相差约两倍（40.9% ÷ 18.6% = 2.20；表 3、图 2），但原因不在记录质量：</w:t>
       </w:r>
       <w:r>
         <w:rPr>
@@ -3042,7 +2686,7 @@
         <w:rPr>
           <w:b/>
         </w:rPr>
-        <w:t>表 4</w:t>
+        <w:t>表 3</w:t>
       </w:r>
       <w:r>
         <w:t xml:space="preserve">　三属总体</w:t>
@@ -5102,7 +4746,7 @@
         <w:rPr>
           <w:b/>
         </w:rPr>
-        <w:t>表 5</w:t>
+        <w:t>表 4</w:t>
       </w:r>
       <w:r>
         <w:t xml:space="preserve">　反向审计前后号级不一致率（保守与乐观两种口径）</w:t>
@@ -5816,7 +5460,7 @@
         <w:t>12 条需修正</w:t>
       </w:r>
       <w:r>
-        <w:t>（见下文表 6）。这并不推翻上面的率——其中 9 条只是把错的一方由 GenBank 改判为机构目录，3 条与已剔除的 156 条同类——但它决定了下面两条证据各自的用途：</w:t>
+        <w:t>（见下文表 5）。这并不推翻上面的率——其中 9 条只是把错的一方由 GenBank 改判为机构目录，3 条与已剔除的 156 条同类——但它决定了下面两条证据各自的用途：</w:t>
       </w:r>
       <w:r>
         <w:rPr>
@@ -5886,7 +5530,7 @@
         <w:rPr>
           <w:b/>
         </w:rPr>
-        <w:t>表 6</w:t>
+        <w:t>表 5</w:t>
       </w:r>
       <w:r>
         <w:t xml:space="preserve">　30 条验证子样本的裁决分布</w:t>
@@ -6724,7 +6368,7 @@
         <w:ind w:firstLine="0"/>
       </w:pPr>
       <w:r>
-        <w:t>如表 6，三层各 10 条中判为「需修正」的分别是 3、3、6 条（依次为：该号其实存在、机构记名与原始发表不符、机构目录未公开类型信息）；合计 23 条有明确文献结论，其中 11 条支持本文判定、12 条需修正，另 7 条无法判定。</w:t>
+        <w:t>如表 5，三层各 10 条中判为「需修正」的分别是 3、3、6 条（依次为：该号其实存在、机构记名与原始发表不符、机构目录未公开类型信息）；合计 23 条有明确文献结论，其中 11 条支持本文判定、12 条需修正，另 7 条无法判定。</w:t>
       </w:r>
     </w:p>
     <w:p>
@@ -6916,7 +6560,7 @@
         <w:t>全部逐条核查</w:t>
       </w:r>
       <w:r>
-        <w:t>，结果如表 7：</w:t>
+        <w:t>，结果如表 6：</w:t>
       </w:r>
     </w:p>
     <w:p>
@@ -6927,7 +6571,7 @@
         <w:rPr>
           <w:b/>
         </w:rPr>
-        <w:t>表 7</w:t>
+        <w:t>表 6</w:t>
       </w:r>
       <w:r>
         <w:t xml:space="preserve">　三属 160 条种级分歧的逐条裁决结果</w:t>
@@ -8134,7 +7778,7 @@
         <w:rPr>
           <w:b/>
         </w:rPr>
-        <w:t>表 7 中 I 级 4 条的处置</w:t>
+        <w:t>表 6 中 I 级 4 条的处置</w:t>
       </w:r>
       <w:r>
         <w:t>：3 条经按命名人与模式材料对号后</w:t>
@@ -8178,7 +7822,7 @@
         <w:t>名字关系的总体构成</w:t>
       </w:r>
       <w:r>
-        <w:t>（表 1 的五种情形，按 MycoBank 全表 426,834 行统计）：自己即接受名 247,077 行（57.9%）、换属 92,314 行（21.6%）、真异名 60,330 行（14.1%）、拼写/性别更正 27,061 行（6.3%）、同名不同写法 52 行（&lt;0.1%）。</w:t>
+        <w:t>（表 1 的五种情形，按 MycoBank 全表 326,834 行统计）：自己即接受名 247,077 行（57.9%）、换属 92,314 行（21.6%）、真异名 60,330 行（14.1%）、拼写/性别更正 27,061 行（6.3%）、同名不同写法 52 行（&lt;0.1%）。</w:t>
       </w:r>
       <w:r>
         <w:rPr>
@@ -8436,7 +8080,7 @@
         <w:t>两库在不同策展对象上的投入不同</w:t>
       </w:r>
       <w:r>
-        <w:t>。两库的分工见表 8。把它们笼统说成"一个只增不并、一个主动合并"并不准确——NCBI 在模式材料一侧是</w:t>
+        <w:t>。两库的分工见表 7。把它们笼统说成"一个只增不并、一个主动合并"并不准确——NCBI 在模式材料一侧是</w:t>
       </w:r>
       <w:r>
         <w:rPr>
@@ -8456,7 +8100,7 @@
         <w:rPr>
           <w:b/>
         </w:rPr>
-        <w:t>表 8</w:t>
+        <w:t>表 7</w:t>
       </w:r>
       <w:r>
         <w:t xml:space="preserve">　两库在不同策展对象上的分工</w:t>
@@ -11070,7 +10714,7 @@
               <w:rPr>
                 <w:sz w:val="18"/>
               </w:rPr>
-              <w:t>表 5、3.1</w:t>
+              <w:t>表 4、3.1</w:t>
             </w:r>
           </w:p>
         </w:tc>
@@ -11111,10 +10755,10 @@
         <w:rPr>
           <w:b/>
         </w:rPr>
-        <w:t>表（正文已编为表 1–8）</w:t>
-      </w:r>
-      <w:r>
-        <w:t>：表 1 名字关系五种情形｜表 2 证据分级｜表 3 三个总数｜表 4 三属总体｜表 5 反向审计前后｜表 6 验证子样本裁决｜表 7 三属种级分歧裁决｜表 8 两库分工；</w:t>
+        <w:t>表（正文已编为表 1–7）</w:t>
+      </w:r>
+      <w:r>
+        <w:t>：表 1 名字关系五种情形｜表 2 证据分级｜表 3 三属总体（含号级不一致的内部构成）｜表 4 反向审计前后｜表 5 验证子样本裁决｜表 6 三属种级分歧裁决｜表 7 两库分工；</w:t>
       </w:r>
       <w:r>
         <w:rPr>

--- a/交付_三属对照_20261022/05_论文章节/论文_v1.3_整理前.docx
+++ b/交付_三属对照_20261022/05_论文章节/论文_v1.3_整理前.docx
@@ -7822,7 +7822,7 @@
         <w:t>名字关系的总体构成</w:t>
       </w:r>
       <w:r>
-        <w:t>（表 1 的五种情形，按 MycoBank 全表 326,834 行统计）：自己即接受名 247,077 行（57.9%）、换属 92,314 行（21.6%）、真异名 60,330 行（14.1%）、拼写/性别更正 27,061 行（6.3%）、同名不同写法 52 行（&lt;0.1%）。</w:t>
+        <w:t>（表 1 的五种情形，按 MycoBank 全表 426,834 行统计）：自己即接受名 247,077 行（57.9%）、换属 92,314 行（21.6%）、真异名 60,330 行（14.1%）、拼写/性别更正 27,061 行（6.3%）、同名不同写法 52 行（&lt;0.1%）。</w:t>
       </w:r>
       <w:r>
         <w:rPr>
